--- a/PE-FCE-2026-2027.docx
+++ b/PE-FCE-2026-2027.docx
@@ -8,8 +8,8 @@
         <w:tblLook w:firstColumn="1" w:firstRow="1" w:lastColumn="0" w:lastRow="0" w:noHBand="0" w:noVBand="1" w:val="04A0"/>
       </w:tblPr>
       <w:tblGrid>
-        <w:gridCol w:w="5273"/>
-        <w:gridCol w:w="5273"/>
+        <w:gridCol w:w="5103"/>
+        <w:gridCol w:w="5103"/>
       </w:tblGrid>
       <w:tr>
         <w:tc>
@@ -17,11 +17,17 @@
             <w:tcW w:type="dxa" w:w="4200"/>
             <w:vAlign w:val="center"/>
             <w:tcMar>
-              <w:top w:w="40" w:type="dxa"/>
-              <w:bottom w:w="40" w:type="dxa"/>
+              <w:top w:w="30" w:type="dxa"/>
+              <w:bottom w:w="30" w:type="dxa"/>
               <w:left w:w="40" w:type="dxa"/>
               <w:right w:w="40" w:type="dxa"/>
             </w:tcMar>
+            <w:tcBorders>
+              <w:top w:val="nil"/>
+              <w:left w:val="nil"/>
+              <w:bottom w:val="nil"/>
+              <w:right w:val="nil"/>
+            </w:tcBorders>
           </w:tcPr>
           <w:p>
             <w:pPr>
@@ -32,7 +38,8 @@
               <w:rPr>
                 <w:rFonts w:ascii="Times New Roman" w:hAnsi="Times New Roman" w:eastAsia="Times New Roman" w:cs="Times New Roman"/>
                 <w:b/>
-                <w:sz w:val="16"/>
+                <w:i w:val="0"/>
+                <w:sz w:val="22"/>
               </w:rPr>
               <w:t>MINISTERE DE L’EDUCATION NATIONALE</w:t>
             </w:r>
@@ -45,7 +52,8 @@
               <w:rPr>
                 <w:rFonts w:ascii="Times New Roman" w:hAnsi="Times New Roman" w:eastAsia="Times New Roman" w:cs="Times New Roman"/>
                 <w:b/>
-                <w:sz w:val="16"/>
+                <w:i w:val="0"/>
+                <w:sz w:val="22"/>
               </w:rPr>
               <w:t>DREN : ALAOTRA MANGORO</w:t>
             </w:r>
@@ -58,7 +66,8 @@
               <w:rPr>
                 <w:rFonts w:ascii="Times New Roman" w:hAnsi="Times New Roman" w:eastAsia="Times New Roman" w:cs="Times New Roman"/>
                 <w:b/>
-                <w:sz w:val="16"/>
+                <w:i w:val="0"/>
+                <w:sz w:val="22"/>
               </w:rPr>
               <w:t>CISCO : ANOSIBE AN’ALA</w:t>
             </w:r>
@@ -71,7 +80,8 @@
               <w:rPr>
                 <w:rFonts w:ascii="Times New Roman" w:hAnsi="Times New Roman" w:eastAsia="Times New Roman" w:cs="Times New Roman"/>
                 <w:b/>
-                <w:sz w:val="16"/>
+                <w:i w:val="0"/>
+                <w:sz w:val="22"/>
               </w:rPr>
               <w:t>COMMUNE : TRATRAMARINA</w:t>
             </w:r>
@@ -84,7 +94,8 @@
               <w:rPr>
                 <w:rFonts w:ascii="Times New Roman" w:hAnsi="Times New Roman" w:eastAsia="Times New Roman" w:cs="Times New Roman"/>
                 <w:b/>
-                <w:sz w:val="16"/>
+                <w:i w:val="0"/>
+                <w:sz w:val="22"/>
               </w:rPr>
               <w:t>ZAP : TRATRAMARINA</w:t>
             </w:r>
@@ -97,7 +108,8 @@
               <w:rPr>
                 <w:rFonts w:ascii="Times New Roman" w:hAnsi="Times New Roman" w:eastAsia="Times New Roman" w:cs="Times New Roman"/>
                 <w:b/>
-                <w:sz w:val="16"/>
+                <w:i w:val="0"/>
+                <w:sz w:val="22"/>
               </w:rPr>
               <w:t>FOKONTANY : TRATRAMARINA</w:t>
             </w:r>
@@ -110,7 +122,8 @@
               <w:rPr>
                 <w:rFonts w:ascii="Times New Roman" w:hAnsi="Times New Roman" w:eastAsia="Times New Roman" w:cs="Times New Roman"/>
                 <w:b/>
-                <w:sz w:val="16"/>
+                <w:i w:val="0"/>
+                <w:sz w:val="22"/>
               </w:rPr>
               <w:t>EPP : ANDRANOMAFANA</w:t>
             </w:r>
@@ -123,7 +136,8 @@
               <w:rPr>
                 <w:rFonts w:ascii="Times New Roman" w:hAnsi="Times New Roman" w:eastAsia="Times New Roman" w:cs="Times New Roman"/>
                 <w:b/>
-                <w:sz w:val="16"/>
+                <w:i w:val="0"/>
+                <w:sz w:val="22"/>
               </w:rPr>
               <w:t>CODE : 506 090 012</w:t>
             </w:r>
@@ -134,11 +148,17 @@
             <w:tcW w:type="dxa" w:w="5200"/>
             <w:vAlign w:val="center"/>
             <w:tcMar>
-              <w:top w:w="40" w:type="dxa"/>
-              <w:bottom w:w="40" w:type="dxa"/>
+              <w:top w:w="30" w:type="dxa"/>
+              <w:bottom w:w="30" w:type="dxa"/>
               <w:left w:w="40" w:type="dxa"/>
               <w:right w:w="40" w:type="dxa"/>
             </w:tcMar>
+            <w:tcBorders>
+              <w:top w:val="nil"/>
+              <w:left w:val="nil"/>
+              <w:bottom w:val="nil"/>
+              <w:right w:val="nil"/>
+            </w:tcBorders>
           </w:tcPr>
           <w:p>
             <w:pPr>
@@ -149,7 +169,8 @@
               <w:rPr>
                 <w:rFonts w:ascii="Times New Roman" w:hAnsi="Times New Roman" w:eastAsia="Times New Roman" w:cs="Times New Roman"/>
                 <w:b/>
-                <w:sz w:val="22"/>
+                <w:i w:val="0"/>
+                <w:sz w:val="26"/>
               </w:rPr>
               <w:t>LAMIM-PANDANIANA</w:t>
             </w:r>
@@ -163,7 +184,8 @@
               <w:rPr>
                 <w:rFonts w:ascii="Times New Roman" w:hAnsi="Times New Roman" w:eastAsia="Times New Roman" w:cs="Times New Roman"/>
                 <w:b/>
-                <w:sz w:val="22"/>
+                <w:i w:val="0"/>
+                <w:sz w:val="26"/>
               </w:rPr>
               <w:t>CAISSE ECOLE F.C.E</w:t>
             </w:r>
@@ -177,7 +199,22 @@
               <w:rPr>
                 <w:rFonts w:ascii="Times New Roman" w:hAnsi="Times New Roman" w:eastAsia="Times New Roman" w:cs="Times New Roman"/>
                 <w:b/>
-                <w:sz w:val="22"/>
+                <w:i w:val="0"/>
+                <w:sz w:val="26"/>
+              </w:rPr>
+            </w:r>
+          </w:p>
+          <w:p>
+            <w:pPr>
+              <w:spacing w:before="0" w:after="0" w:line="240" w:lineRule="auto"/>
+              <w:jc w:val="center"/>
+            </w:pPr>
+            <w:r>
+              <w:rPr>
+                <w:rFonts w:ascii="Times New Roman" w:hAnsi="Times New Roman" w:eastAsia="Times New Roman" w:cs="Times New Roman"/>
+                <w:b/>
+                <w:i w:val="0"/>
+                <w:sz w:val="26"/>
               </w:rPr>
               <w:t>FEFFI : ANDRANOMAFANA</w:t>
             </w:r>
@@ -191,7 +228,8 @@
               <w:rPr>
                 <w:rFonts w:ascii="Times New Roman" w:hAnsi="Times New Roman" w:eastAsia="Times New Roman" w:cs="Times New Roman"/>
                 <w:b/>
-                <w:sz w:val="22"/>
+                <w:i w:val="0"/>
+                <w:sz w:val="26"/>
               </w:rPr>
               <w:t>Taom-pianarana 2026 – 2027</w:t>
             </w:r>
@@ -201,7 +239,7 @@
     </w:tbl>
     <w:p>
       <w:pPr>
-        <w:spacing w:after="80"/>
+        <w:spacing w:after="120"/>
       </w:pPr>
     </w:p>
     <w:tbl>
@@ -212,27 +250,32 @@
         <w:tblLook w:firstColumn="1" w:firstRow="1" w:lastColumn="0" w:lastRow="0" w:noHBand="0" w:noVBand="1" w:val="04A0"/>
       </w:tblPr>
       <w:tblGrid>
-        <w:gridCol w:w="1318"/>
-        <w:gridCol w:w="1318"/>
-        <w:gridCol w:w="1318"/>
-        <w:gridCol w:w="1318"/>
-        <w:gridCol w:w="1318"/>
-        <w:gridCol w:w="1318"/>
-        <w:gridCol w:w="1318"/>
-        <w:gridCol w:w="1318"/>
+        <w:gridCol w:w="1276"/>
+        <w:gridCol w:w="1276"/>
+        <w:gridCol w:w="1276"/>
+        <w:gridCol w:w="1276"/>
+        <w:gridCol w:w="1276"/>
+        <w:gridCol w:w="1276"/>
+        <w:gridCol w:w="1276"/>
+        <w:gridCol w:w="1276"/>
       </w:tblGrid>
       <w:tr>
         <w:tc>
           <w:tcPr>
-            <w:tcW w:type="dxa" w:w="500"/>
+            <w:tcW w:type="dxa" w:w="550"/>
             <w:vAlign w:val="center"/>
             <w:tcMar>
-              <w:top w:w="40" w:type="dxa"/>
-              <w:bottom w:w="40" w:type="dxa"/>
+              <w:top w:w="30" w:type="dxa"/>
+              <w:bottom w:w="30" w:type="dxa"/>
               <w:left w:w="40" w:type="dxa"/>
               <w:right w:w="40" w:type="dxa"/>
             </w:tcMar>
-            <w:shd w:fill="1F4E79" w:val="clear"/>
+            <w:tcBorders>
+              <w:top w:val="single" w:sz="4" w:space="0" w:color="000000"/>
+              <w:left w:val="single" w:sz="4" w:space="0" w:color="000000"/>
+              <w:bottom w:val="single" w:sz="4" w:space="0" w:color="000000"/>
+              <w:right w:val="single" w:sz="4" w:space="0" w:color="000000"/>
+            </w:tcBorders>
             <w:vMerge w:val="restart"/>
           </w:tcPr>
           <w:p>
@@ -244,8 +287,8 @@
               <w:rPr>
                 <w:rFonts w:ascii="Times New Roman" w:hAnsi="Times New Roman" w:eastAsia="Times New Roman" w:cs="Times New Roman"/>
                 <w:b/>
-                <w:color w:val="FFFFFF"/>
-                <w:sz w:val="15"/>
+                <w:i w:val="0"/>
+                <w:sz w:val="22"/>
               </w:rPr>
               <w:t>N°</w:t>
             </w:r>
@@ -253,15 +296,20 @@
         </w:tc>
         <w:tc>
           <w:tcPr>
-            <w:tcW w:type="dxa" w:w="1800"/>
+            <w:tcW w:type="dxa" w:w="1900"/>
             <w:vAlign w:val="center"/>
             <w:tcMar>
-              <w:top w:w="40" w:type="dxa"/>
-              <w:bottom w:w="40" w:type="dxa"/>
+              <w:top w:w="30" w:type="dxa"/>
+              <w:bottom w:w="30" w:type="dxa"/>
               <w:left w:w="40" w:type="dxa"/>
               <w:right w:w="40" w:type="dxa"/>
             </w:tcMar>
-            <w:shd w:fill="1F4E79" w:val="clear"/>
+            <w:tcBorders>
+              <w:top w:val="single" w:sz="4" w:space="0" w:color="000000"/>
+              <w:left w:val="single" w:sz="4" w:space="0" w:color="000000"/>
+              <w:bottom w:val="single" w:sz="4" w:space="0" w:color="000000"/>
+              <w:right w:val="single" w:sz="4" w:space="0" w:color="000000"/>
+            </w:tcBorders>
             <w:vMerge w:val="restart"/>
           </w:tcPr>
           <w:p>
@@ -273,8 +321,8 @@
               <w:rPr>
                 <w:rFonts w:ascii="Times New Roman" w:hAnsi="Times New Roman" w:eastAsia="Times New Roman" w:cs="Times New Roman"/>
                 <w:b/>
-                <w:color w:val="FFFFFF"/>
-                <w:sz w:val="15"/>
+                <w:i w:val="0"/>
+                <w:sz w:val="22"/>
               </w:rPr>
               <w:t>LAHASA</w:t>
             </w:r>
@@ -282,15 +330,20 @@
         </w:tc>
         <w:tc>
           <w:tcPr>
-            <w:tcW w:type="dxa" w:w="2400"/>
+            <w:tcW w:type="dxa" w:w="2500"/>
             <w:vAlign w:val="center"/>
             <w:tcMar>
-              <w:top w:w="40" w:type="dxa"/>
-              <w:bottom w:w="40" w:type="dxa"/>
+              <w:top w:w="30" w:type="dxa"/>
+              <w:bottom w:w="30" w:type="dxa"/>
               <w:left w:w="40" w:type="dxa"/>
               <w:right w:w="40" w:type="dxa"/>
             </w:tcMar>
-            <w:shd w:fill="1F4E79" w:val="clear"/>
+            <w:tcBorders>
+              <w:top w:val="single" w:sz="4" w:space="0" w:color="000000"/>
+              <w:left w:val="single" w:sz="4" w:space="0" w:color="000000"/>
+              <w:bottom w:val="single" w:sz="4" w:space="0" w:color="000000"/>
+              <w:right w:val="single" w:sz="4" w:space="0" w:color="000000"/>
+            </w:tcBorders>
             <w:vMerge w:val="restart"/>
           </w:tcPr>
           <w:p>
@@ -302,8 +355,8 @@
               <w:rPr>
                 <w:rFonts w:ascii="Times New Roman" w:hAnsi="Times New Roman" w:eastAsia="Times New Roman" w:cs="Times New Roman"/>
                 <w:b/>
-                <w:color w:val="FFFFFF"/>
-                <w:sz w:val="15"/>
+                <w:i w:val="0"/>
+                <w:sz w:val="22"/>
               </w:rPr>
               <w:t>KARAZANY</w:t>
             </w:r>
@@ -311,24 +364,21 @@
         </w:tc>
         <w:tc>
           <w:tcPr>
-            <w:tcW w:type="dxa" w:w="2800"/>
+            <w:tcW w:type="dxa" w:w="3050"/>
+            <w:gridSpan w:val="3"/>
             <w:vAlign w:val="center"/>
             <w:tcMar>
-              <w:top w:w="40" w:type="dxa"/>
-              <w:bottom w:w="40" w:type="dxa"/>
+              <w:top w:w="30" w:type="dxa"/>
+              <w:bottom w:w="30" w:type="dxa"/>
               <w:left w:w="40" w:type="dxa"/>
               <w:right w:w="40" w:type="dxa"/>
             </w:tcMar>
-            <w:gridSpan w:val="3"/>
-            <w:shd w:fill="1F4E79" w:val="clear"/>
-            <w:vAlign w:val="center"/>
-            <w:tcMar>
-              <w:top w:w="40" w:type="dxa"/>
-              <w:bottom w:w="40" w:type="dxa"/>
-              <w:left w:w="40" w:type="dxa"/>
-              <w:right w:w="40" w:type="dxa"/>
-            </w:tcMar>
-            <w:shd w:fill="1F4E79" w:val="clear"/>
+            <w:tcBorders>
+              <w:top w:val="single" w:sz="4" w:space="0" w:color="000000"/>
+              <w:left w:val="single" w:sz="4" w:space="0" w:color="000000"/>
+              <w:bottom w:val="single" w:sz="4" w:space="0" w:color="000000"/>
+              <w:right w:val="single" w:sz="4" w:space="0" w:color="000000"/>
+            </w:tcBorders>
           </w:tcPr>
           <w:p>
             <w:pPr>
@@ -339,16 +389,16 @@
               <w:rPr>
                 <w:rFonts w:ascii="Times New Roman" w:hAnsi="Times New Roman" w:eastAsia="Times New Roman" w:cs="Times New Roman"/>
                 <w:b/>
-                <w:color w:val="FFFFFF"/>
-                <w:sz w:val="15"/>
+                <w:i w:val="0"/>
+                <w:sz w:val="22"/>
               </w:rPr>
             </w:r>
             <w:r>
               <w:rPr>
                 <w:rFonts w:ascii="Times New Roman" w:hAnsi="Times New Roman" w:eastAsia="Times New Roman" w:cs="Times New Roman"/>
                 <w:b/>
-                <w:color w:val="FFFFFF"/>
-                <w:sz w:val="15"/>
+                <w:i w:val="0"/>
+                <w:sz w:val="22"/>
               </w:rPr>
               <w:t>TETIBIDY</w:t>
             </w:r>
@@ -356,15 +406,20 @@
         </w:tc>
         <w:tc>
           <w:tcPr>
-            <w:tcW w:type="dxa" w:w="1200"/>
+            <w:tcW w:type="dxa" w:w="1400"/>
             <w:vAlign w:val="center"/>
             <w:tcMar>
-              <w:top w:w="40" w:type="dxa"/>
-              <w:bottom w:w="40" w:type="dxa"/>
+              <w:top w:w="30" w:type="dxa"/>
+              <w:bottom w:w="30" w:type="dxa"/>
               <w:left w:w="40" w:type="dxa"/>
               <w:right w:w="40" w:type="dxa"/>
             </w:tcMar>
-            <w:shd w:fill="1F4E79" w:val="clear"/>
+            <w:tcBorders>
+              <w:top w:val="single" w:sz="4" w:space="0" w:color="000000"/>
+              <w:left w:val="single" w:sz="4" w:space="0" w:color="000000"/>
+              <w:bottom w:val="single" w:sz="4" w:space="0" w:color="000000"/>
+              <w:right w:val="single" w:sz="4" w:space="0" w:color="000000"/>
+            </w:tcBorders>
             <w:vMerge w:val="restart"/>
           </w:tcPr>
           <w:p>
@@ -376,8 +431,8 @@
               <w:rPr>
                 <w:rFonts w:ascii="Times New Roman" w:hAnsi="Times New Roman" w:eastAsia="Times New Roman" w:cs="Times New Roman"/>
                 <w:b/>
-                <w:color w:val="FFFFFF"/>
-                <w:sz w:val="15"/>
+                <w:i w:val="0"/>
+                <w:sz w:val="22"/>
               </w:rPr>
               <w:t>LOHARANO NIAVIAN’NY VOLA</w:t>
             </w:r>
@@ -385,15 +440,20 @@
         </w:tc>
         <w:tc>
           <w:tcPr>
-            <w:tcW w:type="dxa" w:w="1100"/>
+            <w:tcW w:type="dxa" w:w="1000"/>
             <w:vAlign w:val="center"/>
             <w:tcMar>
-              <w:top w:w="40" w:type="dxa"/>
-              <w:bottom w:w="40" w:type="dxa"/>
+              <w:top w:w="30" w:type="dxa"/>
+              <w:bottom w:w="30" w:type="dxa"/>
               <w:left w:w="40" w:type="dxa"/>
               <w:right w:w="40" w:type="dxa"/>
             </w:tcMar>
-            <w:shd w:fill="1F4E79" w:val="clear"/>
+            <w:tcBorders>
+              <w:top w:val="single" w:sz="4" w:space="0" w:color="000000"/>
+              <w:left w:val="single" w:sz="4" w:space="0" w:color="000000"/>
+              <w:bottom w:val="single" w:sz="4" w:space="0" w:color="000000"/>
+              <w:right w:val="single" w:sz="4" w:space="0" w:color="000000"/>
+            </w:tcBorders>
             <w:vMerge w:val="restart"/>
           </w:tcPr>
           <w:p>
@@ -405,8 +465,8 @@
               <w:rPr>
                 <w:rFonts w:ascii="Times New Roman" w:hAnsi="Times New Roman" w:eastAsia="Times New Roman" w:cs="Times New Roman"/>
                 <w:b/>
-                <w:color w:val="FFFFFF"/>
-                <w:sz w:val="15"/>
+                <w:i w:val="0"/>
+                <w:sz w:val="22"/>
               </w:rPr>
               <w:t>FANAMARIHANA</w:t>
             </w:r>
@@ -416,15 +476,20 @@
       <w:tr>
         <w:tc>
           <w:tcPr>
-            <w:tcW w:type="dxa" w:w="500"/>
+            <w:tcW w:type="dxa" w:w="550"/>
             <w:vAlign w:val="center"/>
             <w:tcMar>
-              <w:top w:w="40" w:type="dxa"/>
-              <w:bottom w:w="40" w:type="dxa"/>
+              <w:top w:w="30" w:type="dxa"/>
+              <w:bottom w:w="30" w:type="dxa"/>
               <w:left w:w="40" w:type="dxa"/>
               <w:right w:w="40" w:type="dxa"/>
             </w:tcMar>
-            <w:shd w:fill="2E75B6" w:val="clear"/>
+            <w:tcBorders>
+              <w:top w:val="single" w:sz="4" w:space="0" w:color="000000"/>
+              <w:left w:val="single" w:sz="4" w:space="0" w:color="000000"/>
+              <w:bottom w:val="single" w:sz="4" w:space="0" w:color="000000"/>
+              <w:right w:val="single" w:sz="4" w:space="0" w:color="000000"/>
+            </w:tcBorders>
             <w:vMerge/>
           </w:tcPr>
           <w:p>
@@ -436,23 +501,28 @@
               <w:rPr>
                 <w:rFonts w:ascii="Times New Roman" w:hAnsi="Times New Roman" w:eastAsia="Times New Roman" w:cs="Times New Roman"/>
                 <w:b/>
-                <w:color w:val="FFFFFF"/>
-                <w:sz w:val="15"/>
+                <w:i w:val="0"/>
+                <w:sz w:val="22"/>
               </w:rPr>
             </w:r>
           </w:p>
         </w:tc>
         <w:tc>
           <w:tcPr>
-            <w:tcW w:type="dxa" w:w="1800"/>
+            <w:tcW w:type="dxa" w:w="1900"/>
             <w:vAlign w:val="center"/>
             <w:tcMar>
-              <w:top w:w="40" w:type="dxa"/>
-              <w:bottom w:w="40" w:type="dxa"/>
+              <w:top w:w="30" w:type="dxa"/>
+              <w:bottom w:w="30" w:type="dxa"/>
               <w:left w:w="40" w:type="dxa"/>
               <w:right w:w="40" w:type="dxa"/>
             </w:tcMar>
-            <w:shd w:fill="2E75B6" w:val="clear"/>
+            <w:tcBorders>
+              <w:top w:val="single" w:sz="4" w:space="0" w:color="000000"/>
+              <w:left w:val="single" w:sz="4" w:space="0" w:color="000000"/>
+              <w:bottom w:val="single" w:sz="4" w:space="0" w:color="000000"/>
+              <w:right w:val="single" w:sz="4" w:space="0" w:color="000000"/>
+            </w:tcBorders>
             <w:vMerge/>
           </w:tcPr>
           <w:p>
@@ -464,23 +534,28 @@
               <w:rPr>
                 <w:rFonts w:ascii="Times New Roman" w:hAnsi="Times New Roman" w:eastAsia="Times New Roman" w:cs="Times New Roman"/>
                 <w:b/>
-                <w:color w:val="FFFFFF"/>
-                <w:sz w:val="15"/>
+                <w:i w:val="0"/>
+                <w:sz w:val="22"/>
               </w:rPr>
             </w:r>
           </w:p>
         </w:tc>
         <w:tc>
           <w:tcPr>
-            <w:tcW w:type="dxa" w:w="2400"/>
+            <w:tcW w:type="dxa" w:w="2500"/>
             <w:vAlign w:val="center"/>
             <w:tcMar>
-              <w:top w:w="40" w:type="dxa"/>
-              <w:bottom w:w="40" w:type="dxa"/>
+              <w:top w:w="30" w:type="dxa"/>
+              <w:bottom w:w="30" w:type="dxa"/>
               <w:left w:w="40" w:type="dxa"/>
               <w:right w:w="40" w:type="dxa"/>
             </w:tcMar>
-            <w:shd w:fill="2E75B6" w:val="clear"/>
+            <w:tcBorders>
+              <w:top w:val="single" w:sz="4" w:space="0" w:color="000000"/>
+              <w:left w:val="single" w:sz="4" w:space="0" w:color="000000"/>
+              <w:bottom w:val="single" w:sz="4" w:space="0" w:color="000000"/>
+              <w:right w:val="single" w:sz="4" w:space="0" w:color="000000"/>
+            </w:tcBorders>
             <w:vMerge/>
           </w:tcPr>
           <w:p>
@@ -492,23 +567,28 @@
               <w:rPr>
                 <w:rFonts w:ascii="Times New Roman" w:hAnsi="Times New Roman" w:eastAsia="Times New Roman" w:cs="Times New Roman"/>
                 <w:b/>
-                <w:color w:val="FFFFFF"/>
-                <w:sz w:val="15"/>
+                <w:i w:val="0"/>
+                <w:sz w:val="22"/>
               </w:rPr>
             </w:r>
           </w:p>
         </w:tc>
         <w:tc>
           <w:tcPr>
-            <w:tcW w:type="dxa" w:w="1000"/>
+            <w:tcW w:type="dxa" w:w="1100"/>
             <w:vAlign w:val="center"/>
             <w:tcMar>
-              <w:top w:w="40" w:type="dxa"/>
-              <w:bottom w:w="40" w:type="dxa"/>
+              <w:top w:w="30" w:type="dxa"/>
+              <w:bottom w:w="30" w:type="dxa"/>
               <w:left w:w="40" w:type="dxa"/>
               <w:right w:w="40" w:type="dxa"/>
             </w:tcMar>
-            <w:shd w:fill="2E75B6" w:val="clear"/>
+            <w:tcBorders>
+              <w:top w:val="single" w:sz="4" w:space="0" w:color="000000"/>
+              <w:left w:val="single" w:sz="4" w:space="0" w:color="000000"/>
+              <w:bottom w:val="single" w:sz="4" w:space="0" w:color="000000"/>
+              <w:right w:val="single" w:sz="4" w:space="0" w:color="000000"/>
+            </w:tcBorders>
           </w:tcPr>
           <w:p>
             <w:pPr>
@@ -519,8 +599,8 @@
               <w:rPr>
                 <w:rFonts w:ascii="Times New Roman" w:hAnsi="Times New Roman" w:eastAsia="Times New Roman" w:cs="Times New Roman"/>
                 <w:b/>
-                <w:color w:val="FFFFFF"/>
-                <w:sz w:val="15"/>
+                <w:i w:val="0"/>
+                <w:sz w:val="22"/>
               </w:rPr>
               <w:t>Vidin’ny iray</w:t>
             </w:r>
@@ -528,15 +608,20 @@
         </w:tc>
         <w:tc>
           <w:tcPr>
-            <w:tcW w:type="dxa" w:w="700"/>
+            <w:tcW w:type="dxa" w:w="750"/>
             <w:vAlign w:val="center"/>
             <w:tcMar>
-              <w:top w:w="40" w:type="dxa"/>
-              <w:bottom w:w="40" w:type="dxa"/>
+              <w:top w:w="30" w:type="dxa"/>
+              <w:bottom w:w="30" w:type="dxa"/>
               <w:left w:w="40" w:type="dxa"/>
               <w:right w:w="40" w:type="dxa"/>
             </w:tcMar>
-            <w:shd w:fill="2E75B6" w:val="clear"/>
+            <w:tcBorders>
+              <w:top w:val="single" w:sz="4" w:space="0" w:color="000000"/>
+              <w:left w:val="single" w:sz="4" w:space="0" w:color="000000"/>
+              <w:bottom w:val="single" w:sz="4" w:space="0" w:color="000000"/>
+              <w:right w:val="single" w:sz="4" w:space="0" w:color="000000"/>
+            </w:tcBorders>
           </w:tcPr>
           <w:p>
             <w:pPr>
@@ -547,8 +632,8 @@
               <w:rPr>
                 <w:rFonts w:ascii="Times New Roman" w:hAnsi="Times New Roman" w:eastAsia="Times New Roman" w:cs="Times New Roman"/>
                 <w:b/>
-                <w:color w:val="FFFFFF"/>
-                <w:sz w:val="15"/>
+                <w:i w:val="0"/>
+                <w:sz w:val="22"/>
               </w:rPr>
               <w:t>Isany</w:t>
             </w:r>
@@ -556,15 +641,20 @@
         </w:tc>
         <w:tc>
           <w:tcPr>
-            <w:tcW w:type="dxa" w:w="1100"/>
+            <w:tcW w:type="dxa" w:w="1200"/>
             <w:vAlign w:val="center"/>
             <w:tcMar>
-              <w:top w:w="40" w:type="dxa"/>
-              <w:bottom w:w="40" w:type="dxa"/>
+              <w:top w:w="30" w:type="dxa"/>
+              <w:bottom w:w="30" w:type="dxa"/>
               <w:left w:w="40" w:type="dxa"/>
               <w:right w:w="40" w:type="dxa"/>
             </w:tcMar>
-            <w:shd w:fill="2E75B6" w:val="clear"/>
+            <w:tcBorders>
+              <w:top w:val="single" w:sz="4" w:space="0" w:color="000000"/>
+              <w:left w:val="single" w:sz="4" w:space="0" w:color="000000"/>
+              <w:bottom w:val="single" w:sz="4" w:space="0" w:color="000000"/>
+              <w:right w:val="single" w:sz="4" w:space="0" w:color="000000"/>
+            </w:tcBorders>
           </w:tcPr>
           <w:p>
             <w:pPr>
@@ -575,8 +665,8 @@
               <w:rPr>
                 <w:rFonts w:ascii="Times New Roman" w:hAnsi="Times New Roman" w:eastAsia="Times New Roman" w:cs="Times New Roman"/>
                 <w:b/>
-                <w:color w:val="FFFFFF"/>
-                <w:sz w:val="15"/>
+                <w:i w:val="0"/>
+                <w:sz w:val="22"/>
               </w:rPr>
               <w:t>Totaly</w:t>
             </w:r>
@@ -584,15 +674,20 @@
         </w:tc>
         <w:tc>
           <w:tcPr>
-            <w:tcW w:type="dxa" w:w="1200"/>
+            <w:tcW w:type="dxa" w:w="1400"/>
             <w:vAlign w:val="center"/>
             <w:tcMar>
-              <w:top w:w="40" w:type="dxa"/>
-              <w:bottom w:w="40" w:type="dxa"/>
+              <w:top w:w="30" w:type="dxa"/>
+              <w:bottom w:w="30" w:type="dxa"/>
               <w:left w:w="40" w:type="dxa"/>
               <w:right w:w="40" w:type="dxa"/>
             </w:tcMar>
-            <w:shd w:fill="2E75B6" w:val="clear"/>
+            <w:tcBorders>
+              <w:top w:val="single" w:sz="4" w:space="0" w:color="000000"/>
+              <w:left w:val="single" w:sz="4" w:space="0" w:color="000000"/>
+              <w:bottom w:val="single" w:sz="4" w:space="0" w:color="000000"/>
+              <w:right w:val="single" w:sz="4" w:space="0" w:color="000000"/>
+            </w:tcBorders>
             <w:vMerge/>
           </w:tcPr>
           <w:p>
@@ -604,23 +699,28 @@
               <w:rPr>
                 <w:rFonts w:ascii="Times New Roman" w:hAnsi="Times New Roman" w:eastAsia="Times New Roman" w:cs="Times New Roman"/>
                 <w:b/>
-                <w:color w:val="FFFFFF"/>
-                <w:sz w:val="15"/>
+                <w:i w:val="0"/>
+                <w:sz w:val="22"/>
               </w:rPr>
             </w:r>
           </w:p>
         </w:tc>
         <w:tc>
           <w:tcPr>
-            <w:tcW w:type="dxa" w:w="1100"/>
+            <w:tcW w:type="dxa" w:w="1000"/>
             <w:vAlign w:val="center"/>
             <w:tcMar>
-              <w:top w:w="40" w:type="dxa"/>
-              <w:bottom w:w="40" w:type="dxa"/>
+              <w:top w:w="30" w:type="dxa"/>
+              <w:bottom w:w="30" w:type="dxa"/>
               <w:left w:w="40" w:type="dxa"/>
               <w:right w:w="40" w:type="dxa"/>
             </w:tcMar>
-            <w:shd w:fill="2E75B6" w:val="clear"/>
+            <w:tcBorders>
+              <w:top w:val="single" w:sz="4" w:space="0" w:color="000000"/>
+              <w:left w:val="single" w:sz="4" w:space="0" w:color="000000"/>
+              <w:bottom w:val="single" w:sz="4" w:space="0" w:color="000000"/>
+              <w:right w:val="single" w:sz="4" w:space="0" w:color="000000"/>
+            </w:tcBorders>
             <w:vMerge/>
           </w:tcPr>
           <w:p>
@@ -632,8 +732,8 @@
               <w:rPr>
                 <w:rFonts w:ascii="Times New Roman" w:hAnsi="Times New Roman" w:eastAsia="Times New Roman" w:cs="Times New Roman"/>
                 <w:b/>
-                <w:color w:val="FFFFFF"/>
-                <w:sz w:val="15"/>
+                <w:i w:val="0"/>
+                <w:sz w:val="22"/>
               </w:rPr>
             </w:r>
           </w:p>
@@ -642,14 +742,20 @@
       <w:tr>
         <w:tc>
           <w:tcPr>
-            <w:tcW w:type="dxa" w:w="500"/>
+            <w:tcW w:type="dxa" w:w="550"/>
             <w:vAlign w:val="center"/>
             <w:tcMar>
-              <w:top w:w="40" w:type="dxa"/>
-              <w:bottom w:w="40" w:type="dxa"/>
+              <w:top w:w="30" w:type="dxa"/>
+              <w:bottom w:w="30" w:type="dxa"/>
               <w:left w:w="40" w:type="dxa"/>
               <w:right w:w="40" w:type="dxa"/>
             </w:tcMar>
+            <w:tcBorders>
+              <w:top w:val="single" w:sz="4" w:space="0" w:color="000000"/>
+              <w:left w:val="single" w:sz="4" w:space="0" w:color="000000"/>
+              <w:bottom w:val="single" w:sz="4" w:space="0" w:color="000000"/>
+              <w:right w:val="single" w:sz="4" w:space="0" w:color="000000"/>
+            </w:tcBorders>
           </w:tcPr>
           <w:p>
             <w:pPr>
@@ -660,7 +766,8 @@
               <w:rPr>
                 <w:rFonts w:ascii="Times New Roman" w:hAnsi="Times New Roman" w:eastAsia="Times New Roman" w:cs="Times New Roman"/>
                 <w:b w:val="0"/>
-                <w:sz w:val="15"/>
+                <w:i w:val="0"/>
+                <w:sz w:val="22"/>
               </w:rPr>
               <w:t>1</w:t>
             </w:r>
@@ -668,14 +775,20 @@
         </w:tc>
         <w:tc>
           <w:tcPr>
-            <w:tcW w:type="dxa" w:w="1800"/>
+            <w:tcW w:type="dxa" w:w="1900"/>
             <w:vAlign w:val="center"/>
             <w:tcMar>
-              <w:top w:w="40" w:type="dxa"/>
-              <w:bottom w:w="40" w:type="dxa"/>
+              <w:top w:w="30" w:type="dxa"/>
+              <w:bottom w:w="30" w:type="dxa"/>
               <w:left w:w="40" w:type="dxa"/>
               <w:right w:w="40" w:type="dxa"/>
             </w:tcMar>
+            <w:tcBorders>
+              <w:top w:val="single" w:sz="4" w:space="0" w:color="000000"/>
+              <w:left w:val="single" w:sz="4" w:space="0" w:color="000000"/>
+              <w:bottom w:val="single" w:sz="4" w:space="0" w:color="000000"/>
+              <w:right w:val="single" w:sz="4" w:space="0" w:color="000000"/>
+            </w:tcBorders>
             <w:vMerge w:val="restart"/>
           </w:tcPr>
           <w:p>
@@ -687,7 +800,8 @@
               <w:rPr>
                 <w:rFonts w:ascii="Times New Roman" w:hAnsi="Times New Roman" w:eastAsia="Times New Roman" w:cs="Times New Roman"/>
                 <w:b/>
-                <w:sz w:val="15"/>
+                <w:i w:val="0"/>
+                <w:sz w:val="22"/>
               </w:rPr>
               <w:t>Fanatanterahana ny fianarana (OF)</w:t>
             </w:r>
@@ -695,14 +809,20 @@
         </w:tc>
         <w:tc>
           <w:tcPr>
-            <w:tcW w:type="dxa" w:w="2400"/>
+            <w:tcW w:type="dxa" w:w="2500"/>
             <w:vAlign w:val="center"/>
             <w:tcMar>
-              <w:top w:w="40" w:type="dxa"/>
-              <w:bottom w:w="40" w:type="dxa"/>
+              <w:top w:w="30" w:type="dxa"/>
+              <w:bottom w:w="30" w:type="dxa"/>
               <w:left w:w="40" w:type="dxa"/>
               <w:right w:w="40" w:type="dxa"/>
             </w:tcMar>
+            <w:tcBorders>
+              <w:top w:val="single" w:sz="4" w:space="0" w:color="000000"/>
+              <w:left w:val="single" w:sz="4" w:space="0" w:color="000000"/>
+              <w:bottom w:val="single" w:sz="4" w:space="0" w:color="000000"/>
+              <w:right w:val="single" w:sz="4" w:space="0" w:color="000000"/>
+            </w:tcBorders>
           </w:tcPr>
           <w:p>
             <w:pPr>
@@ -713,7 +833,8 @@
               <w:rPr>
                 <w:rFonts w:ascii="Times New Roman" w:hAnsi="Times New Roman" w:eastAsia="Times New Roman" w:cs="Times New Roman"/>
                 <w:b w:val="0"/>
-                <w:sz w:val="15"/>
+                <w:i w:val="0"/>
+                <w:sz w:val="22"/>
               </w:rPr>
               <w:t>Ardoisine GM</w:t>
             </w:r>
@@ -721,14 +842,20 @@
         </w:tc>
         <w:tc>
           <w:tcPr>
-            <w:tcW w:type="dxa" w:w="1000"/>
+            <w:tcW w:type="dxa" w:w="1100"/>
             <w:vAlign w:val="center"/>
             <w:tcMar>
-              <w:top w:w="40" w:type="dxa"/>
-              <w:bottom w:w="40" w:type="dxa"/>
+              <w:top w:w="30" w:type="dxa"/>
+              <w:bottom w:w="30" w:type="dxa"/>
               <w:left w:w="40" w:type="dxa"/>
               <w:right w:w="40" w:type="dxa"/>
             </w:tcMar>
+            <w:tcBorders>
+              <w:top w:val="single" w:sz="4" w:space="0" w:color="000000"/>
+              <w:left w:val="single" w:sz="4" w:space="0" w:color="000000"/>
+              <w:bottom w:val="single" w:sz="4" w:space="0" w:color="000000"/>
+              <w:right w:val="single" w:sz="4" w:space="0" w:color="000000"/>
+            </w:tcBorders>
           </w:tcPr>
           <w:p>
             <w:pPr>
@@ -739,7 +866,8 @@
               <w:rPr>
                 <w:rFonts w:ascii="Times New Roman" w:hAnsi="Times New Roman" w:eastAsia="Times New Roman" w:cs="Times New Roman"/>
                 <w:b w:val="0"/>
-                <w:sz w:val="15"/>
+                <w:i w:val="0"/>
+                <w:sz w:val="22"/>
               </w:rPr>
               <w:t>2</w:t>
             </w:r>
@@ -747,14 +875,20 @@
         </w:tc>
         <w:tc>
           <w:tcPr>
-            <w:tcW w:type="dxa" w:w="700"/>
+            <w:tcW w:type="dxa" w:w="750"/>
             <w:vAlign w:val="center"/>
             <w:tcMar>
-              <w:top w:w="40" w:type="dxa"/>
-              <w:bottom w:w="40" w:type="dxa"/>
+              <w:top w:w="30" w:type="dxa"/>
+              <w:bottom w:w="30" w:type="dxa"/>
               <w:left w:w="40" w:type="dxa"/>
               <w:right w:w="40" w:type="dxa"/>
             </w:tcMar>
+            <w:tcBorders>
+              <w:top w:val="single" w:sz="4" w:space="0" w:color="000000"/>
+              <w:left w:val="single" w:sz="4" w:space="0" w:color="000000"/>
+              <w:bottom w:val="single" w:sz="4" w:space="0" w:color="000000"/>
+              <w:right w:val="single" w:sz="4" w:space="0" w:color="000000"/>
+            </w:tcBorders>
           </w:tcPr>
           <w:p>
             <w:pPr>
@@ -765,7 +899,8 @@
               <w:rPr>
                 <w:rFonts w:ascii="Times New Roman" w:hAnsi="Times New Roman" w:eastAsia="Times New Roman" w:cs="Times New Roman"/>
                 <w:b w:val="0"/>
-                <w:sz w:val="15"/>
+                <w:i w:val="0"/>
+                <w:sz w:val="22"/>
               </w:rPr>
               <w:t>12000</w:t>
             </w:r>
@@ -773,14 +908,20 @@
         </w:tc>
         <w:tc>
           <w:tcPr>
-            <w:tcW w:type="dxa" w:w="1100"/>
+            <w:tcW w:type="dxa" w:w="1200"/>
             <w:vAlign w:val="center"/>
             <w:tcMar>
-              <w:top w:w="40" w:type="dxa"/>
-              <w:bottom w:w="40" w:type="dxa"/>
+              <w:top w:w="30" w:type="dxa"/>
+              <w:bottom w:w="30" w:type="dxa"/>
               <w:left w:w="40" w:type="dxa"/>
               <w:right w:w="40" w:type="dxa"/>
             </w:tcMar>
+            <w:tcBorders>
+              <w:top w:val="single" w:sz="4" w:space="0" w:color="000000"/>
+              <w:left w:val="single" w:sz="4" w:space="0" w:color="000000"/>
+              <w:bottom w:val="single" w:sz="4" w:space="0" w:color="000000"/>
+              <w:right w:val="single" w:sz="4" w:space="0" w:color="000000"/>
+            </w:tcBorders>
           </w:tcPr>
           <w:p>
             <w:pPr>
@@ -791,7 +932,8 @@
               <w:rPr>
                 <w:rFonts w:ascii="Times New Roman" w:hAnsi="Times New Roman" w:eastAsia="Times New Roman" w:cs="Times New Roman"/>
                 <w:b w:val="0"/>
-                <w:sz w:val="15"/>
+                <w:i w:val="0"/>
+                <w:sz w:val="22"/>
               </w:rPr>
               <w:t>24 000</w:t>
             </w:r>
@@ -799,14 +941,20 @@
         </w:tc>
         <w:tc>
           <w:tcPr>
-            <w:tcW w:type="dxa" w:w="1200"/>
+            <w:tcW w:type="dxa" w:w="1400"/>
             <w:vAlign w:val="center"/>
             <w:tcMar>
-              <w:top w:w="40" w:type="dxa"/>
-              <w:bottom w:w="40" w:type="dxa"/>
+              <w:top w:w="30" w:type="dxa"/>
+              <w:bottom w:w="30" w:type="dxa"/>
               <w:left w:w="40" w:type="dxa"/>
               <w:right w:w="40" w:type="dxa"/>
             </w:tcMar>
+            <w:tcBorders>
+              <w:top w:val="single" w:sz="4" w:space="0" w:color="000000"/>
+              <w:left w:val="single" w:sz="4" w:space="0" w:color="000000"/>
+              <w:bottom w:val="single" w:sz="4" w:space="0" w:color="000000"/>
+              <w:right w:val="single" w:sz="4" w:space="0" w:color="000000"/>
+            </w:tcBorders>
             <w:vMerge w:val="restart"/>
           </w:tcPr>
           <w:p>
@@ -818,7 +966,8 @@
               <w:rPr>
                 <w:rFonts w:ascii="Times New Roman" w:hAnsi="Times New Roman" w:eastAsia="Times New Roman" w:cs="Times New Roman"/>
                 <w:b w:val="0"/>
-                <w:sz w:val="15"/>
+                <w:i w:val="0"/>
+                <w:sz w:val="22"/>
               </w:rPr>
               <w:t>FCE</w:t>
             </w:r>
@@ -826,14 +975,20 @@
         </w:tc>
         <w:tc>
           <w:tcPr>
-            <w:tcW w:type="dxa" w:w="1100"/>
+            <w:tcW w:type="dxa" w:w="1000"/>
             <w:vAlign w:val="center"/>
             <w:tcMar>
-              <w:top w:w="40" w:type="dxa"/>
-              <w:bottom w:w="40" w:type="dxa"/>
+              <w:top w:w="30" w:type="dxa"/>
+              <w:bottom w:w="30" w:type="dxa"/>
               <w:left w:w="40" w:type="dxa"/>
               <w:right w:w="40" w:type="dxa"/>
             </w:tcMar>
+            <w:tcBorders>
+              <w:top w:val="single" w:sz="4" w:space="0" w:color="000000"/>
+              <w:left w:val="single" w:sz="4" w:space="0" w:color="000000"/>
+              <w:bottom w:val="single" w:sz="4" w:space="0" w:color="000000"/>
+              <w:right w:val="single" w:sz="4" w:space="0" w:color="000000"/>
+            </w:tcBorders>
           </w:tcPr>
           <w:p>
             <w:pPr>
@@ -844,7 +999,8 @@
               <w:rPr>
                 <w:rFonts w:ascii="Times New Roman" w:hAnsi="Times New Roman" w:eastAsia="Times New Roman" w:cs="Times New Roman"/>
                 <w:b w:val="0"/>
-                <w:sz w:val="15"/>
+                <w:i w:val="0"/>
+                <w:sz w:val="22"/>
               </w:rPr>
             </w:r>
           </w:p>
@@ -853,14 +1009,20 @@
       <w:tr>
         <w:tc>
           <w:tcPr>
-            <w:tcW w:type="dxa" w:w="500"/>
+            <w:tcW w:type="dxa" w:w="550"/>
             <w:vAlign w:val="center"/>
             <w:tcMar>
-              <w:top w:w="40" w:type="dxa"/>
-              <w:bottom w:w="40" w:type="dxa"/>
+              <w:top w:w="30" w:type="dxa"/>
+              <w:bottom w:w="30" w:type="dxa"/>
               <w:left w:w="40" w:type="dxa"/>
               <w:right w:w="40" w:type="dxa"/>
             </w:tcMar>
+            <w:tcBorders>
+              <w:top w:val="single" w:sz="4" w:space="0" w:color="000000"/>
+              <w:left w:val="single" w:sz="4" w:space="0" w:color="000000"/>
+              <w:bottom w:val="single" w:sz="4" w:space="0" w:color="000000"/>
+              <w:right w:val="single" w:sz="4" w:space="0" w:color="000000"/>
+            </w:tcBorders>
           </w:tcPr>
           <w:p>
             <w:pPr>
@@ -871,7 +1033,8 @@
               <w:rPr>
                 <w:rFonts w:ascii="Times New Roman" w:hAnsi="Times New Roman" w:eastAsia="Times New Roman" w:cs="Times New Roman"/>
                 <w:b w:val="0"/>
-                <w:sz w:val="15"/>
+                <w:i w:val="0"/>
+                <w:sz w:val="22"/>
               </w:rPr>
               <w:t>2</w:t>
             </w:r>
@@ -879,14 +1042,20 @@
         </w:tc>
         <w:tc>
           <w:tcPr>
-            <w:tcW w:type="dxa" w:w="1800"/>
+            <w:tcW w:type="dxa" w:w="1900"/>
             <w:vAlign w:val="center"/>
             <w:tcMar>
-              <w:top w:w="40" w:type="dxa"/>
-              <w:bottom w:w="40" w:type="dxa"/>
+              <w:top w:w="30" w:type="dxa"/>
+              <w:bottom w:w="30" w:type="dxa"/>
               <w:left w:w="40" w:type="dxa"/>
               <w:right w:w="40" w:type="dxa"/>
             </w:tcMar>
+            <w:tcBorders>
+              <w:top w:val="single" w:sz="4" w:space="0" w:color="000000"/>
+              <w:left w:val="single" w:sz="4" w:space="0" w:color="000000"/>
+              <w:bottom w:val="single" w:sz="4" w:space="0" w:color="000000"/>
+              <w:right w:val="single" w:sz="4" w:space="0" w:color="000000"/>
+            </w:tcBorders>
             <w:vMerge/>
           </w:tcPr>
           <w:p>
@@ -898,21 +1067,28 @@
               <w:rPr>
                 <w:rFonts w:ascii="Times New Roman" w:hAnsi="Times New Roman" w:eastAsia="Times New Roman" w:cs="Times New Roman"/>
                 <w:b w:val="0"/>
-                <w:sz w:val="15"/>
+                <w:i w:val="0"/>
+                <w:sz w:val="22"/>
               </w:rPr>
             </w:r>
           </w:p>
         </w:tc>
         <w:tc>
           <w:tcPr>
-            <w:tcW w:type="dxa" w:w="2400"/>
+            <w:tcW w:type="dxa" w:w="2500"/>
             <w:vAlign w:val="center"/>
             <w:tcMar>
-              <w:top w:w="40" w:type="dxa"/>
-              <w:bottom w:w="40" w:type="dxa"/>
+              <w:top w:w="30" w:type="dxa"/>
+              <w:bottom w:w="30" w:type="dxa"/>
               <w:left w:w="40" w:type="dxa"/>
               <w:right w:w="40" w:type="dxa"/>
             </w:tcMar>
+            <w:tcBorders>
+              <w:top w:val="single" w:sz="4" w:space="0" w:color="000000"/>
+              <w:left w:val="single" w:sz="4" w:space="0" w:color="000000"/>
+              <w:bottom w:val="single" w:sz="4" w:space="0" w:color="000000"/>
+              <w:right w:val="single" w:sz="4" w:space="0" w:color="000000"/>
+            </w:tcBorders>
           </w:tcPr>
           <w:p>
             <w:pPr>
@@ -923,7 +1099,8 @@
               <w:rPr>
                 <w:rFonts w:ascii="Times New Roman" w:hAnsi="Times New Roman" w:eastAsia="Times New Roman" w:cs="Times New Roman"/>
                 <w:b w:val="0"/>
-                <w:sz w:val="15"/>
+                <w:i w:val="0"/>
+                <w:sz w:val="22"/>
               </w:rPr>
               <w:t>Agrafe 4/6 boîte</w:t>
             </w:r>
@@ -931,14 +1108,20 @@
         </w:tc>
         <w:tc>
           <w:tcPr>
-            <w:tcW w:type="dxa" w:w="1000"/>
+            <w:tcW w:type="dxa" w:w="1100"/>
             <w:vAlign w:val="center"/>
             <w:tcMar>
-              <w:top w:w="40" w:type="dxa"/>
-              <w:bottom w:w="40" w:type="dxa"/>
+              <w:top w:w="30" w:type="dxa"/>
+              <w:bottom w:w="30" w:type="dxa"/>
               <w:left w:w="40" w:type="dxa"/>
               <w:right w:w="40" w:type="dxa"/>
             </w:tcMar>
+            <w:tcBorders>
+              <w:top w:val="single" w:sz="4" w:space="0" w:color="000000"/>
+              <w:left w:val="single" w:sz="4" w:space="0" w:color="000000"/>
+              <w:bottom w:val="single" w:sz="4" w:space="0" w:color="000000"/>
+              <w:right w:val="single" w:sz="4" w:space="0" w:color="000000"/>
+            </w:tcBorders>
           </w:tcPr>
           <w:p>
             <w:pPr>
@@ -949,7 +1132,8 @@
               <w:rPr>
                 <w:rFonts w:ascii="Times New Roman" w:hAnsi="Times New Roman" w:eastAsia="Times New Roman" w:cs="Times New Roman"/>
                 <w:b w:val="0"/>
-                <w:sz w:val="15"/>
+                <w:i w:val="0"/>
+                <w:sz w:val="22"/>
               </w:rPr>
               <w:t>6</w:t>
             </w:r>
@@ -957,14 +1141,20 @@
         </w:tc>
         <w:tc>
           <w:tcPr>
-            <w:tcW w:type="dxa" w:w="700"/>
+            <w:tcW w:type="dxa" w:w="750"/>
             <w:vAlign w:val="center"/>
             <w:tcMar>
-              <w:top w:w="40" w:type="dxa"/>
-              <w:bottom w:w="40" w:type="dxa"/>
+              <w:top w:w="30" w:type="dxa"/>
+              <w:bottom w:w="30" w:type="dxa"/>
               <w:left w:w="40" w:type="dxa"/>
               <w:right w:w="40" w:type="dxa"/>
             </w:tcMar>
+            <w:tcBorders>
+              <w:top w:val="single" w:sz="4" w:space="0" w:color="000000"/>
+              <w:left w:val="single" w:sz="4" w:space="0" w:color="000000"/>
+              <w:bottom w:val="single" w:sz="4" w:space="0" w:color="000000"/>
+              <w:right w:val="single" w:sz="4" w:space="0" w:color="000000"/>
+            </w:tcBorders>
           </w:tcPr>
           <w:p>
             <w:pPr>
@@ -975,7 +1165,8 @@
               <w:rPr>
                 <w:rFonts w:ascii="Times New Roman" w:hAnsi="Times New Roman" w:eastAsia="Times New Roman" w:cs="Times New Roman"/>
                 <w:b w:val="0"/>
-                <w:sz w:val="15"/>
+                <w:i w:val="0"/>
+                <w:sz w:val="22"/>
               </w:rPr>
               <w:t>1800</w:t>
             </w:r>
@@ -983,14 +1174,20 @@
         </w:tc>
         <w:tc>
           <w:tcPr>
-            <w:tcW w:type="dxa" w:w="1100"/>
+            <w:tcW w:type="dxa" w:w="1200"/>
             <w:vAlign w:val="center"/>
             <w:tcMar>
-              <w:top w:w="40" w:type="dxa"/>
-              <w:bottom w:w="40" w:type="dxa"/>
+              <w:top w:w="30" w:type="dxa"/>
+              <w:bottom w:w="30" w:type="dxa"/>
               <w:left w:w="40" w:type="dxa"/>
               <w:right w:w="40" w:type="dxa"/>
             </w:tcMar>
+            <w:tcBorders>
+              <w:top w:val="single" w:sz="4" w:space="0" w:color="000000"/>
+              <w:left w:val="single" w:sz="4" w:space="0" w:color="000000"/>
+              <w:bottom w:val="single" w:sz="4" w:space="0" w:color="000000"/>
+              <w:right w:val="single" w:sz="4" w:space="0" w:color="000000"/>
+            </w:tcBorders>
           </w:tcPr>
           <w:p>
             <w:pPr>
@@ -1001,7 +1198,8 @@
               <w:rPr>
                 <w:rFonts w:ascii="Times New Roman" w:hAnsi="Times New Roman" w:eastAsia="Times New Roman" w:cs="Times New Roman"/>
                 <w:b w:val="0"/>
-                <w:sz w:val="15"/>
+                <w:i w:val="0"/>
+                <w:sz w:val="22"/>
               </w:rPr>
               <w:t>10 800</w:t>
             </w:r>
@@ -1009,14 +1207,20 @@
         </w:tc>
         <w:tc>
           <w:tcPr>
-            <w:tcW w:type="dxa" w:w="1200"/>
+            <w:tcW w:type="dxa" w:w="1400"/>
             <w:vAlign w:val="center"/>
             <w:tcMar>
-              <w:top w:w="40" w:type="dxa"/>
-              <w:bottom w:w="40" w:type="dxa"/>
+              <w:top w:w="30" w:type="dxa"/>
+              <w:bottom w:w="30" w:type="dxa"/>
               <w:left w:w="40" w:type="dxa"/>
               <w:right w:w="40" w:type="dxa"/>
             </w:tcMar>
+            <w:tcBorders>
+              <w:top w:val="single" w:sz="4" w:space="0" w:color="000000"/>
+              <w:left w:val="single" w:sz="4" w:space="0" w:color="000000"/>
+              <w:bottom w:val="single" w:sz="4" w:space="0" w:color="000000"/>
+              <w:right w:val="single" w:sz="4" w:space="0" w:color="000000"/>
+            </w:tcBorders>
             <w:vMerge/>
           </w:tcPr>
           <w:p>
@@ -1028,21 +1232,28 @@
               <w:rPr>
                 <w:rFonts w:ascii="Times New Roman" w:hAnsi="Times New Roman" w:eastAsia="Times New Roman" w:cs="Times New Roman"/>
                 <w:b w:val="0"/>
-                <w:sz w:val="15"/>
+                <w:i w:val="0"/>
+                <w:sz w:val="22"/>
               </w:rPr>
             </w:r>
           </w:p>
         </w:tc>
         <w:tc>
           <w:tcPr>
-            <w:tcW w:type="dxa" w:w="1100"/>
+            <w:tcW w:type="dxa" w:w="1000"/>
             <w:vAlign w:val="center"/>
             <w:tcMar>
-              <w:top w:w="40" w:type="dxa"/>
-              <w:bottom w:w="40" w:type="dxa"/>
+              <w:top w:w="30" w:type="dxa"/>
+              <w:bottom w:w="30" w:type="dxa"/>
               <w:left w:w="40" w:type="dxa"/>
               <w:right w:w="40" w:type="dxa"/>
             </w:tcMar>
+            <w:tcBorders>
+              <w:top w:val="single" w:sz="4" w:space="0" w:color="000000"/>
+              <w:left w:val="single" w:sz="4" w:space="0" w:color="000000"/>
+              <w:bottom w:val="single" w:sz="4" w:space="0" w:color="000000"/>
+              <w:right w:val="single" w:sz="4" w:space="0" w:color="000000"/>
+            </w:tcBorders>
           </w:tcPr>
           <w:p>
             <w:pPr>
@@ -1053,7 +1264,8 @@
               <w:rPr>
                 <w:rFonts w:ascii="Times New Roman" w:hAnsi="Times New Roman" w:eastAsia="Times New Roman" w:cs="Times New Roman"/>
                 <w:b w:val="0"/>
-                <w:sz w:val="15"/>
+                <w:i w:val="0"/>
+                <w:sz w:val="22"/>
               </w:rPr>
             </w:r>
           </w:p>
@@ -1062,14 +1274,20 @@
       <w:tr>
         <w:tc>
           <w:tcPr>
-            <w:tcW w:type="dxa" w:w="500"/>
+            <w:tcW w:type="dxa" w:w="550"/>
             <w:vAlign w:val="center"/>
             <w:tcMar>
-              <w:top w:w="40" w:type="dxa"/>
-              <w:bottom w:w="40" w:type="dxa"/>
+              <w:top w:w="30" w:type="dxa"/>
+              <w:bottom w:w="30" w:type="dxa"/>
               <w:left w:w="40" w:type="dxa"/>
               <w:right w:w="40" w:type="dxa"/>
             </w:tcMar>
+            <w:tcBorders>
+              <w:top w:val="single" w:sz="4" w:space="0" w:color="000000"/>
+              <w:left w:val="single" w:sz="4" w:space="0" w:color="000000"/>
+              <w:bottom w:val="single" w:sz="4" w:space="0" w:color="000000"/>
+              <w:right w:val="single" w:sz="4" w:space="0" w:color="000000"/>
+            </w:tcBorders>
           </w:tcPr>
           <w:p>
             <w:pPr>
@@ -1080,7 +1298,8 @@
               <w:rPr>
                 <w:rFonts w:ascii="Times New Roman" w:hAnsi="Times New Roman" w:eastAsia="Times New Roman" w:cs="Times New Roman"/>
                 <w:b w:val="0"/>
-                <w:sz w:val="15"/>
+                <w:i w:val="0"/>
+                <w:sz w:val="22"/>
               </w:rPr>
               <w:t>3</w:t>
             </w:r>
@@ -1088,14 +1307,20 @@
         </w:tc>
         <w:tc>
           <w:tcPr>
-            <w:tcW w:type="dxa" w:w="1800"/>
+            <w:tcW w:type="dxa" w:w="1900"/>
             <w:vAlign w:val="center"/>
             <w:tcMar>
-              <w:top w:w="40" w:type="dxa"/>
-              <w:bottom w:w="40" w:type="dxa"/>
+              <w:top w:w="30" w:type="dxa"/>
+              <w:bottom w:w="30" w:type="dxa"/>
               <w:left w:w="40" w:type="dxa"/>
               <w:right w:w="40" w:type="dxa"/>
             </w:tcMar>
+            <w:tcBorders>
+              <w:top w:val="single" w:sz="4" w:space="0" w:color="000000"/>
+              <w:left w:val="single" w:sz="4" w:space="0" w:color="000000"/>
+              <w:bottom w:val="single" w:sz="4" w:space="0" w:color="000000"/>
+              <w:right w:val="single" w:sz="4" w:space="0" w:color="000000"/>
+            </w:tcBorders>
             <w:vMerge/>
           </w:tcPr>
           <w:p>
@@ -1107,21 +1332,28 @@
               <w:rPr>
                 <w:rFonts w:ascii="Times New Roman" w:hAnsi="Times New Roman" w:eastAsia="Times New Roman" w:cs="Times New Roman"/>
                 <w:b w:val="0"/>
-                <w:sz w:val="15"/>
+                <w:i w:val="0"/>
+                <w:sz w:val="22"/>
               </w:rPr>
             </w:r>
           </w:p>
         </w:tc>
         <w:tc>
           <w:tcPr>
-            <w:tcW w:type="dxa" w:w="2400"/>
+            <w:tcW w:type="dxa" w:w="2500"/>
             <w:vAlign w:val="center"/>
             <w:tcMar>
-              <w:top w:w="40" w:type="dxa"/>
-              <w:bottom w:w="40" w:type="dxa"/>
+              <w:top w:w="30" w:type="dxa"/>
+              <w:bottom w:w="30" w:type="dxa"/>
               <w:left w:w="40" w:type="dxa"/>
               <w:right w:w="40" w:type="dxa"/>
             </w:tcMar>
+            <w:tcBorders>
+              <w:top w:val="single" w:sz="4" w:space="0" w:color="000000"/>
+              <w:left w:val="single" w:sz="4" w:space="0" w:color="000000"/>
+              <w:bottom w:val="single" w:sz="4" w:space="0" w:color="000000"/>
+              <w:right w:val="single" w:sz="4" w:space="0" w:color="000000"/>
+            </w:tcBorders>
           </w:tcPr>
           <w:p>
             <w:pPr>
@@ -1132,7 +1364,8 @@
               <w:rPr>
                 <w:rFonts w:ascii="Times New Roman" w:hAnsi="Times New Roman" w:eastAsia="Times New Roman" w:cs="Times New Roman"/>
                 <w:b w:val="0"/>
-                <w:sz w:val="15"/>
+                <w:i w:val="0"/>
+                <w:sz w:val="22"/>
               </w:rPr>
               <w:t>Craie couleur RAFAFA</w:t>
             </w:r>
@@ -1140,14 +1373,20 @@
         </w:tc>
         <w:tc>
           <w:tcPr>
-            <w:tcW w:type="dxa" w:w="1000"/>
+            <w:tcW w:type="dxa" w:w="1100"/>
             <w:vAlign w:val="center"/>
             <w:tcMar>
-              <w:top w:w="40" w:type="dxa"/>
-              <w:bottom w:w="40" w:type="dxa"/>
+              <w:top w:w="30" w:type="dxa"/>
+              <w:bottom w:w="30" w:type="dxa"/>
               <w:left w:w="40" w:type="dxa"/>
               <w:right w:w="40" w:type="dxa"/>
             </w:tcMar>
+            <w:tcBorders>
+              <w:top w:val="single" w:sz="4" w:space="0" w:color="000000"/>
+              <w:left w:val="single" w:sz="4" w:space="0" w:color="000000"/>
+              <w:bottom w:val="single" w:sz="4" w:space="0" w:color="000000"/>
+              <w:right w:val="single" w:sz="4" w:space="0" w:color="000000"/>
+            </w:tcBorders>
           </w:tcPr>
           <w:p>
             <w:pPr>
@@ -1158,7 +1397,8 @@
               <w:rPr>
                 <w:rFonts w:ascii="Times New Roman" w:hAnsi="Times New Roman" w:eastAsia="Times New Roman" w:cs="Times New Roman"/>
                 <w:b w:val="0"/>
-                <w:sz w:val="15"/>
+                <w:i w:val="0"/>
+                <w:sz w:val="22"/>
               </w:rPr>
               <w:t>10</w:t>
             </w:r>
@@ -1166,14 +1406,20 @@
         </w:tc>
         <w:tc>
           <w:tcPr>
-            <w:tcW w:type="dxa" w:w="700"/>
+            <w:tcW w:type="dxa" w:w="750"/>
             <w:vAlign w:val="center"/>
             <w:tcMar>
-              <w:top w:w="40" w:type="dxa"/>
-              <w:bottom w:w="40" w:type="dxa"/>
+              <w:top w:w="30" w:type="dxa"/>
+              <w:bottom w:w="30" w:type="dxa"/>
               <w:left w:w="40" w:type="dxa"/>
               <w:right w:w="40" w:type="dxa"/>
             </w:tcMar>
+            <w:tcBorders>
+              <w:top w:val="single" w:sz="4" w:space="0" w:color="000000"/>
+              <w:left w:val="single" w:sz="4" w:space="0" w:color="000000"/>
+              <w:bottom w:val="single" w:sz="4" w:space="0" w:color="000000"/>
+              <w:right w:val="single" w:sz="4" w:space="0" w:color="000000"/>
+            </w:tcBorders>
           </w:tcPr>
           <w:p>
             <w:pPr>
@@ -1184,7 +1430,8 @@
               <w:rPr>
                 <w:rFonts w:ascii="Times New Roman" w:hAnsi="Times New Roman" w:eastAsia="Times New Roman" w:cs="Times New Roman"/>
                 <w:b w:val="0"/>
-                <w:sz w:val="15"/>
+                <w:i w:val="0"/>
+                <w:sz w:val="22"/>
               </w:rPr>
               <w:t>6000</w:t>
             </w:r>
@@ -1192,14 +1439,20 @@
         </w:tc>
         <w:tc>
           <w:tcPr>
-            <w:tcW w:type="dxa" w:w="1100"/>
+            <w:tcW w:type="dxa" w:w="1200"/>
             <w:vAlign w:val="center"/>
             <w:tcMar>
-              <w:top w:w="40" w:type="dxa"/>
-              <w:bottom w:w="40" w:type="dxa"/>
+              <w:top w:w="30" w:type="dxa"/>
+              <w:bottom w:w="30" w:type="dxa"/>
               <w:left w:w="40" w:type="dxa"/>
               <w:right w:w="40" w:type="dxa"/>
             </w:tcMar>
+            <w:tcBorders>
+              <w:top w:val="single" w:sz="4" w:space="0" w:color="000000"/>
+              <w:left w:val="single" w:sz="4" w:space="0" w:color="000000"/>
+              <w:bottom w:val="single" w:sz="4" w:space="0" w:color="000000"/>
+              <w:right w:val="single" w:sz="4" w:space="0" w:color="000000"/>
+            </w:tcBorders>
           </w:tcPr>
           <w:p>
             <w:pPr>
@@ -1210,7 +1463,8 @@
               <w:rPr>
                 <w:rFonts w:ascii="Times New Roman" w:hAnsi="Times New Roman" w:eastAsia="Times New Roman" w:cs="Times New Roman"/>
                 <w:b w:val="0"/>
-                <w:sz w:val="15"/>
+                <w:i w:val="0"/>
+                <w:sz w:val="22"/>
               </w:rPr>
               <w:t>60 000</w:t>
             </w:r>
@@ -1218,14 +1472,20 @@
         </w:tc>
         <w:tc>
           <w:tcPr>
-            <w:tcW w:type="dxa" w:w="1200"/>
+            <w:tcW w:type="dxa" w:w="1400"/>
             <w:vAlign w:val="center"/>
             <w:tcMar>
-              <w:top w:w="40" w:type="dxa"/>
-              <w:bottom w:w="40" w:type="dxa"/>
+              <w:top w:w="30" w:type="dxa"/>
+              <w:bottom w:w="30" w:type="dxa"/>
               <w:left w:w="40" w:type="dxa"/>
               <w:right w:w="40" w:type="dxa"/>
             </w:tcMar>
+            <w:tcBorders>
+              <w:top w:val="single" w:sz="4" w:space="0" w:color="000000"/>
+              <w:left w:val="single" w:sz="4" w:space="0" w:color="000000"/>
+              <w:bottom w:val="single" w:sz="4" w:space="0" w:color="000000"/>
+              <w:right w:val="single" w:sz="4" w:space="0" w:color="000000"/>
+            </w:tcBorders>
             <w:vMerge/>
           </w:tcPr>
           <w:p>
@@ -1237,21 +1497,28 @@
               <w:rPr>
                 <w:rFonts w:ascii="Times New Roman" w:hAnsi="Times New Roman" w:eastAsia="Times New Roman" w:cs="Times New Roman"/>
                 <w:b w:val="0"/>
-                <w:sz w:val="15"/>
+                <w:i w:val="0"/>
+                <w:sz w:val="22"/>
               </w:rPr>
             </w:r>
           </w:p>
         </w:tc>
         <w:tc>
           <w:tcPr>
-            <w:tcW w:type="dxa" w:w="1100"/>
+            <w:tcW w:type="dxa" w:w="1000"/>
             <w:vAlign w:val="center"/>
             <w:tcMar>
-              <w:top w:w="40" w:type="dxa"/>
-              <w:bottom w:w="40" w:type="dxa"/>
+              <w:top w:w="30" w:type="dxa"/>
+              <w:bottom w:w="30" w:type="dxa"/>
               <w:left w:w="40" w:type="dxa"/>
               <w:right w:w="40" w:type="dxa"/>
             </w:tcMar>
+            <w:tcBorders>
+              <w:top w:val="single" w:sz="4" w:space="0" w:color="000000"/>
+              <w:left w:val="single" w:sz="4" w:space="0" w:color="000000"/>
+              <w:bottom w:val="single" w:sz="4" w:space="0" w:color="000000"/>
+              <w:right w:val="single" w:sz="4" w:space="0" w:color="000000"/>
+            </w:tcBorders>
           </w:tcPr>
           <w:p>
             <w:pPr>
@@ -1262,7 +1529,8 @@
               <w:rPr>
                 <w:rFonts w:ascii="Times New Roman" w:hAnsi="Times New Roman" w:eastAsia="Times New Roman" w:cs="Times New Roman"/>
                 <w:b w:val="0"/>
-                <w:sz w:val="15"/>
+                <w:i w:val="0"/>
+                <w:sz w:val="22"/>
               </w:rPr>
             </w:r>
           </w:p>
@@ -1271,14 +1539,20 @@
       <w:tr>
         <w:tc>
           <w:tcPr>
-            <w:tcW w:type="dxa" w:w="500"/>
+            <w:tcW w:type="dxa" w:w="550"/>
             <w:vAlign w:val="center"/>
             <w:tcMar>
-              <w:top w:w="40" w:type="dxa"/>
-              <w:bottom w:w="40" w:type="dxa"/>
+              <w:top w:w="30" w:type="dxa"/>
+              <w:bottom w:w="30" w:type="dxa"/>
               <w:left w:w="40" w:type="dxa"/>
               <w:right w:w="40" w:type="dxa"/>
             </w:tcMar>
+            <w:tcBorders>
+              <w:top w:val="single" w:sz="4" w:space="0" w:color="000000"/>
+              <w:left w:val="single" w:sz="4" w:space="0" w:color="000000"/>
+              <w:bottom w:val="single" w:sz="4" w:space="0" w:color="000000"/>
+              <w:right w:val="single" w:sz="4" w:space="0" w:color="000000"/>
+            </w:tcBorders>
           </w:tcPr>
           <w:p>
             <w:pPr>
@@ -1289,7 +1563,8 @@
               <w:rPr>
                 <w:rFonts w:ascii="Times New Roman" w:hAnsi="Times New Roman" w:eastAsia="Times New Roman" w:cs="Times New Roman"/>
                 <w:b w:val="0"/>
-                <w:sz w:val="15"/>
+                <w:i w:val="0"/>
+                <w:sz w:val="22"/>
               </w:rPr>
               <w:t>4</w:t>
             </w:r>
@@ -1297,14 +1572,20 @@
         </w:tc>
         <w:tc>
           <w:tcPr>
-            <w:tcW w:type="dxa" w:w="1800"/>
+            <w:tcW w:type="dxa" w:w="1900"/>
             <w:vAlign w:val="center"/>
             <w:tcMar>
-              <w:top w:w="40" w:type="dxa"/>
-              <w:bottom w:w="40" w:type="dxa"/>
+              <w:top w:w="30" w:type="dxa"/>
+              <w:bottom w:w="30" w:type="dxa"/>
               <w:left w:w="40" w:type="dxa"/>
               <w:right w:w="40" w:type="dxa"/>
             </w:tcMar>
+            <w:tcBorders>
+              <w:top w:val="single" w:sz="4" w:space="0" w:color="000000"/>
+              <w:left w:val="single" w:sz="4" w:space="0" w:color="000000"/>
+              <w:bottom w:val="single" w:sz="4" w:space="0" w:color="000000"/>
+              <w:right w:val="single" w:sz="4" w:space="0" w:color="000000"/>
+            </w:tcBorders>
             <w:vMerge/>
           </w:tcPr>
           <w:p>
@@ -1316,21 +1597,28 @@
               <w:rPr>
                 <w:rFonts w:ascii="Times New Roman" w:hAnsi="Times New Roman" w:eastAsia="Times New Roman" w:cs="Times New Roman"/>
                 <w:b w:val="0"/>
-                <w:sz w:val="15"/>
+                <w:i w:val="0"/>
+                <w:sz w:val="22"/>
               </w:rPr>
             </w:r>
           </w:p>
         </w:tc>
         <w:tc>
           <w:tcPr>
-            <w:tcW w:type="dxa" w:w="2400"/>
+            <w:tcW w:type="dxa" w:w="2500"/>
             <w:vAlign w:val="center"/>
             <w:tcMar>
-              <w:top w:w="40" w:type="dxa"/>
-              <w:bottom w:w="40" w:type="dxa"/>
+              <w:top w:w="30" w:type="dxa"/>
+              <w:bottom w:w="30" w:type="dxa"/>
               <w:left w:w="40" w:type="dxa"/>
               <w:right w:w="40" w:type="dxa"/>
             </w:tcMar>
+            <w:tcBorders>
+              <w:top w:val="single" w:sz="4" w:space="0" w:color="000000"/>
+              <w:left w:val="single" w:sz="4" w:space="0" w:color="000000"/>
+              <w:bottom w:val="single" w:sz="4" w:space="0" w:color="000000"/>
+              <w:right w:val="single" w:sz="4" w:space="0" w:color="000000"/>
+            </w:tcBorders>
           </w:tcPr>
           <w:p>
             <w:pPr>
@@ -1341,7 +1629,8 @@
               <w:rPr>
                 <w:rFonts w:ascii="Times New Roman" w:hAnsi="Times New Roman" w:eastAsia="Times New Roman" w:cs="Times New Roman"/>
                 <w:b w:val="0"/>
-                <w:sz w:val="15"/>
+                <w:i w:val="0"/>
+                <w:sz w:val="22"/>
               </w:rPr>
               <w:t>Craie blanche RAFAFA</w:t>
             </w:r>
@@ -1349,14 +1638,20 @@
         </w:tc>
         <w:tc>
           <w:tcPr>
-            <w:tcW w:type="dxa" w:w="1000"/>
+            <w:tcW w:type="dxa" w:w="1100"/>
             <w:vAlign w:val="center"/>
             <w:tcMar>
-              <w:top w:w="40" w:type="dxa"/>
-              <w:bottom w:w="40" w:type="dxa"/>
+              <w:top w:w="30" w:type="dxa"/>
+              <w:bottom w:w="30" w:type="dxa"/>
               <w:left w:w="40" w:type="dxa"/>
               <w:right w:w="40" w:type="dxa"/>
             </w:tcMar>
+            <w:tcBorders>
+              <w:top w:val="single" w:sz="4" w:space="0" w:color="000000"/>
+              <w:left w:val="single" w:sz="4" w:space="0" w:color="000000"/>
+              <w:bottom w:val="single" w:sz="4" w:space="0" w:color="000000"/>
+              <w:right w:val="single" w:sz="4" w:space="0" w:color="000000"/>
+            </w:tcBorders>
           </w:tcPr>
           <w:p>
             <w:pPr>
@@ -1367,7 +1662,8 @@
               <w:rPr>
                 <w:rFonts w:ascii="Times New Roman" w:hAnsi="Times New Roman" w:eastAsia="Times New Roman" w:cs="Times New Roman"/>
                 <w:b w:val="0"/>
-                <w:sz w:val="15"/>
+                <w:i w:val="0"/>
+                <w:sz w:val="22"/>
               </w:rPr>
               <w:t>10</w:t>
             </w:r>
@@ -1375,14 +1671,20 @@
         </w:tc>
         <w:tc>
           <w:tcPr>
-            <w:tcW w:type="dxa" w:w="700"/>
+            <w:tcW w:type="dxa" w:w="750"/>
             <w:vAlign w:val="center"/>
             <w:tcMar>
-              <w:top w:w="40" w:type="dxa"/>
-              <w:bottom w:w="40" w:type="dxa"/>
+              <w:top w:w="30" w:type="dxa"/>
+              <w:bottom w:w="30" w:type="dxa"/>
               <w:left w:w="40" w:type="dxa"/>
               <w:right w:w="40" w:type="dxa"/>
             </w:tcMar>
+            <w:tcBorders>
+              <w:top w:val="single" w:sz="4" w:space="0" w:color="000000"/>
+              <w:left w:val="single" w:sz="4" w:space="0" w:color="000000"/>
+              <w:bottom w:val="single" w:sz="4" w:space="0" w:color="000000"/>
+              <w:right w:val="single" w:sz="4" w:space="0" w:color="000000"/>
+            </w:tcBorders>
           </w:tcPr>
           <w:p>
             <w:pPr>
@@ -1393,7 +1695,8 @@
               <w:rPr>
                 <w:rFonts w:ascii="Times New Roman" w:hAnsi="Times New Roman" w:eastAsia="Times New Roman" w:cs="Times New Roman"/>
                 <w:b w:val="0"/>
-                <w:sz w:val="15"/>
+                <w:i w:val="0"/>
+                <w:sz w:val="22"/>
               </w:rPr>
               <w:t>5000</w:t>
             </w:r>
@@ -1401,14 +1704,20 @@
         </w:tc>
         <w:tc>
           <w:tcPr>
-            <w:tcW w:type="dxa" w:w="1100"/>
+            <w:tcW w:type="dxa" w:w="1200"/>
             <w:vAlign w:val="center"/>
             <w:tcMar>
-              <w:top w:w="40" w:type="dxa"/>
-              <w:bottom w:w="40" w:type="dxa"/>
+              <w:top w:w="30" w:type="dxa"/>
+              <w:bottom w:w="30" w:type="dxa"/>
               <w:left w:w="40" w:type="dxa"/>
               <w:right w:w="40" w:type="dxa"/>
             </w:tcMar>
+            <w:tcBorders>
+              <w:top w:val="single" w:sz="4" w:space="0" w:color="000000"/>
+              <w:left w:val="single" w:sz="4" w:space="0" w:color="000000"/>
+              <w:bottom w:val="single" w:sz="4" w:space="0" w:color="000000"/>
+              <w:right w:val="single" w:sz="4" w:space="0" w:color="000000"/>
+            </w:tcBorders>
           </w:tcPr>
           <w:p>
             <w:pPr>
@@ -1419,9 +1728,244 @@
               <w:rPr>
                 <w:rFonts w:ascii="Times New Roman" w:hAnsi="Times New Roman" w:eastAsia="Times New Roman" w:cs="Times New Roman"/>
                 <w:b w:val="0"/>
-                <w:sz w:val="15"/>
+                <w:i w:val="0"/>
+                <w:sz w:val="22"/>
               </w:rPr>
               <w:t>50 000</w:t>
+            </w:r>
+          </w:p>
+        </w:tc>
+        <w:tc>
+          <w:tcPr>
+            <w:tcW w:type="dxa" w:w="1400"/>
+            <w:vAlign w:val="center"/>
+            <w:tcMar>
+              <w:top w:w="30" w:type="dxa"/>
+              <w:bottom w:w="30" w:type="dxa"/>
+              <w:left w:w="40" w:type="dxa"/>
+              <w:right w:w="40" w:type="dxa"/>
+            </w:tcMar>
+            <w:tcBorders>
+              <w:top w:val="single" w:sz="4" w:space="0" w:color="000000"/>
+              <w:left w:val="single" w:sz="4" w:space="0" w:color="000000"/>
+              <w:bottom w:val="single" w:sz="4" w:space="0" w:color="000000"/>
+              <w:right w:val="single" w:sz="4" w:space="0" w:color="000000"/>
+            </w:tcBorders>
+            <w:vMerge/>
+          </w:tcPr>
+          <w:p>
+            <w:pPr>
+              <w:spacing w:before="0" w:after="0" w:line="240" w:lineRule="auto"/>
+              <w:jc w:val="center"/>
+            </w:pPr>
+            <w:r>
+              <w:rPr>
+                <w:rFonts w:ascii="Times New Roman" w:hAnsi="Times New Roman" w:eastAsia="Times New Roman" w:cs="Times New Roman"/>
+                <w:b/>
+                <w:i/>
+                <w:sz w:val="22"/>
+              </w:rPr>
+              <w:t>ST : 144 800</w:t>
+            </w:r>
+          </w:p>
+        </w:tc>
+        <w:tc>
+          <w:tcPr>
+            <w:tcW w:type="dxa" w:w="1000"/>
+            <w:vAlign w:val="center"/>
+            <w:tcMar>
+              <w:top w:w="30" w:type="dxa"/>
+              <w:bottom w:w="30" w:type="dxa"/>
+              <w:left w:w="40" w:type="dxa"/>
+              <w:right w:w="40" w:type="dxa"/>
+            </w:tcMar>
+            <w:tcBorders>
+              <w:top w:val="single" w:sz="4" w:space="0" w:color="000000"/>
+              <w:left w:val="single" w:sz="4" w:space="0" w:color="000000"/>
+              <w:bottom w:val="single" w:sz="4" w:space="0" w:color="000000"/>
+              <w:right w:val="single" w:sz="4" w:space="0" w:color="000000"/>
+            </w:tcBorders>
+          </w:tcPr>
+          <w:p>
+            <w:pPr>
+              <w:spacing w:before="0" w:after="0" w:line="240" w:lineRule="auto"/>
+              <w:jc w:val="left"/>
+            </w:pPr>
+            <w:r>
+              <w:rPr>
+                <w:rFonts w:ascii="Times New Roman" w:hAnsi="Times New Roman" w:eastAsia="Times New Roman" w:cs="Times New Roman"/>
+                <w:b w:val="0"/>
+                <w:i w:val="0"/>
+                <w:sz w:val="22"/>
+              </w:rPr>
+            </w:r>
+          </w:p>
+        </w:tc>
+      </w:tr>
+      <w:tr>
+        <w:tc>
+          <w:tcPr>
+            <w:tcW w:type="dxa" w:w="550"/>
+            <w:vAlign w:val="center"/>
+            <w:tcMar>
+              <w:top w:w="30" w:type="dxa"/>
+              <w:bottom w:w="30" w:type="dxa"/>
+              <w:left w:w="40" w:type="dxa"/>
+              <w:right w:w="40" w:type="dxa"/>
+            </w:tcMar>
+            <w:tcBorders>
+              <w:top w:val="single" w:sz="4" w:space="0" w:color="000000"/>
+              <w:left w:val="single" w:sz="4" w:space="0" w:color="000000"/>
+              <w:bottom w:val="single" w:sz="4" w:space="0" w:color="000000"/>
+              <w:right w:val="single" w:sz="4" w:space="0" w:color="000000"/>
+            </w:tcBorders>
+          </w:tcPr>
+          <w:p>
+            <w:pPr>
+              <w:spacing w:before="0" w:after="0" w:line="240" w:lineRule="auto"/>
+              <w:jc w:val="center"/>
+            </w:pPr>
+            <w:r>
+              <w:rPr>
+                <w:rFonts w:ascii="Times New Roman" w:hAnsi="Times New Roman" w:eastAsia="Times New Roman" w:cs="Times New Roman"/>
+                <w:b w:val="0"/>
+                <w:i w:val="0"/>
+                <w:sz w:val="22"/>
+              </w:rPr>
+              <w:t>5</w:t>
+            </w:r>
+          </w:p>
+        </w:tc>
+        <w:tc>
+          <w:tcPr>
+            <w:tcW w:type="dxa" w:w="1900"/>
+            <w:vAlign w:val="center"/>
+            <w:tcMar>
+              <w:top w:w="30" w:type="dxa"/>
+              <w:bottom w:w="30" w:type="dxa"/>
+              <w:left w:w="40" w:type="dxa"/>
+              <w:right w:w="40" w:type="dxa"/>
+            </w:tcMar>
+            <w:tcBorders>
+              <w:top w:val="single" w:sz="4" w:space="0" w:color="000000"/>
+              <w:left w:val="single" w:sz="4" w:space="0" w:color="000000"/>
+              <w:bottom w:val="single" w:sz="4" w:space="0" w:color="000000"/>
+              <w:right w:val="single" w:sz="4" w:space="0" w:color="000000"/>
+            </w:tcBorders>
+            <w:vMerge w:val="restart"/>
+          </w:tcPr>
+          <w:p>
+            <w:pPr>
+              <w:spacing w:before="0" w:after="0" w:line="240" w:lineRule="auto"/>
+              <w:jc w:val="left"/>
+            </w:pPr>
+            <w:r>
+              <w:rPr>
+                <w:rFonts w:ascii="Times New Roman" w:hAnsi="Times New Roman" w:eastAsia="Times New Roman" w:cs="Times New Roman"/>
+                <w:b/>
+                <w:i w:val="0"/>
+                <w:sz w:val="22"/>
+              </w:rPr>
+              <w:t>Fanamboarana trano mpampianatra</w:t>
+            </w:r>
+          </w:p>
+        </w:tc>
+        <w:tc>
+          <w:tcPr>
+            <w:tcW w:type="dxa" w:w="2500"/>
+            <w:vAlign w:val="center"/>
+            <w:tcMar>
+              <w:top w:w="30" w:type="dxa"/>
+              <w:bottom w:w="30" w:type="dxa"/>
+              <w:left w:w="40" w:type="dxa"/>
+              <w:right w:w="40" w:type="dxa"/>
+            </w:tcMar>
+            <w:tcBorders>
+              <w:top w:val="single" w:sz="4" w:space="0" w:color="000000"/>
+              <w:left w:val="single" w:sz="4" w:space="0" w:color="000000"/>
+              <w:bottom w:val="single" w:sz="4" w:space="0" w:color="000000"/>
+              <w:right w:val="single" w:sz="4" w:space="0" w:color="000000"/>
+            </w:tcBorders>
+          </w:tcPr>
+          <w:p>
+            <w:pPr>
+              <w:spacing w:before="0" w:after="0" w:line="240" w:lineRule="auto"/>
+              <w:jc w:val="left"/>
+            </w:pPr>
+            <w:r>
+              <w:rPr>
+                <w:rFonts w:ascii="Times New Roman" w:hAnsi="Times New Roman" w:eastAsia="Times New Roman" w:cs="Times New Roman"/>
+                <w:b w:val="0"/>
+                <w:i w:val="0"/>
+                <w:sz w:val="22"/>
+              </w:rPr>
+              <w:t>Ciment</w:t>
+            </w:r>
+          </w:p>
+        </w:tc>
+        <w:tc>
+          <w:tcPr>
+            <w:tcW w:type="dxa" w:w="1100"/>
+            <w:vAlign w:val="center"/>
+            <w:tcMar>
+              <w:top w:w="30" w:type="dxa"/>
+              <w:bottom w:w="30" w:type="dxa"/>
+              <w:left w:w="40" w:type="dxa"/>
+              <w:right w:w="40" w:type="dxa"/>
+            </w:tcMar>
+            <w:tcBorders>
+              <w:top w:val="single" w:sz="4" w:space="0" w:color="000000"/>
+              <w:left w:val="single" w:sz="4" w:space="0" w:color="000000"/>
+              <w:bottom w:val="single" w:sz="4" w:space="0" w:color="000000"/>
+              <w:right w:val="single" w:sz="4" w:space="0" w:color="000000"/>
+            </w:tcBorders>
+          </w:tcPr>
+          <w:p>
+            <w:pPr>
+              <w:spacing w:before="0" w:after="0" w:line="240" w:lineRule="auto"/>
+              <w:jc w:val="center"/>
+            </w:pPr>
+            <w:r>
+              <w:rPr>
+                <w:rFonts w:ascii="Times New Roman" w:hAnsi="Times New Roman" w:eastAsia="Times New Roman" w:cs="Times New Roman"/>
+                <w:b w:val="0"/>
+                <w:i w:val="0"/>
+                <w:sz w:val="22"/>
+              </w:rPr>
+              <w:t>1</w:t>
+            </w:r>
+          </w:p>
+        </w:tc>
+        <w:tc>
+          <w:tcPr>
+            <w:tcW w:type="dxa" w:w="750"/>
+            <w:vAlign w:val="center"/>
+            <w:tcMar>
+              <w:top w:w="30" w:type="dxa"/>
+              <w:bottom w:w="30" w:type="dxa"/>
+              <w:left w:w="40" w:type="dxa"/>
+              <w:right w:w="40" w:type="dxa"/>
+            </w:tcMar>
+            <w:tcBorders>
+              <w:top w:val="single" w:sz="4" w:space="0" w:color="000000"/>
+              <w:left w:val="single" w:sz="4" w:space="0" w:color="000000"/>
+              <w:bottom w:val="single" w:sz="4" w:space="0" w:color="000000"/>
+              <w:right w:val="single" w:sz="4" w:space="0" w:color="000000"/>
+            </w:tcBorders>
+          </w:tcPr>
+          <w:p>
+            <w:pPr>
+              <w:spacing w:before="0" w:after="0" w:line="240" w:lineRule="auto"/>
+              <w:jc w:val="center"/>
+            </w:pPr>
+            <w:r>
+              <w:rPr>
+                <w:rFonts w:ascii="Times New Roman" w:hAnsi="Times New Roman" w:eastAsia="Times New Roman" w:cs="Times New Roman"/>
+                <w:b w:val="0"/>
+                <w:i w:val="0"/>
+                <w:sz w:val="22"/>
+              </w:rPr>
+              <w:t>52000</w:t>
             </w:r>
           </w:p>
         </w:tc>
@@ -1430,11 +1974,316 @@
             <w:tcW w:type="dxa" w:w="1200"/>
             <w:vAlign w:val="center"/>
             <w:tcMar>
-              <w:top w:w="40" w:type="dxa"/>
-              <w:bottom w:w="40" w:type="dxa"/>
+              <w:top w:w="30" w:type="dxa"/>
+              <w:bottom w:w="30" w:type="dxa"/>
               <w:left w:w="40" w:type="dxa"/>
               <w:right w:w="40" w:type="dxa"/>
             </w:tcMar>
+            <w:tcBorders>
+              <w:top w:val="single" w:sz="4" w:space="0" w:color="000000"/>
+              <w:left w:val="single" w:sz="4" w:space="0" w:color="000000"/>
+              <w:bottom w:val="single" w:sz="4" w:space="0" w:color="000000"/>
+              <w:right w:val="single" w:sz="4" w:space="0" w:color="000000"/>
+            </w:tcBorders>
+          </w:tcPr>
+          <w:p>
+            <w:pPr>
+              <w:spacing w:before="0" w:after="0" w:line="240" w:lineRule="auto"/>
+              <w:jc w:val="center"/>
+            </w:pPr>
+            <w:r>
+              <w:rPr>
+                <w:rFonts w:ascii="Times New Roman" w:hAnsi="Times New Roman" w:eastAsia="Times New Roman" w:cs="Times New Roman"/>
+                <w:b w:val="0"/>
+                <w:i w:val="0"/>
+                <w:sz w:val="22"/>
+              </w:rPr>
+              <w:t>52 000</w:t>
+            </w:r>
+          </w:p>
+        </w:tc>
+        <w:tc>
+          <w:tcPr>
+            <w:tcW w:type="dxa" w:w="1400"/>
+            <w:vAlign w:val="center"/>
+            <w:tcMar>
+              <w:top w:w="30" w:type="dxa"/>
+              <w:bottom w:w="30" w:type="dxa"/>
+              <w:left w:w="40" w:type="dxa"/>
+              <w:right w:w="40" w:type="dxa"/>
+            </w:tcMar>
+            <w:tcBorders>
+              <w:top w:val="single" w:sz="4" w:space="0" w:color="000000"/>
+              <w:left w:val="single" w:sz="4" w:space="0" w:color="000000"/>
+              <w:bottom w:val="single" w:sz="4" w:space="0" w:color="000000"/>
+              <w:right w:val="single" w:sz="4" w:space="0" w:color="000000"/>
+            </w:tcBorders>
+            <w:vMerge w:val="restart"/>
+          </w:tcPr>
+          <w:p>
+            <w:pPr>
+              <w:spacing w:before="0" w:after="0" w:line="240" w:lineRule="auto"/>
+              <w:jc w:val="center"/>
+            </w:pPr>
+            <w:r>
+              <w:rPr>
+                <w:rFonts w:ascii="Times New Roman" w:hAnsi="Times New Roman" w:eastAsia="Times New Roman" w:cs="Times New Roman"/>
+                <w:b w:val="0"/>
+                <w:i w:val="0"/>
+                <w:sz w:val="22"/>
+              </w:rPr>
+              <w:t>FCE</w:t>
+            </w:r>
+          </w:p>
+        </w:tc>
+        <w:tc>
+          <w:tcPr>
+            <w:tcW w:type="dxa" w:w="1000"/>
+            <w:vAlign w:val="center"/>
+            <w:tcMar>
+              <w:top w:w="30" w:type="dxa"/>
+              <w:bottom w:w="30" w:type="dxa"/>
+              <w:left w:w="40" w:type="dxa"/>
+              <w:right w:w="40" w:type="dxa"/>
+            </w:tcMar>
+            <w:tcBorders>
+              <w:top w:val="single" w:sz="4" w:space="0" w:color="000000"/>
+              <w:left w:val="single" w:sz="4" w:space="0" w:color="000000"/>
+              <w:bottom w:val="single" w:sz="4" w:space="0" w:color="000000"/>
+              <w:right w:val="single" w:sz="4" w:space="0" w:color="000000"/>
+            </w:tcBorders>
+          </w:tcPr>
+          <w:p>
+            <w:pPr>
+              <w:spacing w:before="0" w:after="0" w:line="240" w:lineRule="auto"/>
+              <w:jc w:val="left"/>
+            </w:pPr>
+            <w:r>
+              <w:rPr>
+                <w:rFonts w:ascii="Times New Roman" w:hAnsi="Times New Roman" w:eastAsia="Times New Roman" w:cs="Times New Roman"/>
+                <w:b w:val="0"/>
+                <w:i w:val="0"/>
+                <w:sz w:val="22"/>
+              </w:rPr>
+            </w:r>
+          </w:p>
+        </w:tc>
+      </w:tr>
+      <w:tr>
+        <w:tc>
+          <w:tcPr>
+            <w:tcW w:type="dxa" w:w="550"/>
+            <w:vAlign w:val="center"/>
+            <w:tcMar>
+              <w:top w:w="30" w:type="dxa"/>
+              <w:bottom w:w="30" w:type="dxa"/>
+              <w:left w:w="40" w:type="dxa"/>
+              <w:right w:w="40" w:type="dxa"/>
+            </w:tcMar>
+            <w:tcBorders>
+              <w:top w:val="single" w:sz="4" w:space="0" w:color="000000"/>
+              <w:left w:val="single" w:sz="4" w:space="0" w:color="000000"/>
+              <w:bottom w:val="single" w:sz="4" w:space="0" w:color="000000"/>
+              <w:right w:val="single" w:sz="4" w:space="0" w:color="000000"/>
+            </w:tcBorders>
+          </w:tcPr>
+          <w:p>
+            <w:pPr>
+              <w:spacing w:before="0" w:after="0" w:line="240" w:lineRule="auto"/>
+              <w:jc w:val="center"/>
+            </w:pPr>
+            <w:r>
+              <w:rPr>
+                <w:rFonts w:ascii="Times New Roman" w:hAnsi="Times New Roman" w:eastAsia="Times New Roman" w:cs="Times New Roman"/>
+                <w:b w:val="0"/>
+                <w:i w:val="0"/>
+                <w:sz w:val="22"/>
+              </w:rPr>
+              <w:t>6</w:t>
+            </w:r>
+          </w:p>
+        </w:tc>
+        <w:tc>
+          <w:tcPr>
+            <w:tcW w:type="dxa" w:w="1900"/>
+            <w:vAlign w:val="center"/>
+            <w:tcMar>
+              <w:top w:w="30" w:type="dxa"/>
+              <w:bottom w:w="30" w:type="dxa"/>
+              <w:left w:w="40" w:type="dxa"/>
+              <w:right w:w="40" w:type="dxa"/>
+            </w:tcMar>
+            <w:tcBorders>
+              <w:top w:val="single" w:sz="4" w:space="0" w:color="000000"/>
+              <w:left w:val="single" w:sz="4" w:space="0" w:color="000000"/>
+              <w:bottom w:val="single" w:sz="4" w:space="0" w:color="000000"/>
+              <w:right w:val="single" w:sz="4" w:space="0" w:color="000000"/>
+            </w:tcBorders>
+            <w:vMerge/>
+          </w:tcPr>
+          <w:p>
+            <w:pPr>
+              <w:spacing w:before="0" w:after="0" w:line="240" w:lineRule="auto"/>
+              <w:jc w:val="left"/>
+            </w:pPr>
+            <w:r>
+              <w:rPr>
+                <w:rFonts w:ascii="Times New Roman" w:hAnsi="Times New Roman" w:eastAsia="Times New Roman" w:cs="Times New Roman"/>
+                <w:b w:val="0"/>
+                <w:i w:val="0"/>
+                <w:sz w:val="22"/>
+              </w:rPr>
+            </w:r>
+          </w:p>
+        </w:tc>
+        <w:tc>
+          <w:tcPr>
+            <w:tcW w:type="dxa" w:w="2500"/>
+            <w:vAlign w:val="center"/>
+            <w:tcMar>
+              <w:top w:w="30" w:type="dxa"/>
+              <w:bottom w:w="30" w:type="dxa"/>
+              <w:left w:w="40" w:type="dxa"/>
+              <w:right w:w="40" w:type="dxa"/>
+            </w:tcMar>
+            <w:tcBorders>
+              <w:top w:val="single" w:sz="4" w:space="0" w:color="000000"/>
+              <w:left w:val="single" w:sz="4" w:space="0" w:color="000000"/>
+              <w:bottom w:val="single" w:sz="4" w:space="0" w:color="000000"/>
+              <w:right w:val="single" w:sz="4" w:space="0" w:color="000000"/>
+            </w:tcBorders>
+          </w:tcPr>
+          <w:p>
+            <w:pPr>
+              <w:spacing w:before="0" w:after="0" w:line="240" w:lineRule="auto"/>
+              <w:jc w:val="left"/>
+            </w:pPr>
+            <w:r>
+              <w:rPr>
+                <w:rFonts w:ascii="Times New Roman" w:hAnsi="Times New Roman" w:eastAsia="Times New Roman" w:cs="Times New Roman"/>
+                <w:b w:val="0"/>
+                <w:i w:val="0"/>
+                <w:sz w:val="22"/>
+              </w:rPr>
+              <w:t>Angady GM</w:t>
+            </w:r>
+          </w:p>
+        </w:tc>
+        <w:tc>
+          <w:tcPr>
+            <w:tcW w:type="dxa" w:w="1100"/>
+            <w:vAlign w:val="center"/>
+            <w:tcMar>
+              <w:top w:w="30" w:type="dxa"/>
+              <w:bottom w:w="30" w:type="dxa"/>
+              <w:left w:w="40" w:type="dxa"/>
+              <w:right w:w="40" w:type="dxa"/>
+            </w:tcMar>
+            <w:tcBorders>
+              <w:top w:val="single" w:sz="4" w:space="0" w:color="000000"/>
+              <w:left w:val="single" w:sz="4" w:space="0" w:color="000000"/>
+              <w:bottom w:val="single" w:sz="4" w:space="0" w:color="000000"/>
+              <w:right w:val="single" w:sz="4" w:space="0" w:color="000000"/>
+            </w:tcBorders>
+          </w:tcPr>
+          <w:p>
+            <w:pPr>
+              <w:spacing w:before="0" w:after="0" w:line="240" w:lineRule="auto"/>
+              <w:jc w:val="center"/>
+            </w:pPr>
+            <w:r>
+              <w:rPr>
+                <w:rFonts w:ascii="Times New Roman" w:hAnsi="Times New Roman" w:eastAsia="Times New Roman" w:cs="Times New Roman"/>
+                <w:b w:val="0"/>
+                <w:i w:val="0"/>
+                <w:sz w:val="22"/>
+              </w:rPr>
+              <w:t>1</w:t>
+            </w:r>
+          </w:p>
+        </w:tc>
+        <w:tc>
+          <w:tcPr>
+            <w:tcW w:type="dxa" w:w="750"/>
+            <w:vAlign w:val="center"/>
+            <w:tcMar>
+              <w:top w:w="30" w:type="dxa"/>
+              <w:bottom w:w="30" w:type="dxa"/>
+              <w:left w:w="40" w:type="dxa"/>
+              <w:right w:w="40" w:type="dxa"/>
+            </w:tcMar>
+            <w:tcBorders>
+              <w:top w:val="single" w:sz="4" w:space="0" w:color="000000"/>
+              <w:left w:val="single" w:sz="4" w:space="0" w:color="000000"/>
+              <w:bottom w:val="single" w:sz="4" w:space="0" w:color="000000"/>
+              <w:right w:val="single" w:sz="4" w:space="0" w:color="000000"/>
+            </w:tcBorders>
+          </w:tcPr>
+          <w:p>
+            <w:pPr>
+              <w:spacing w:before="0" w:after="0" w:line="240" w:lineRule="auto"/>
+              <w:jc w:val="center"/>
+            </w:pPr>
+            <w:r>
+              <w:rPr>
+                <w:rFonts w:ascii="Times New Roman" w:hAnsi="Times New Roman" w:eastAsia="Times New Roman" w:cs="Times New Roman"/>
+                <w:b w:val="0"/>
+                <w:i w:val="0"/>
+                <w:sz w:val="22"/>
+              </w:rPr>
+              <w:t>16000</w:t>
+            </w:r>
+          </w:p>
+        </w:tc>
+        <w:tc>
+          <w:tcPr>
+            <w:tcW w:type="dxa" w:w="1200"/>
+            <w:vAlign w:val="center"/>
+            <w:tcMar>
+              <w:top w:w="30" w:type="dxa"/>
+              <w:bottom w:w="30" w:type="dxa"/>
+              <w:left w:w="40" w:type="dxa"/>
+              <w:right w:w="40" w:type="dxa"/>
+            </w:tcMar>
+            <w:tcBorders>
+              <w:top w:val="single" w:sz="4" w:space="0" w:color="000000"/>
+              <w:left w:val="single" w:sz="4" w:space="0" w:color="000000"/>
+              <w:bottom w:val="single" w:sz="4" w:space="0" w:color="000000"/>
+              <w:right w:val="single" w:sz="4" w:space="0" w:color="000000"/>
+            </w:tcBorders>
+          </w:tcPr>
+          <w:p>
+            <w:pPr>
+              <w:spacing w:before="0" w:after="0" w:line="240" w:lineRule="auto"/>
+              <w:jc w:val="center"/>
+            </w:pPr>
+            <w:r>
+              <w:rPr>
+                <w:rFonts w:ascii="Times New Roman" w:hAnsi="Times New Roman" w:eastAsia="Times New Roman" w:cs="Times New Roman"/>
+                <w:b w:val="0"/>
+                <w:i w:val="0"/>
+                <w:sz w:val="22"/>
+              </w:rPr>
+              <w:t>16 000</w:t>
+            </w:r>
+          </w:p>
+        </w:tc>
+        <w:tc>
+          <w:tcPr>
+            <w:tcW w:type="dxa" w:w="1400"/>
+            <w:vAlign w:val="center"/>
+            <w:tcMar>
+              <w:top w:w="30" w:type="dxa"/>
+              <w:bottom w:w="30" w:type="dxa"/>
+              <w:left w:w="40" w:type="dxa"/>
+              <w:right w:w="40" w:type="dxa"/>
+            </w:tcMar>
+            <w:tcBorders>
+              <w:top w:val="single" w:sz="4" w:space="0" w:color="000000"/>
+              <w:left w:val="single" w:sz="4" w:space="0" w:color="000000"/>
+              <w:bottom w:val="single" w:sz="4" w:space="0" w:color="000000"/>
+              <w:right w:val="single" w:sz="4" w:space="0" w:color="000000"/>
+            </w:tcBorders>
             <w:vMerge/>
           </w:tcPr>
           <w:p>
@@ -1446,22 +2295,28 @@
               <w:rPr>
                 <w:rFonts w:ascii="Times New Roman" w:hAnsi="Times New Roman" w:eastAsia="Times New Roman" w:cs="Times New Roman"/>
                 <w:b w:val="0"/>
-                <w:sz w:val="15"/>
+                <w:i w:val="0"/>
+                <w:sz w:val="22"/>
               </w:rPr>
-              <w:t>ST : 144 800</w:t>
             </w:r>
           </w:p>
         </w:tc>
         <w:tc>
           <w:tcPr>
-            <w:tcW w:type="dxa" w:w="1100"/>
+            <w:tcW w:type="dxa" w:w="1000"/>
             <w:vAlign w:val="center"/>
             <w:tcMar>
-              <w:top w:w="40" w:type="dxa"/>
-              <w:bottom w:w="40" w:type="dxa"/>
+              <w:top w:w="30" w:type="dxa"/>
+              <w:bottom w:w="30" w:type="dxa"/>
               <w:left w:w="40" w:type="dxa"/>
               <w:right w:w="40" w:type="dxa"/>
             </w:tcMar>
+            <w:tcBorders>
+              <w:top w:val="single" w:sz="4" w:space="0" w:color="000000"/>
+              <w:left w:val="single" w:sz="4" w:space="0" w:color="000000"/>
+              <w:bottom w:val="single" w:sz="4" w:space="0" w:color="000000"/>
+              <w:right w:val="single" w:sz="4" w:space="0" w:color="000000"/>
+            </w:tcBorders>
           </w:tcPr>
           <w:p>
             <w:pPr>
@@ -1472,7 +2327,8 @@
               <w:rPr>
                 <w:rFonts w:ascii="Times New Roman" w:hAnsi="Times New Roman" w:eastAsia="Times New Roman" w:cs="Times New Roman"/>
                 <w:b w:val="0"/>
-                <w:sz w:val="15"/>
+                <w:i w:val="0"/>
+                <w:sz w:val="22"/>
               </w:rPr>
             </w:r>
           </w:p>
@@ -1481,15 +2337,20 @@
       <w:tr>
         <w:tc>
           <w:tcPr>
-            <w:tcW w:type="dxa" w:w="500"/>
+            <w:tcW w:type="dxa" w:w="550"/>
             <w:vAlign w:val="center"/>
             <w:tcMar>
-              <w:top w:w="40" w:type="dxa"/>
-              <w:bottom w:w="40" w:type="dxa"/>
+              <w:top w:w="30" w:type="dxa"/>
+              <w:bottom w:w="30" w:type="dxa"/>
               <w:left w:w="40" w:type="dxa"/>
               <w:right w:w="40" w:type="dxa"/>
             </w:tcMar>
-            <w:shd w:fill="F7F7F7" w:val="clear"/>
+            <w:tcBorders>
+              <w:top w:val="single" w:sz="4" w:space="0" w:color="000000"/>
+              <w:left w:val="single" w:sz="4" w:space="0" w:color="000000"/>
+              <w:bottom w:val="single" w:sz="4" w:space="0" w:color="000000"/>
+              <w:right w:val="single" w:sz="4" w:space="0" w:color="000000"/>
+            </w:tcBorders>
           </w:tcPr>
           <w:p>
             <w:pPr>
@@ -1500,23 +2361,295 @@
               <w:rPr>
                 <w:rFonts w:ascii="Times New Roman" w:hAnsi="Times New Roman" w:eastAsia="Times New Roman" w:cs="Times New Roman"/>
                 <w:b w:val="0"/>
-                <w:sz w:val="15"/>
+                <w:i w:val="0"/>
+                <w:sz w:val="22"/>
               </w:rPr>
-              <w:t>5</w:t>
+              <w:t>7</w:t>
             </w:r>
           </w:p>
         </w:tc>
         <w:tc>
           <w:tcPr>
-            <w:tcW w:type="dxa" w:w="1800"/>
+            <w:tcW w:type="dxa" w:w="1900"/>
             <w:vAlign w:val="center"/>
             <w:tcMar>
-              <w:top w:w="40" w:type="dxa"/>
-              <w:bottom w:w="40" w:type="dxa"/>
+              <w:top w:w="30" w:type="dxa"/>
+              <w:bottom w:w="30" w:type="dxa"/>
               <w:left w:w="40" w:type="dxa"/>
               <w:right w:w="40" w:type="dxa"/>
             </w:tcMar>
-            <w:shd w:fill="F7F7F7" w:val="clear"/>
+            <w:tcBorders>
+              <w:top w:val="single" w:sz="4" w:space="0" w:color="000000"/>
+              <w:left w:val="single" w:sz="4" w:space="0" w:color="000000"/>
+              <w:bottom w:val="single" w:sz="4" w:space="0" w:color="000000"/>
+              <w:right w:val="single" w:sz="4" w:space="0" w:color="000000"/>
+            </w:tcBorders>
+            <w:vMerge/>
+          </w:tcPr>
+          <w:p>
+            <w:pPr>
+              <w:spacing w:before="0" w:after="0" w:line="240" w:lineRule="auto"/>
+              <w:jc w:val="left"/>
+            </w:pPr>
+            <w:r>
+              <w:rPr>
+                <w:rFonts w:ascii="Times New Roman" w:hAnsi="Times New Roman" w:eastAsia="Times New Roman" w:cs="Times New Roman"/>
+                <w:b w:val="0"/>
+                <w:i w:val="0"/>
+                <w:sz w:val="22"/>
+              </w:rPr>
+            </w:r>
+          </w:p>
+        </w:tc>
+        <w:tc>
+          <w:tcPr>
+            <w:tcW w:type="dxa" w:w="2500"/>
+            <w:vAlign w:val="center"/>
+            <w:tcMar>
+              <w:top w:w="30" w:type="dxa"/>
+              <w:bottom w:w="30" w:type="dxa"/>
+              <w:left w:w="40" w:type="dxa"/>
+              <w:right w:w="40" w:type="dxa"/>
+            </w:tcMar>
+            <w:tcBorders>
+              <w:top w:val="single" w:sz="4" w:space="0" w:color="000000"/>
+              <w:left w:val="single" w:sz="4" w:space="0" w:color="000000"/>
+              <w:bottom w:val="single" w:sz="4" w:space="0" w:color="000000"/>
+              <w:right w:val="single" w:sz="4" w:space="0" w:color="000000"/>
+            </w:tcBorders>
+          </w:tcPr>
+          <w:p>
+            <w:pPr>
+              <w:spacing w:before="0" w:after="0" w:line="240" w:lineRule="auto"/>
+              <w:jc w:val="left"/>
+            </w:pPr>
+            <w:r>
+              <w:rPr>
+                <w:rFonts w:ascii="Times New Roman" w:hAnsi="Times New Roman" w:eastAsia="Times New Roman" w:cs="Times New Roman"/>
+                <w:b w:val="0"/>
+                <w:i w:val="0"/>
+                <w:sz w:val="22"/>
+              </w:rPr>
+              <w:t>Angady PM</w:t>
+            </w:r>
+          </w:p>
+        </w:tc>
+        <w:tc>
+          <w:tcPr>
+            <w:tcW w:type="dxa" w:w="1100"/>
+            <w:vAlign w:val="center"/>
+            <w:tcMar>
+              <w:top w:w="30" w:type="dxa"/>
+              <w:bottom w:w="30" w:type="dxa"/>
+              <w:left w:w="40" w:type="dxa"/>
+              <w:right w:w="40" w:type="dxa"/>
+            </w:tcMar>
+            <w:tcBorders>
+              <w:top w:val="single" w:sz="4" w:space="0" w:color="000000"/>
+              <w:left w:val="single" w:sz="4" w:space="0" w:color="000000"/>
+              <w:bottom w:val="single" w:sz="4" w:space="0" w:color="000000"/>
+              <w:right w:val="single" w:sz="4" w:space="0" w:color="000000"/>
+            </w:tcBorders>
+          </w:tcPr>
+          <w:p>
+            <w:pPr>
+              <w:spacing w:before="0" w:after="0" w:line="240" w:lineRule="auto"/>
+              <w:jc w:val="center"/>
+            </w:pPr>
+            <w:r>
+              <w:rPr>
+                <w:rFonts w:ascii="Times New Roman" w:hAnsi="Times New Roman" w:eastAsia="Times New Roman" w:cs="Times New Roman"/>
+                <w:b w:val="0"/>
+                <w:i w:val="0"/>
+                <w:sz w:val="22"/>
+              </w:rPr>
+              <w:t>2</w:t>
+            </w:r>
+          </w:p>
+        </w:tc>
+        <w:tc>
+          <w:tcPr>
+            <w:tcW w:type="dxa" w:w="750"/>
+            <w:vAlign w:val="center"/>
+            <w:tcMar>
+              <w:top w:w="30" w:type="dxa"/>
+              <w:bottom w:w="30" w:type="dxa"/>
+              <w:left w:w="40" w:type="dxa"/>
+              <w:right w:w="40" w:type="dxa"/>
+            </w:tcMar>
+            <w:tcBorders>
+              <w:top w:val="single" w:sz="4" w:space="0" w:color="000000"/>
+              <w:left w:val="single" w:sz="4" w:space="0" w:color="000000"/>
+              <w:bottom w:val="single" w:sz="4" w:space="0" w:color="000000"/>
+              <w:right w:val="single" w:sz="4" w:space="0" w:color="000000"/>
+            </w:tcBorders>
+          </w:tcPr>
+          <w:p>
+            <w:pPr>
+              <w:spacing w:before="0" w:after="0" w:line="240" w:lineRule="auto"/>
+              <w:jc w:val="center"/>
+            </w:pPr>
+            <w:r>
+              <w:rPr>
+                <w:rFonts w:ascii="Times New Roman" w:hAnsi="Times New Roman" w:eastAsia="Times New Roman" w:cs="Times New Roman"/>
+                <w:b w:val="0"/>
+                <w:i w:val="0"/>
+                <w:sz w:val="22"/>
+              </w:rPr>
+              <w:t>5000</w:t>
+            </w:r>
+          </w:p>
+        </w:tc>
+        <w:tc>
+          <w:tcPr>
+            <w:tcW w:type="dxa" w:w="1200"/>
+            <w:vAlign w:val="center"/>
+            <w:tcMar>
+              <w:top w:w="30" w:type="dxa"/>
+              <w:bottom w:w="30" w:type="dxa"/>
+              <w:left w:w="40" w:type="dxa"/>
+              <w:right w:w="40" w:type="dxa"/>
+            </w:tcMar>
+            <w:tcBorders>
+              <w:top w:val="single" w:sz="4" w:space="0" w:color="000000"/>
+              <w:left w:val="single" w:sz="4" w:space="0" w:color="000000"/>
+              <w:bottom w:val="single" w:sz="4" w:space="0" w:color="000000"/>
+              <w:right w:val="single" w:sz="4" w:space="0" w:color="000000"/>
+            </w:tcBorders>
+          </w:tcPr>
+          <w:p>
+            <w:pPr>
+              <w:spacing w:before="0" w:after="0" w:line="240" w:lineRule="auto"/>
+              <w:jc w:val="center"/>
+            </w:pPr>
+            <w:r>
+              <w:rPr>
+                <w:rFonts w:ascii="Times New Roman" w:hAnsi="Times New Roman" w:eastAsia="Times New Roman" w:cs="Times New Roman"/>
+                <w:b w:val="0"/>
+                <w:i w:val="0"/>
+                <w:sz w:val="22"/>
+              </w:rPr>
+              <w:t>10 000</w:t>
+            </w:r>
+          </w:p>
+        </w:tc>
+        <w:tc>
+          <w:tcPr>
+            <w:tcW w:type="dxa" w:w="1400"/>
+            <w:vAlign w:val="center"/>
+            <w:tcMar>
+              <w:top w:w="30" w:type="dxa"/>
+              <w:bottom w:w="30" w:type="dxa"/>
+              <w:left w:w="40" w:type="dxa"/>
+              <w:right w:w="40" w:type="dxa"/>
+            </w:tcMar>
+            <w:tcBorders>
+              <w:top w:val="single" w:sz="4" w:space="0" w:color="000000"/>
+              <w:left w:val="single" w:sz="4" w:space="0" w:color="000000"/>
+              <w:bottom w:val="single" w:sz="4" w:space="0" w:color="000000"/>
+              <w:right w:val="single" w:sz="4" w:space="0" w:color="000000"/>
+            </w:tcBorders>
+            <w:vMerge/>
+          </w:tcPr>
+          <w:p>
+            <w:pPr>
+              <w:spacing w:before="0" w:after="0" w:line="240" w:lineRule="auto"/>
+              <w:jc w:val="center"/>
+            </w:pPr>
+            <w:r>
+              <w:rPr>
+                <w:rFonts w:ascii="Times New Roman" w:hAnsi="Times New Roman" w:eastAsia="Times New Roman" w:cs="Times New Roman"/>
+                <w:b/>
+                <w:i/>
+                <w:sz w:val="22"/>
+              </w:rPr>
+              <w:t>ST : 78 000</w:t>
+            </w:r>
+          </w:p>
+        </w:tc>
+        <w:tc>
+          <w:tcPr>
+            <w:tcW w:type="dxa" w:w="1000"/>
+            <w:vAlign w:val="center"/>
+            <w:tcMar>
+              <w:top w:w="30" w:type="dxa"/>
+              <w:bottom w:w="30" w:type="dxa"/>
+              <w:left w:w="40" w:type="dxa"/>
+              <w:right w:w="40" w:type="dxa"/>
+            </w:tcMar>
+            <w:tcBorders>
+              <w:top w:val="single" w:sz="4" w:space="0" w:color="000000"/>
+              <w:left w:val="single" w:sz="4" w:space="0" w:color="000000"/>
+              <w:bottom w:val="single" w:sz="4" w:space="0" w:color="000000"/>
+              <w:right w:val="single" w:sz="4" w:space="0" w:color="000000"/>
+            </w:tcBorders>
+          </w:tcPr>
+          <w:p>
+            <w:pPr>
+              <w:spacing w:before="0" w:after="0" w:line="240" w:lineRule="auto"/>
+              <w:jc w:val="left"/>
+            </w:pPr>
+            <w:r>
+              <w:rPr>
+                <w:rFonts w:ascii="Times New Roman" w:hAnsi="Times New Roman" w:eastAsia="Times New Roman" w:cs="Times New Roman"/>
+                <w:b w:val="0"/>
+                <w:i w:val="0"/>
+                <w:sz w:val="22"/>
+              </w:rPr>
+            </w:r>
+          </w:p>
+        </w:tc>
+      </w:tr>
+      <w:tr>
+        <w:tc>
+          <w:tcPr>
+            <w:tcW w:type="dxa" w:w="550"/>
+            <w:vAlign w:val="center"/>
+            <w:tcMar>
+              <w:top w:w="30" w:type="dxa"/>
+              <w:bottom w:w="30" w:type="dxa"/>
+              <w:left w:w="40" w:type="dxa"/>
+              <w:right w:w="40" w:type="dxa"/>
+            </w:tcMar>
+            <w:tcBorders>
+              <w:top w:val="single" w:sz="4" w:space="0" w:color="000000"/>
+              <w:left w:val="single" w:sz="4" w:space="0" w:color="000000"/>
+              <w:bottom w:val="single" w:sz="4" w:space="0" w:color="000000"/>
+              <w:right w:val="single" w:sz="4" w:space="0" w:color="000000"/>
+            </w:tcBorders>
+          </w:tcPr>
+          <w:p>
+            <w:pPr>
+              <w:spacing w:before="0" w:after="0" w:line="240" w:lineRule="auto"/>
+              <w:jc w:val="center"/>
+            </w:pPr>
+            <w:r>
+              <w:rPr>
+                <w:rFonts w:ascii="Times New Roman" w:hAnsi="Times New Roman" w:eastAsia="Times New Roman" w:cs="Times New Roman"/>
+                <w:b w:val="0"/>
+                <w:i w:val="0"/>
+                <w:sz w:val="22"/>
+              </w:rPr>
+              <w:t>8</w:t>
+            </w:r>
+          </w:p>
+        </w:tc>
+        <w:tc>
+          <w:tcPr>
+            <w:tcW w:type="dxa" w:w="1900"/>
+            <w:vAlign w:val="center"/>
+            <w:tcMar>
+              <w:top w:w="30" w:type="dxa"/>
+              <w:bottom w:w="30" w:type="dxa"/>
+              <w:left w:w="40" w:type="dxa"/>
+              <w:right w:w="40" w:type="dxa"/>
+            </w:tcMar>
+            <w:tcBorders>
+              <w:top w:val="single" w:sz="4" w:space="0" w:color="000000"/>
+              <w:left w:val="single" w:sz="4" w:space="0" w:color="000000"/>
+              <w:bottom w:val="single" w:sz="4" w:space="0" w:color="000000"/>
+              <w:right w:val="single" w:sz="4" w:space="0" w:color="000000"/>
+            </w:tcBorders>
             <w:vMerge w:val="restart"/>
           </w:tcPr>
           <w:p>
@@ -1528,23 +2661,29 @@
               <w:rPr>
                 <w:rFonts w:ascii="Times New Roman" w:hAnsi="Times New Roman" w:eastAsia="Times New Roman" w:cs="Times New Roman"/>
                 <w:b/>
-                <w:sz w:val="15"/>
+                <w:i w:val="0"/>
+                <w:sz w:val="22"/>
               </w:rPr>
-              <w:t>Fanamboarana trano mpampianatra</w:t>
+              <w:t>Fividianana fitaovana ho an’ny mpampianatra</w:t>
             </w:r>
           </w:p>
         </w:tc>
         <w:tc>
           <w:tcPr>
-            <w:tcW w:type="dxa" w:w="2400"/>
+            <w:tcW w:type="dxa" w:w="2500"/>
             <w:vAlign w:val="center"/>
             <w:tcMar>
-              <w:top w:w="40" w:type="dxa"/>
-              <w:bottom w:w="40" w:type="dxa"/>
+              <w:top w:w="30" w:type="dxa"/>
+              <w:bottom w:w="30" w:type="dxa"/>
               <w:left w:w="40" w:type="dxa"/>
               <w:right w:w="40" w:type="dxa"/>
             </w:tcMar>
-            <w:shd w:fill="F7F7F7" w:val="clear"/>
+            <w:tcBorders>
+              <w:top w:val="single" w:sz="4" w:space="0" w:color="000000"/>
+              <w:left w:val="single" w:sz="4" w:space="0" w:color="000000"/>
+              <w:bottom w:val="single" w:sz="4" w:space="0" w:color="000000"/>
+              <w:right w:val="single" w:sz="4" w:space="0" w:color="000000"/>
+            </w:tcBorders>
           </w:tcPr>
           <w:p>
             <w:pPr>
@@ -1555,23 +2694,29 @@
               <w:rPr>
                 <w:rFonts w:ascii="Times New Roman" w:hAnsi="Times New Roman" w:eastAsia="Times New Roman" w:cs="Times New Roman"/>
                 <w:b w:val="0"/>
-                <w:sz w:val="15"/>
+                <w:i w:val="0"/>
+                <w:sz w:val="22"/>
               </w:rPr>
-              <w:t>Ciment</w:t>
+              <w:t>Blanco pen</w:t>
             </w:r>
           </w:p>
         </w:tc>
         <w:tc>
           <w:tcPr>
-            <w:tcW w:type="dxa" w:w="1000"/>
+            <w:tcW w:type="dxa" w:w="1100"/>
             <w:vAlign w:val="center"/>
             <w:tcMar>
-              <w:top w:w="40" w:type="dxa"/>
-              <w:bottom w:w="40" w:type="dxa"/>
+              <w:top w:w="30" w:type="dxa"/>
+              <w:bottom w:w="30" w:type="dxa"/>
               <w:left w:w="40" w:type="dxa"/>
               <w:right w:w="40" w:type="dxa"/>
             </w:tcMar>
-            <w:shd w:fill="F7F7F7" w:val="clear"/>
+            <w:tcBorders>
+              <w:top w:val="single" w:sz="4" w:space="0" w:color="000000"/>
+              <w:left w:val="single" w:sz="4" w:space="0" w:color="000000"/>
+              <w:bottom w:val="single" w:sz="4" w:space="0" w:color="000000"/>
+              <w:right w:val="single" w:sz="4" w:space="0" w:color="000000"/>
+            </w:tcBorders>
           </w:tcPr>
           <w:p>
             <w:pPr>
@@ -1582,23 +2727,29 @@
               <w:rPr>
                 <w:rFonts w:ascii="Times New Roman" w:hAnsi="Times New Roman" w:eastAsia="Times New Roman" w:cs="Times New Roman"/>
                 <w:b w:val="0"/>
-                <w:sz w:val="15"/>
+                <w:i w:val="0"/>
+                <w:sz w:val="22"/>
               </w:rPr>
-              <w:t>1</w:t>
+              <w:t>6</w:t>
             </w:r>
           </w:p>
         </w:tc>
         <w:tc>
           <w:tcPr>
-            <w:tcW w:type="dxa" w:w="700"/>
+            <w:tcW w:type="dxa" w:w="750"/>
             <w:vAlign w:val="center"/>
             <w:tcMar>
-              <w:top w:w="40" w:type="dxa"/>
-              <w:bottom w:w="40" w:type="dxa"/>
+              <w:top w:w="30" w:type="dxa"/>
+              <w:bottom w:w="30" w:type="dxa"/>
               <w:left w:w="40" w:type="dxa"/>
               <w:right w:w="40" w:type="dxa"/>
             </w:tcMar>
-            <w:shd w:fill="F7F7F7" w:val="clear"/>
+            <w:tcBorders>
+              <w:top w:val="single" w:sz="4" w:space="0" w:color="000000"/>
+              <w:left w:val="single" w:sz="4" w:space="0" w:color="000000"/>
+              <w:bottom w:val="single" w:sz="4" w:space="0" w:color="000000"/>
+              <w:right w:val="single" w:sz="4" w:space="0" w:color="000000"/>
+            </w:tcBorders>
           </w:tcPr>
           <w:p>
             <w:pPr>
@@ -1609,23 +2760,29 @@
               <w:rPr>
                 <w:rFonts w:ascii="Times New Roman" w:hAnsi="Times New Roman" w:eastAsia="Times New Roman" w:cs="Times New Roman"/>
                 <w:b w:val="0"/>
-                <w:sz w:val="15"/>
+                <w:i w:val="0"/>
+                <w:sz w:val="22"/>
               </w:rPr>
-              <w:t>52000</w:t>
+              <w:t>2000</w:t>
             </w:r>
           </w:p>
         </w:tc>
         <w:tc>
           <w:tcPr>
-            <w:tcW w:type="dxa" w:w="1100"/>
+            <w:tcW w:type="dxa" w:w="1200"/>
             <w:vAlign w:val="center"/>
             <w:tcMar>
-              <w:top w:w="40" w:type="dxa"/>
-              <w:bottom w:w="40" w:type="dxa"/>
+              <w:top w:w="30" w:type="dxa"/>
+              <w:bottom w:w="30" w:type="dxa"/>
               <w:left w:w="40" w:type="dxa"/>
               <w:right w:w="40" w:type="dxa"/>
             </w:tcMar>
-            <w:shd w:fill="F7F7F7" w:val="clear"/>
+            <w:tcBorders>
+              <w:top w:val="single" w:sz="4" w:space="0" w:color="000000"/>
+              <w:left w:val="single" w:sz="4" w:space="0" w:color="000000"/>
+              <w:bottom w:val="single" w:sz="4" w:space="0" w:color="000000"/>
+              <w:right w:val="single" w:sz="4" w:space="0" w:color="000000"/>
+            </w:tcBorders>
           </w:tcPr>
           <w:p>
             <w:pPr>
@@ -1636,23 +2793,29 @@
               <w:rPr>
                 <w:rFonts w:ascii="Times New Roman" w:hAnsi="Times New Roman" w:eastAsia="Times New Roman" w:cs="Times New Roman"/>
                 <w:b w:val="0"/>
-                <w:sz w:val="15"/>
+                <w:i w:val="0"/>
+                <w:sz w:val="22"/>
               </w:rPr>
-              <w:t>52 000</w:t>
+              <w:t>12 000</w:t>
             </w:r>
           </w:p>
         </w:tc>
         <w:tc>
           <w:tcPr>
-            <w:tcW w:type="dxa" w:w="1200"/>
+            <w:tcW w:type="dxa" w:w="1400"/>
             <w:vAlign w:val="center"/>
             <w:tcMar>
-              <w:top w:w="40" w:type="dxa"/>
-              <w:bottom w:w="40" w:type="dxa"/>
+              <w:top w:w="30" w:type="dxa"/>
+              <w:bottom w:w="30" w:type="dxa"/>
               <w:left w:w="40" w:type="dxa"/>
               <w:right w:w="40" w:type="dxa"/>
             </w:tcMar>
-            <w:shd w:fill="F7F7F7" w:val="clear"/>
+            <w:tcBorders>
+              <w:top w:val="single" w:sz="4" w:space="0" w:color="000000"/>
+              <w:left w:val="single" w:sz="4" w:space="0" w:color="000000"/>
+              <w:bottom w:val="single" w:sz="4" w:space="0" w:color="000000"/>
+              <w:right w:val="single" w:sz="4" w:space="0" w:color="000000"/>
+            </w:tcBorders>
             <w:vMerge w:val="restart"/>
           </w:tcPr>
           <w:p>
@@ -1664,7 +2827,8 @@
               <w:rPr>
                 <w:rFonts w:ascii="Times New Roman" w:hAnsi="Times New Roman" w:eastAsia="Times New Roman" w:cs="Times New Roman"/>
                 <w:b w:val="0"/>
-                <w:sz w:val="15"/>
+                <w:i w:val="0"/>
+                <w:sz w:val="22"/>
               </w:rPr>
               <w:t>FCE</w:t>
             </w:r>
@@ -1672,15 +2836,20 @@
         </w:tc>
         <w:tc>
           <w:tcPr>
-            <w:tcW w:type="dxa" w:w="1100"/>
+            <w:tcW w:type="dxa" w:w="1000"/>
             <w:vAlign w:val="center"/>
             <w:tcMar>
-              <w:top w:w="40" w:type="dxa"/>
-              <w:bottom w:w="40" w:type="dxa"/>
+              <w:top w:w="30" w:type="dxa"/>
+              <w:bottom w:w="30" w:type="dxa"/>
               <w:left w:w="40" w:type="dxa"/>
               <w:right w:w="40" w:type="dxa"/>
             </w:tcMar>
-            <w:shd w:fill="F7F7F7" w:val="clear"/>
+            <w:tcBorders>
+              <w:top w:val="single" w:sz="4" w:space="0" w:color="000000"/>
+              <w:left w:val="single" w:sz="4" w:space="0" w:color="000000"/>
+              <w:bottom w:val="single" w:sz="4" w:space="0" w:color="000000"/>
+              <w:right w:val="single" w:sz="4" w:space="0" w:color="000000"/>
+            </w:tcBorders>
           </w:tcPr>
           <w:p>
             <w:pPr>
@@ -1691,7 +2860,8 @@
               <w:rPr>
                 <w:rFonts w:ascii="Times New Roman" w:hAnsi="Times New Roman" w:eastAsia="Times New Roman" w:cs="Times New Roman"/>
                 <w:b w:val="0"/>
-                <w:sz w:val="15"/>
+                <w:i w:val="0"/>
+                <w:sz w:val="22"/>
               </w:rPr>
             </w:r>
           </w:p>
@@ -1700,15 +2870,20 @@
       <w:tr>
         <w:tc>
           <w:tcPr>
-            <w:tcW w:type="dxa" w:w="500"/>
+            <w:tcW w:type="dxa" w:w="550"/>
             <w:vAlign w:val="center"/>
             <w:tcMar>
-              <w:top w:w="40" w:type="dxa"/>
-              <w:bottom w:w="40" w:type="dxa"/>
+              <w:top w:w="30" w:type="dxa"/>
+              <w:bottom w:w="30" w:type="dxa"/>
               <w:left w:w="40" w:type="dxa"/>
               <w:right w:w="40" w:type="dxa"/>
             </w:tcMar>
-            <w:shd w:fill="F7F7F7" w:val="clear"/>
+            <w:tcBorders>
+              <w:top w:val="single" w:sz="4" w:space="0" w:color="000000"/>
+              <w:left w:val="single" w:sz="4" w:space="0" w:color="000000"/>
+              <w:bottom w:val="single" w:sz="4" w:space="0" w:color="000000"/>
+              <w:right w:val="single" w:sz="4" w:space="0" w:color="000000"/>
+            </w:tcBorders>
           </w:tcPr>
           <w:p>
             <w:pPr>
@@ -1719,23 +2894,29 @@
               <w:rPr>
                 <w:rFonts w:ascii="Times New Roman" w:hAnsi="Times New Roman" w:eastAsia="Times New Roman" w:cs="Times New Roman"/>
                 <w:b w:val="0"/>
-                <w:sz w:val="15"/>
+                <w:i w:val="0"/>
+                <w:sz w:val="22"/>
               </w:rPr>
-              <w:t>6</w:t>
+              <w:t>9</w:t>
             </w:r>
           </w:p>
         </w:tc>
         <w:tc>
           <w:tcPr>
-            <w:tcW w:type="dxa" w:w="1800"/>
+            <w:tcW w:type="dxa" w:w="1900"/>
             <w:vAlign w:val="center"/>
             <w:tcMar>
-              <w:top w:w="40" w:type="dxa"/>
-              <w:bottom w:w="40" w:type="dxa"/>
+              <w:top w:w="30" w:type="dxa"/>
+              <w:bottom w:w="30" w:type="dxa"/>
               <w:left w:w="40" w:type="dxa"/>
               <w:right w:w="40" w:type="dxa"/>
             </w:tcMar>
-            <w:shd w:fill="F7F7F7" w:val="clear"/>
+            <w:tcBorders>
+              <w:top w:val="single" w:sz="4" w:space="0" w:color="000000"/>
+              <w:left w:val="single" w:sz="4" w:space="0" w:color="000000"/>
+              <w:bottom w:val="single" w:sz="4" w:space="0" w:color="000000"/>
+              <w:right w:val="single" w:sz="4" w:space="0" w:color="000000"/>
+            </w:tcBorders>
             <w:vMerge/>
           </w:tcPr>
           <w:p>
@@ -1747,22 +2928,28 @@
               <w:rPr>
                 <w:rFonts w:ascii="Times New Roman" w:hAnsi="Times New Roman" w:eastAsia="Times New Roman" w:cs="Times New Roman"/>
                 <w:b w:val="0"/>
-                <w:sz w:val="15"/>
+                <w:i w:val="0"/>
+                <w:sz w:val="22"/>
               </w:rPr>
             </w:r>
           </w:p>
         </w:tc>
         <w:tc>
           <w:tcPr>
-            <w:tcW w:type="dxa" w:w="2400"/>
+            <w:tcW w:type="dxa" w:w="2500"/>
             <w:vAlign w:val="center"/>
             <w:tcMar>
-              <w:top w:w="40" w:type="dxa"/>
-              <w:bottom w:w="40" w:type="dxa"/>
+              <w:top w:w="30" w:type="dxa"/>
+              <w:bottom w:w="30" w:type="dxa"/>
               <w:left w:w="40" w:type="dxa"/>
               <w:right w:w="40" w:type="dxa"/>
             </w:tcMar>
-            <w:shd w:fill="F7F7F7" w:val="clear"/>
+            <w:tcBorders>
+              <w:top w:val="single" w:sz="4" w:space="0" w:color="000000"/>
+              <w:left w:val="single" w:sz="4" w:space="0" w:color="000000"/>
+              <w:bottom w:val="single" w:sz="4" w:space="0" w:color="000000"/>
+              <w:right w:val="single" w:sz="4" w:space="0" w:color="000000"/>
+            </w:tcBorders>
           </w:tcPr>
           <w:p>
             <w:pPr>
@@ -1773,23 +2960,29 @@
               <w:rPr>
                 <w:rFonts w:ascii="Times New Roman" w:hAnsi="Times New Roman" w:eastAsia="Times New Roman" w:cs="Times New Roman"/>
                 <w:b w:val="0"/>
-                <w:sz w:val="15"/>
+                <w:i w:val="0"/>
+                <w:sz w:val="22"/>
               </w:rPr>
-              <w:t>Angady GM</w:t>
+              <w:t>Cahier de transmission</w:t>
             </w:r>
           </w:p>
         </w:tc>
         <w:tc>
           <w:tcPr>
-            <w:tcW w:type="dxa" w:w="1000"/>
+            <w:tcW w:type="dxa" w:w="1100"/>
             <w:vAlign w:val="center"/>
             <w:tcMar>
-              <w:top w:w="40" w:type="dxa"/>
-              <w:bottom w:w="40" w:type="dxa"/>
+              <w:top w:w="30" w:type="dxa"/>
+              <w:bottom w:w="30" w:type="dxa"/>
               <w:left w:w="40" w:type="dxa"/>
               <w:right w:w="40" w:type="dxa"/>
             </w:tcMar>
-            <w:shd w:fill="F7F7F7" w:val="clear"/>
+            <w:tcBorders>
+              <w:top w:val="single" w:sz="4" w:space="0" w:color="000000"/>
+              <w:left w:val="single" w:sz="4" w:space="0" w:color="000000"/>
+              <w:bottom w:val="single" w:sz="4" w:space="0" w:color="000000"/>
+              <w:right w:val="single" w:sz="4" w:space="0" w:color="000000"/>
+            </w:tcBorders>
           </w:tcPr>
           <w:p>
             <w:pPr>
@@ -1800,7 +2993,8 @@
               <w:rPr>
                 <w:rFonts w:ascii="Times New Roman" w:hAnsi="Times New Roman" w:eastAsia="Times New Roman" w:cs="Times New Roman"/>
                 <w:b w:val="0"/>
-                <w:sz w:val="15"/>
+                <w:i w:val="0"/>
+                <w:sz w:val="22"/>
               </w:rPr>
               <w:t>1</w:t>
             </w:r>
@@ -1808,15 +3002,20 @@
         </w:tc>
         <w:tc>
           <w:tcPr>
-            <w:tcW w:type="dxa" w:w="700"/>
+            <w:tcW w:type="dxa" w:w="750"/>
             <w:vAlign w:val="center"/>
             <w:tcMar>
-              <w:top w:w="40" w:type="dxa"/>
-              <w:bottom w:w="40" w:type="dxa"/>
+              <w:top w:w="30" w:type="dxa"/>
+              <w:bottom w:w="30" w:type="dxa"/>
               <w:left w:w="40" w:type="dxa"/>
               <w:right w:w="40" w:type="dxa"/>
             </w:tcMar>
-            <w:shd w:fill="F7F7F7" w:val="clear"/>
+            <w:tcBorders>
+              <w:top w:val="single" w:sz="4" w:space="0" w:color="000000"/>
+              <w:left w:val="single" w:sz="4" w:space="0" w:color="000000"/>
+              <w:bottom w:val="single" w:sz="4" w:space="0" w:color="000000"/>
+              <w:right w:val="single" w:sz="4" w:space="0" w:color="000000"/>
+            </w:tcBorders>
           </w:tcPr>
           <w:p>
             <w:pPr>
@@ -1827,23 +3026,29 @@
               <w:rPr>
                 <w:rFonts w:ascii="Times New Roman" w:hAnsi="Times New Roman" w:eastAsia="Times New Roman" w:cs="Times New Roman"/>
                 <w:b w:val="0"/>
-                <w:sz w:val="15"/>
+                <w:i w:val="0"/>
+                <w:sz w:val="22"/>
               </w:rPr>
-              <w:t>16000</w:t>
+              <w:t>11000</w:t>
             </w:r>
           </w:p>
         </w:tc>
         <w:tc>
           <w:tcPr>
-            <w:tcW w:type="dxa" w:w="1100"/>
+            <w:tcW w:type="dxa" w:w="1200"/>
             <w:vAlign w:val="center"/>
             <w:tcMar>
-              <w:top w:w="40" w:type="dxa"/>
-              <w:bottom w:w="40" w:type="dxa"/>
+              <w:top w:w="30" w:type="dxa"/>
+              <w:bottom w:w="30" w:type="dxa"/>
               <w:left w:w="40" w:type="dxa"/>
               <w:right w:w="40" w:type="dxa"/>
             </w:tcMar>
-            <w:shd w:fill="F7F7F7" w:val="clear"/>
+            <w:tcBorders>
+              <w:top w:val="single" w:sz="4" w:space="0" w:color="000000"/>
+              <w:left w:val="single" w:sz="4" w:space="0" w:color="000000"/>
+              <w:bottom w:val="single" w:sz="4" w:space="0" w:color="000000"/>
+              <w:right w:val="single" w:sz="4" w:space="0" w:color="000000"/>
+            </w:tcBorders>
           </w:tcPr>
           <w:p>
             <w:pPr>
@@ -1854,23 +3059,29 @@
               <w:rPr>
                 <w:rFonts w:ascii="Times New Roman" w:hAnsi="Times New Roman" w:eastAsia="Times New Roman" w:cs="Times New Roman"/>
                 <w:b w:val="0"/>
-                <w:sz w:val="15"/>
+                <w:i w:val="0"/>
+                <w:sz w:val="22"/>
               </w:rPr>
-              <w:t>16 000</w:t>
+              <w:t>11 000</w:t>
             </w:r>
           </w:p>
         </w:tc>
         <w:tc>
           <w:tcPr>
-            <w:tcW w:type="dxa" w:w="1200"/>
+            <w:tcW w:type="dxa" w:w="1400"/>
             <w:vAlign w:val="center"/>
             <w:tcMar>
-              <w:top w:w="40" w:type="dxa"/>
-              <w:bottom w:w="40" w:type="dxa"/>
+              <w:top w:w="30" w:type="dxa"/>
+              <w:bottom w:w="30" w:type="dxa"/>
               <w:left w:w="40" w:type="dxa"/>
               <w:right w:w="40" w:type="dxa"/>
             </w:tcMar>
-            <w:shd w:fill="F7F7F7" w:val="clear"/>
+            <w:tcBorders>
+              <w:top w:val="single" w:sz="4" w:space="0" w:color="000000"/>
+              <w:left w:val="single" w:sz="4" w:space="0" w:color="000000"/>
+              <w:bottom w:val="single" w:sz="4" w:space="0" w:color="000000"/>
+              <w:right w:val="single" w:sz="4" w:space="0" w:color="000000"/>
+            </w:tcBorders>
             <w:vMerge/>
           </w:tcPr>
           <w:p>
@@ -1882,22 +3093,28 @@
               <w:rPr>
                 <w:rFonts w:ascii="Times New Roman" w:hAnsi="Times New Roman" w:eastAsia="Times New Roman" w:cs="Times New Roman"/>
                 <w:b w:val="0"/>
-                <w:sz w:val="15"/>
+                <w:i w:val="0"/>
+                <w:sz w:val="22"/>
               </w:rPr>
             </w:r>
           </w:p>
         </w:tc>
         <w:tc>
           <w:tcPr>
-            <w:tcW w:type="dxa" w:w="1100"/>
+            <w:tcW w:type="dxa" w:w="1000"/>
             <w:vAlign w:val="center"/>
             <w:tcMar>
-              <w:top w:w="40" w:type="dxa"/>
-              <w:bottom w:w="40" w:type="dxa"/>
+              <w:top w:w="30" w:type="dxa"/>
+              <w:bottom w:w="30" w:type="dxa"/>
               <w:left w:w="40" w:type="dxa"/>
               <w:right w:w="40" w:type="dxa"/>
             </w:tcMar>
-            <w:shd w:fill="F7F7F7" w:val="clear"/>
+            <w:tcBorders>
+              <w:top w:val="single" w:sz="4" w:space="0" w:color="000000"/>
+              <w:left w:val="single" w:sz="4" w:space="0" w:color="000000"/>
+              <w:bottom w:val="single" w:sz="4" w:space="0" w:color="000000"/>
+              <w:right w:val="single" w:sz="4" w:space="0" w:color="000000"/>
+            </w:tcBorders>
           </w:tcPr>
           <w:p>
             <w:pPr>
@@ -1908,7 +3125,8 @@
               <w:rPr>
                 <w:rFonts w:ascii="Times New Roman" w:hAnsi="Times New Roman" w:eastAsia="Times New Roman" w:cs="Times New Roman"/>
                 <w:b w:val="0"/>
-                <w:sz w:val="15"/>
+                <w:i w:val="0"/>
+                <w:sz w:val="22"/>
               </w:rPr>
             </w:r>
           </w:p>
@@ -1917,15 +3135,20 @@
       <w:tr>
         <w:tc>
           <w:tcPr>
-            <w:tcW w:type="dxa" w:w="500"/>
+            <w:tcW w:type="dxa" w:w="550"/>
             <w:vAlign w:val="center"/>
             <w:tcMar>
-              <w:top w:w="40" w:type="dxa"/>
-              <w:bottom w:w="40" w:type="dxa"/>
+              <w:top w:w="30" w:type="dxa"/>
+              <w:bottom w:w="30" w:type="dxa"/>
               <w:left w:w="40" w:type="dxa"/>
               <w:right w:w="40" w:type="dxa"/>
             </w:tcMar>
-            <w:shd w:fill="F7F7F7" w:val="clear"/>
+            <w:tcBorders>
+              <w:top w:val="single" w:sz="4" w:space="0" w:color="000000"/>
+              <w:left w:val="single" w:sz="4" w:space="0" w:color="000000"/>
+              <w:bottom w:val="single" w:sz="4" w:space="0" w:color="000000"/>
+              <w:right w:val="single" w:sz="4" w:space="0" w:color="000000"/>
+            </w:tcBorders>
           </w:tcPr>
           <w:p>
             <w:pPr>
@@ -1936,23 +3159,29 @@
               <w:rPr>
                 <w:rFonts w:ascii="Times New Roman" w:hAnsi="Times New Roman" w:eastAsia="Times New Roman" w:cs="Times New Roman"/>
                 <w:b w:val="0"/>
-                <w:sz w:val="15"/>
+                <w:i w:val="0"/>
+                <w:sz w:val="22"/>
               </w:rPr>
-              <w:t>7</w:t>
+              <w:t>10</w:t>
             </w:r>
           </w:p>
         </w:tc>
         <w:tc>
           <w:tcPr>
-            <w:tcW w:type="dxa" w:w="1800"/>
+            <w:tcW w:type="dxa" w:w="1900"/>
             <w:vAlign w:val="center"/>
             <w:tcMar>
-              <w:top w:w="40" w:type="dxa"/>
-              <w:bottom w:w="40" w:type="dxa"/>
+              <w:top w:w="30" w:type="dxa"/>
+              <w:bottom w:w="30" w:type="dxa"/>
               <w:left w:w="40" w:type="dxa"/>
               <w:right w:w="40" w:type="dxa"/>
             </w:tcMar>
-            <w:shd w:fill="F7F7F7" w:val="clear"/>
+            <w:tcBorders>
+              <w:top w:val="single" w:sz="4" w:space="0" w:color="000000"/>
+              <w:left w:val="single" w:sz="4" w:space="0" w:color="000000"/>
+              <w:bottom w:val="single" w:sz="4" w:space="0" w:color="000000"/>
+              <w:right w:val="single" w:sz="4" w:space="0" w:color="000000"/>
+            </w:tcBorders>
             <w:vMerge/>
           </w:tcPr>
           <w:p>
@@ -1964,22 +3193,28 @@
               <w:rPr>
                 <w:rFonts w:ascii="Times New Roman" w:hAnsi="Times New Roman" w:eastAsia="Times New Roman" w:cs="Times New Roman"/>
                 <w:b w:val="0"/>
-                <w:sz w:val="15"/>
+                <w:i w:val="0"/>
+                <w:sz w:val="22"/>
               </w:rPr>
             </w:r>
           </w:p>
         </w:tc>
         <w:tc>
           <w:tcPr>
-            <w:tcW w:type="dxa" w:w="2400"/>
+            <w:tcW w:type="dxa" w:w="2500"/>
             <w:vAlign w:val="center"/>
             <w:tcMar>
-              <w:top w:w="40" w:type="dxa"/>
-              <w:bottom w:w="40" w:type="dxa"/>
+              <w:top w:w="30" w:type="dxa"/>
+              <w:bottom w:w="30" w:type="dxa"/>
               <w:left w:w="40" w:type="dxa"/>
               <w:right w:w="40" w:type="dxa"/>
             </w:tcMar>
-            <w:shd w:fill="F7F7F7" w:val="clear"/>
+            <w:tcBorders>
+              <w:top w:val="single" w:sz="4" w:space="0" w:color="000000"/>
+              <w:left w:val="single" w:sz="4" w:space="0" w:color="000000"/>
+              <w:bottom w:val="single" w:sz="4" w:space="0" w:color="000000"/>
+              <w:right w:val="single" w:sz="4" w:space="0" w:color="000000"/>
+            </w:tcBorders>
           </w:tcPr>
           <w:p>
             <w:pPr>
@@ -1990,23 +3225,29 @@
               <w:rPr>
                 <w:rFonts w:ascii="Times New Roman" w:hAnsi="Times New Roman" w:eastAsia="Times New Roman" w:cs="Times New Roman"/>
                 <w:b w:val="0"/>
-                <w:sz w:val="15"/>
+                <w:i w:val="0"/>
+                <w:sz w:val="22"/>
               </w:rPr>
-              <w:t>Angady PM</w:t>
+              <w:t>Cahier de départ</w:t>
             </w:r>
           </w:p>
         </w:tc>
         <w:tc>
           <w:tcPr>
-            <w:tcW w:type="dxa" w:w="1000"/>
+            <w:tcW w:type="dxa" w:w="1100"/>
             <w:vAlign w:val="center"/>
             <w:tcMar>
-              <w:top w:w="40" w:type="dxa"/>
-              <w:bottom w:w="40" w:type="dxa"/>
+              <w:top w:w="30" w:type="dxa"/>
+              <w:bottom w:w="30" w:type="dxa"/>
               <w:left w:w="40" w:type="dxa"/>
               <w:right w:w="40" w:type="dxa"/>
             </w:tcMar>
-            <w:shd w:fill="F7F7F7" w:val="clear"/>
+            <w:tcBorders>
+              <w:top w:val="single" w:sz="4" w:space="0" w:color="000000"/>
+              <w:left w:val="single" w:sz="4" w:space="0" w:color="000000"/>
+              <w:bottom w:val="single" w:sz="4" w:space="0" w:color="000000"/>
+              <w:right w:val="single" w:sz="4" w:space="0" w:color="000000"/>
+            </w:tcBorders>
           </w:tcPr>
           <w:p>
             <w:pPr>
@@ -2017,23 +3258,29 @@
               <w:rPr>
                 <w:rFonts w:ascii="Times New Roman" w:hAnsi="Times New Roman" w:eastAsia="Times New Roman" w:cs="Times New Roman"/>
                 <w:b w:val="0"/>
-                <w:sz w:val="15"/>
+                <w:i w:val="0"/>
+                <w:sz w:val="22"/>
               </w:rPr>
-              <w:t>2</w:t>
+              <w:t>1</w:t>
             </w:r>
           </w:p>
         </w:tc>
         <w:tc>
           <w:tcPr>
-            <w:tcW w:type="dxa" w:w="700"/>
+            <w:tcW w:type="dxa" w:w="750"/>
             <w:vAlign w:val="center"/>
             <w:tcMar>
-              <w:top w:w="40" w:type="dxa"/>
-              <w:bottom w:w="40" w:type="dxa"/>
+              <w:top w:w="30" w:type="dxa"/>
+              <w:bottom w:w="30" w:type="dxa"/>
               <w:left w:w="40" w:type="dxa"/>
               <w:right w:w="40" w:type="dxa"/>
             </w:tcMar>
-            <w:shd w:fill="F7F7F7" w:val="clear"/>
+            <w:tcBorders>
+              <w:top w:val="single" w:sz="4" w:space="0" w:color="000000"/>
+              <w:left w:val="single" w:sz="4" w:space="0" w:color="000000"/>
+              <w:bottom w:val="single" w:sz="4" w:space="0" w:color="000000"/>
+              <w:right w:val="single" w:sz="4" w:space="0" w:color="000000"/>
+            </w:tcBorders>
           </w:tcPr>
           <w:p>
             <w:pPr>
@@ -2044,23 +3291,29 @@
               <w:rPr>
                 <w:rFonts w:ascii="Times New Roman" w:hAnsi="Times New Roman" w:eastAsia="Times New Roman" w:cs="Times New Roman"/>
                 <w:b w:val="0"/>
-                <w:sz w:val="15"/>
+                <w:i w:val="0"/>
+                <w:sz w:val="22"/>
               </w:rPr>
-              <w:t>5000</w:t>
+              <w:t>8000</w:t>
             </w:r>
           </w:p>
         </w:tc>
         <w:tc>
           <w:tcPr>
-            <w:tcW w:type="dxa" w:w="1100"/>
+            <w:tcW w:type="dxa" w:w="1200"/>
             <w:vAlign w:val="center"/>
             <w:tcMar>
-              <w:top w:w="40" w:type="dxa"/>
-              <w:bottom w:w="40" w:type="dxa"/>
+              <w:top w:w="30" w:type="dxa"/>
+              <w:bottom w:w="30" w:type="dxa"/>
               <w:left w:w="40" w:type="dxa"/>
               <w:right w:w="40" w:type="dxa"/>
             </w:tcMar>
-            <w:shd w:fill="F7F7F7" w:val="clear"/>
+            <w:tcBorders>
+              <w:top w:val="single" w:sz="4" w:space="0" w:color="000000"/>
+              <w:left w:val="single" w:sz="4" w:space="0" w:color="000000"/>
+              <w:bottom w:val="single" w:sz="4" w:space="0" w:color="000000"/>
+              <w:right w:val="single" w:sz="4" w:space="0" w:color="000000"/>
+            </w:tcBorders>
           </w:tcPr>
           <w:p>
             <w:pPr>
@@ -2071,23 +3324,29 @@
               <w:rPr>
                 <w:rFonts w:ascii="Times New Roman" w:hAnsi="Times New Roman" w:eastAsia="Times New Roman" w:cs="Times New Roman"/>
                 <w:b w:val="0"/>
-                <w:sz w:val="15"/>
+                <w:i w:val="0"/>
+                <w:sz w:val="22"/>
               </w:rPr>
-              <w:t>10 000</w:t>
+              <w:t>8 000</w:t>
             </w:r>
           </w:p>
         </w:tc>
         <w:tc>
           <w:tcPr>
-            <w:tcW w:type="dxa" w:w="1200"/>
+            <w:tcW w:type="dxa" w:w="1400"/>
             <w:vAlign w:val="center"/>
             <w:tcMar>
-              <w:top w:w="40" w:type="dxa"/>
-              <w:bottom w:w="40" w:type="dxa"/>
+              <w:top w:w="30" w:type="dxa"/>
+              <w:bottom w:w="30" w:type="dxa"/>
               <w:left w:w="40" w:type="dxa"/>
               <w:right w:w="40" w:type="dxa"/>
             </w:tcMar>
-            <w:shd w:fill="F7F7F7" w:val="clear"/>
+            <w:tcBorders>
+              <w:top w:val="single" w:sz="4" w:space="0" w:color="000000"/>
+              <w:left w:val="single" w:sz="4" w:space="0" w:color="000000"/>
+              <w:bottom w:val="single" w:sz="4" w:space="0" w:color="000000"/>
+              <w:right w:val="single" w:sz="4" w:space="0" w:color="000000"/>
+            </w:tcBorders>
             <w:vMerge/>
           </w:tcPr>
           <w:p>
@@ -2099,23 +3358,28 @@
               <w:rPr>
                 <w:rFonts w:ascii="Times New Roman" w:hAnsi="Times New Roman" w:eastAsia="Times New Roman" w:cs="Times New Roman"/>
                 <w:b w:val="0"/>
-                <w:sz w:val="15"/>
+                <w:i w:val="0"/>
+                <w:sz w:val="22"/>
               </w:rPr>
-              <w:t>ST : 78 000</w:t>
             </w:r>
           </w:p>
         </w:tc>
         <w:tc>
           <w:tcPr>
-            <w:tcW w:type="dxa" w:w="1100"/>
+            <w:tcW w:type="dxa" w:w="1000"/>
             <w:vAlign w:val="center"/>
             <w:tcMar>
-              <w:top w:w="40" w:type="dxa"/>
-              <w:bottom w:w="40" w:type="dxa"/>
+              <w:top w:w="30" w:type="dxa"/>
+              <w:bottom w:w="30" w:type="dxa"/>
               <w:left w:w="40" w:type="dxa"/>
               <w:right w:w="40" w:type="dxa"/>
             </w:tcMar>
-            <w:shd w:fill="F7F7F7" w:val="clear"/>
+            <w:tcBorders>
+              <w:top w:val="single" w:sz="4" w:space="0" w:color="000000"/>
+              <w:left w:val="single" w:sz="4" w:space="0" w:color="000000"/>
+              <w:bottom w:val="single" w:sz="4" w:space="0" w:color="000000"/>
+              <w:right w:val="single" w:sz="4" w:space="0" w:color="000000"/>
+            </w:tcBorders>
           </w:tcPr>
           <w:p>
             <w:pPr>
@@ -2126,7 +3390,8 @@
               <w:rPr>
                 <w:rFonts w:ascii="Times New Roman" w:hAnsi="Times New Roman" w:eastAsia="Times New Roman" w:cs="Times New Roman"/>
                 <w:b w:val="0"/>
-                <w:sz w:val="15"/>
+                <w:i w:val="0"/>
+                <w:sz w:val="22"/>
               </w:rPr>
             </w:r>
           </w:p>
@@ -2135,14 +3400,20 @@
       <w:tr>
         <w:tc>
           <w:tcPr>
-            <w:tcW w:type="dxa" w:w="500"/>
+            <w:tcW w:type="dxa" w:w="550"/>
             <w:vAlign w:val="center"/>
             <w:tcMar>
-              <w:top w:w="40" w:type="dxa"/>
-              <w:bottom w:w="40" w:type="dxa"/>
+              <w:top w:w="30" w:type="dxa"/>
+              <w:bottom w:w="30" w:type="dxa"/>
               <w:left w:w="40" w:type="dxa"/>
               <w:right w:w="40" w:type="dxa"/>
             </w:tcMar>
+            <w:tcBorders>
+              <w:top w:val="single" w:sz="4" w:space="0" w:color="000000"/>
+              <w:left w:val="single" w:sz="4" w:space="0" w:color="000000"/>
+              <w:bottom w:val="single" w:sz="4" w:space="0" w:color="000000"/>
+              <w:right w:val="single" w:sz="4" w:space="0" w:color="000000"/>
+            </w:tcBorders>
           </w:tcPr>
           <w:p>
             <w:pPr>
@@ -2153,233 +3424,29 @@
               <w:rPr>
                 <w:rFonts w:ascii="Times New Roman" w:hAnsi="Times New Roman" w:eastAsia="Times New Roman" w:cs="Times New Roman"/>
                 <w:b w:val="0"/>
-                <w:sz w:val="15"/>
+                <w:i w:val="0"/>
+                <w:sz w:val="22"/>
               </w:rPr>
-              <w:t>8</w:t>
+              <w:t>11</w:t>
             </w:r>
           </w:p>
         </w:tc>
         <w:tc>
           <w:tcPr>
-            <w:tcW w:type="dxa" w:w="1800"/>
+            <w:tcW w:type="dxa" w:w="1900"/>
             <w:vAlign w:val="center"/>
             <w:tcMar>
-              <w:top w:w="40" w:type="dxa"/>
-              <w:bottom w:w="40" w:type="dxa"/>
+              <w:top w:w="30" w:type="dxa"/>
+              <w:bottom w:w="30" w:type="dxa"/>
               <w:left w:w="40" w:type="dxa"/>
               <w:right w:w="40" w:type="dxa"/>
             </w:tcMar>
-            <w:vMerge w:val="restart"/>
-          </w:tcPr>
-          <w:p>
-            <w:pPr>
-              <w:spacing w:before="0" w:after="0" w:line="240" w:lineRule="auto"/>
-              <w:jc w:val="left"/>
-            </w:pPr>
-            <w:r>
-              <w:rPr>
-                <w:rFonts w:ascii="Times New Roman" w:hAnsi="Times New Roman" w:eastAsia="Times New Roman" w:cs="Times New Roman"/>
-                <w:b/>
-                <w:sz w:val="15"/>
-              </w:rPr>
-              <w:t>Fividianana fitaovana ho an’ny mpampianatra</w:t>
-            </w:r>
-          </w:p>
-        </w:tc>
-        <w:tc>
-          <w:tcPr>
-            <w:tcW w:type="dxa" w:w="2400"/>
-            <w:vAlign w:val="center"/>
-            <w:tcMar>
-              <w:top w:w="40" w:type="dxa"/>
-              <w:bottom w:w="40" w:type="dxa"/>
-              <w:left w:w="40" w:type="dxa"/>
-              <w:right w:w="40" w:type="dxa"/>
-            </w:tcMar>
-          </w:tcPr>
-          <w:p>
-            <w:pPr>
-              <w:spacing w:before="0" w:after="0" w:line="240" w:lineRule="auto"/>
-              <w:jc w:val="left"/>
-            </w:pPr>
-            <w:r>
-              <w:rPr>
-                <w:rFonts w:ascii="Times New Roman" w:hAnsi="Times New Roman" w:eastAsia="Times New Roman" w:cs="Times New Roman"/>
-                <w:b w:val="0"/>
-                <w:sz w:val="15"/>
-              </w:rPr>
-              <w:t>Blanco pen</w:t>
-            </w:r>
-          </w:p>
-        </w:tc>
-        <w:tc>
-          <w:tcPr>
-            <w:tcW w:type="dxa" w:w="1000"/>
-            <w:vAlign w:val="center"/>
-            <w:tcMar>
-              <w:top w:w="40" w:type="dxa"/>
-              <w:bottom w:w="40" w:type="dxa"/>
-              <w:left w:w="40" w:type="dxa"/>
-              <w:right w:w="40" w:type="dxa"/>
-            </w:tcMar>
-          </w:tcPr>
-          <w:p>
-            <w:pPr>
-              <w:spacing w:before="0" w:after="0" w:line="240" w:lineRule="auto"/>
-              <w:jc w:val="center"/>
-            </w:pPr>
-            <w:r>
-              <w:rPr>
-                <w:rFonts w:ascii="Times New Roman" w:hAnsi="Times New Roman" w:eastAsia="Times New Roman" w:cs="Times New Roman"/>
-                <w:b w:val="0"/>
-                <w:sz w:val="15"/>
-              </w:rPr>
-              <w:t>6</w:t>
-            </w:r>
-          </w:p>
-        </w:tc>
-        <w:tc>
-          <w:tcPr>
-            <w:tcW w:type="dxa" w:w="700"/>
-            <w:vAlign w:val="center"/>
-            <w:tcMar>
-              <w:top w:w="40" w:type="dxa"/>
-              <w:bottom w:w="40" w:type="dxa"/>
-              <w:left w:w="40" w:type="dxa"/>
-              <w:right w:w="40" w:type="dxa"/>
-            </w:tcMar>
-          </w:tcPr>
-          <w:p>
-            <w:pPr>
-              <w:spacing w:before="0" w:after="0" w:line="240" w:lineRule="auto"/>
-              <w:jc w:val="center"/>
-            </w:pPr>
-            <w:r>
-              <w:rPr>
-                <w:rFonts w:ascii="Times New Roman" w:hAnsi="Times New Roman" w:eastAsia="Times New Roman" w:cs="Times New Roman"/>
-                <w:b w:val="0"/>
-                <w:sz w:val="15"/>
-              </w:rPr>
-              <w:t>2000</w:t>
-            </w:r>
-          </w:p>
-        </w:tc>
-        <w:tc>
-          <w:tcPr>
-            <w:tcW w:type="dxa" w:w="1100"/>
-            <w:vAlign w:val="center"/>
-            <w:tcMar>
-              <w:top w:w="40" w:type="dxa"/>
-              <w:bottom w:w="40" w:type="dxa"/>
-              <w:left w:w="40" w:type="dxa"/>
-              <w:right w:w="40" w:type="dxa"/>
-            </w:tcMar>
-          </w:tcPr>
-          <w:p>
-            <w:pPr>
-              <w:spacing w:before="0" w:after="0" w:line="240" w:lineRule="auto"/>
-              <w:jc w:val="center"/>
-            </w:pPr>
-            <w:r>
-              <w:rPr>
-                <w:rFonts w:ascii="Times New Roman" w:hAnsi="Times New Roman" w:eastAsia="Times New Roman" w:cs="Times New Roman"/>
-                <w:b w:val="0"/>
-                <w:sz w:val="15"/>
-              </w:rPr>
-              <w:t>12 000</w:t>
-            </w:r>
-          </w:p>
-        </w:tc>
-        <w:tc>
-          <w:tcPr>
-            <w:tcW w:type="dxa" w:w="1200"/>
-            <w:vAlign w:val="center"/>
-            <w:tcMar>
-              <w:top w:w="40" w:type="dxa"/>
-              <w:bottom w:w="40" w:type="dxa"/>
-              <w:left w:w="40" w:type="dxa"/>
-              <w:right w:w="40" w:type="dxa"/>
-            </w:tcMar>
-            <w:vMerge w:val="restart"/>
-          </w:tcPr>
-          <w:p>
-            <w:pPr>
-              <w:spacing w:before="0" w:after="0" w:line="240" w:lineRule="auto"/>
-              <w:jc w:val="center"/>
-            </w:pPr>
-            <w:r>
-              <w:rPr>
-                <w:rFonts w:ascii="Times New Roman" w:hAnsi="Times New Roman" w:eastAsia="Times New Roman" w:cs="Times New Roman"/>
-                <w:b w:val="0"/>
-                <w:sz w:val="15"/>
-              </w:rPr>
-              <w:t>FCE</w:t>
-            </w:r>
-          </w:p>
-        </w:tc>
-        <w:tc>
-          <w:tcPr>
-            <w:tcW w:type="dxa" w:w="1100"/>
-            <w:vAlign w:val="center"/>
-            <w:tcMar>
-              <w:top w:w="40" w:type="dxa"/>
-              <w:bottom w:w="40" w:type="dxa"/>
-              <w:left w:w="40" w:type="dxa"/>
-              <w:right w:w="40" w:type="dxa"/>
-            </w:tcMar>
-          </w:tcPr>
-          <w:p>
-            <w:pPr>
-              <w:spacing w:before="0" w:after="0" w:line="240" w:lineRule="auto"/>
-              <w:jc w:val="left"/>
-            </w:pPr>
-            <w:r>
-              <w:rPr>
-                <w:rFonts w:ascii="Times New Roman" w:hAnsi="Times New Roman" w:eastAsia="Times New Roman" w:cs="Times New Roman"/>
-                <w:b w:val="0"/>
-                <w:sz w:val="15"/>
-              </w:rPr>
-            </w:r>
-          </w:p>
-        </w:tc>
-      </w:tr>
-      <w:tr>
-        <w:tc>
-          <w:tcPr>
-            <w:tcW w:type="dxa" w:w="500"/>
-            <w:vAlign w:val="center"/>
-            <w:tcMar>
-              <w:top w:w="40" w:type="dxa"/>
-              <w:bottom w:w="40" w:type="dxa"/>
-              <w:left w:w="40" w:type="dxa"/>
-              <w:right w:w="40" w:type="dxa"/>
-            </w:tcMar>
-          </w:tcPr>
-          <w:p>
-            <w:pPr>
-              <w:spacing w:before="0" w:after="0" w:line="240" w:lineRule="auto"/>
-              <w:jc w:val="center"/>
-            </w:pPr>
-            <w:r>
-              <w:rPr>
-                <w:rFonts w:ascii="Times New Roman" w:hAnsi="Times New Roman" w:eastAsia="Times New Roman" w:cs="Times New Roman"/>
-                <w:b w:val="0"/>
-                <w:sz w:val="15"/>
-              </w:rPr>
-              <w:t>9</w:t>
-            </w:r>
-          </w:p>
-        </w:tc>
-        <w:tc>
-          <w:tcPr>
-            <w:tcW w:type="dxa" w:w="1800"/>
-            <w:vAlign w:val="center"/>
-            <w:tcMar>
-              <w:top w:w="40" w:type="dxa"/>
-              <w:bottom w:w="40" w:type="dxa"/>
-              <w:left w:w="40" w:type="dxa"/>
-              <w:right w:w="40" w:type="dxa"/>
-            </w:tcMar>
+            <w:tcBorders>
+              <w:top w:val="single" w:sz="4" w:space="0" w:color="000000"/>
+              <w:left w:val="single" w:sz="4" w:space="0" w:color="000000"/>
+              <w:bottom w:val="single" w:sz="4" w:space="0" w:color="000000"/>
+              <w:right w:val="single" w:sz="4" w:space="0" w:color="000000"/>
+            </w:tcBorders>
             <w:vMerge/>
           </w:tcPr>
           <w:p>
@@ -2391,21 +3458,28 @@
               <w:rPr>
                 <w:rFonts w:ascii="Times New Roman" w:hAnsi="Times New Roman" w:eastAsia="Times New Roman" w:cs="Times New Roman"/>
                 <w:b w:val="0"/>
-                <w:sz w:val="15"/>
+                <w:i w:val="0"/>
+                <w:sz w:val="22"/>
               </w:rPr>
             </w:r>
           </w:p>
         </w:tc>
         <w:tc>
           <w:tcPr>
-            <w:tcW w:type="dxa" w:w="2400"/>
+            <w:tcW w:type="dxa" w:w="2500"/>
             <w:vAlign w:val="center"/>
             <w:tcMar>
-              <w:top w:w="40" w:type="dxa"/>
-              <w:bottom w:w="40" w:type="dxa"/>
+              <w:top w:w="30" w:type="dxa"/>
+              <w:bottom w:w="30" w:type="dxa"/>
               <w:left w:w="40" w:type="dxa"/>
               <w:right w:w="40" w:type="dxa"/>
             </w:tcMar>
+            <w:tcBorders>
+              <w:top w:val="single" w:sz="4" w:space="0" w:color="000000"/>
+              <w:left w:val="single" w:sz="4" w:space="0" w:color="000000"/>
+              <w:bottom w:val="single" w:sz="4" w:space="0" w:color="000000"/>
+              <w:right w:val="single" w:sz="4" w:space="0" w:color="000000"/>
+            </w:tcBorders>
           </w:tcPr>
           <w:p>
             <w:pPr>
@@ -2416,22 +3490,29 @@
               <w:rPr>
                 <w:rFonts w:ascii="Times New Roman" w:hAnsi="Times New Roman" w:eastAsia="Times New Roman" w:cs="Times New Roman"/>
                 <w:b w:val="0"/>
-                <w:sz w:val="15"/>
+                <w:i w:val="0"/>
+                <w:sz w:val="22"/>
               </w:rPr>
-              <w:t>Cahier de transmission</w:t>
+              <w:t>Cahier d’arrivée</w:t>
             </w:r>
           </w:p>
         </w:tc>
         <w:tc>
           <w:tcPr>
-            <w:tcW w:type="dxa" w:w="1000"/>
+            <w:tcW w:type="dxa" w:w="1100"/>
             <w:vAlign w:val="center"/>
             <w:tcMar>
-              <w:top w:w="40" w:type="dxa"/>
-              <w:bottom w:w="40" w:type="dxa"/>
+              <w:top w:w="30" w:type="dxa"/>
+              <w:bottom w:w="30" w:type="dxa"/>
               <w:left w:w="40" w:type="dxa"/>
               <w:right w:w="40" w:type="dxa"/>
             </w:tcMar>
+            <w:tcBorders>
+              <w:top w:val="single" w:sz="4" w:space="0" w:color="000000"/>
+              <w:left w:val="single" w:sz="4" w:space="0" w:color="000000"/>
+              <w:bottom w:val="single" w:sz="4" w:space="0" w:color="000000"/>
+              <w:right w:val="single" w:sz="4" w:space="0" w:color="000000"/>
+            </w:tcBorders>
           </w:tcPr>
           <w:p>
             <w:pPr>
@@ -2442,7 +3523,8 @@
               <w:rPr>
                 <w:rFonts w:ascii="Times New Roman" w:hAnsi="Times New Roman" w:eastAsia="Times New Roman" w:cs="Times New Roman"/>
                 <w:b w:val="0"/>
-                <w:sz w:val="15"/>
+                <w:i w:val="0"/>
+                <w:sz w:val="22"/>
               </w:rPr>
               <w:t>1</w:t>
             </w:r>
@@ -2450,14 +3532,20 @@
         </w:tc>
         <w:tc>
           <w:tcPr>
-            <w:tcW w:type="dxa" w:w="700"/>
+            <w:tcW w:type="dxa" w:w="750"/>
             <w:vAlign w:val="center"/>
             <w:tcMar>
-              <w:top w:w="40" w:type="dxa"/>
-              <w:bottom w:w="40" w:type="dxa"/>
+              <w:top w:w="30" w:type="dxa"/>
+              <w:bottom w:w="30" w:type="dxa"/>
               <w:left w:w="40" w:type="dxa"/>
               <w:right w:w="40" w:type="dxa"/>
             </w:tcMar>
+            <w:tcBorders>
+              <w:top w:val="single" w:sz="4" w:space="0" w:color="000000"/>
+              <w:left w:val="single" w:sz="4" w:space="0" w:color="000000"/>
+              <w:bottom w:val="single" w:sz="4" w:space="0" w:color="000000"/>
+              <w:right w:val="single" w:sz="4" w:space="0" w:color="000000"/>
+            </w:tcBorders>
           </w:tcPr>
           <w:p>
             <w:pPr>
@@ -2468,22 +3556,29 @@
               <w:rPr>
                 <w:rFonts w:ascii="Times New Roman" w:hAnsi="Times New Roman" w:eastAsia="Times New Roman" w:cs="Times New Roman"/>
                 <w:b w:val="0"/>
-                <w:sz w:val="15"/>
+                <w:i w:val="0"/>
+                <w:sz w:val="22"/>
               </w:rPr>
-              <w:t>11000</w:t>
+              <w:t>8000</w:t>
             </w:r>
           </w:p>
         </w:tc>
         <w:tc>
           <w:tcPr>
-            <w:tcW w:type="dxa" w:w="1100"/>
+            <w:tcW w:type="dxa" w:w="1200"/>
             <w:vAlign w:val="center"/>
             <w:tcMar>
-              <w:top w:w="40" w:type="dxa"/>
-              <w:bottom w:w="40" w:type="dxa"/>
+              <w:top w:w="30" w:type="dxa"/>
+              <w:bottom w:w="30" w:type="dxa"/>
               <w:left w:w="40" w:type="dxa"/>
               <w:right w:w="40" w:type="dxa"/>
             </w:tcMar>
+            <w:tcBorders>
+              <w:top w:val="single" w:sz="4" w:space="0" w:color="000000"/>
+              <w:left w:val="single" w:sz="4" w:space="0" w:color="000000"/>
+              <w:bottom w:val="single" w:sz="4" w:space="0" w:color="000000"/>
+              <w:right w:val="single" w:sz="4" w:space="0" w:color="000000"/>
+            </w:tcBorders>
           </w:tcPr>
           <w:p>
             <w:pPr>
@@ -2494,22 +3589,29 @@
               <w:rPr>
                 <w:rFonts w:ascii="Times New Roman" w:hAnsi="Times New Roman" w:eastAsia="Times New Roman" w:cs="Times New Roman"/>
                 <w:b w:val="0"/>
-                <w:sz w:val="15"/>
+                <w:i w:val="0"/>
+                <w:sz w:val="22"/>
               </w:rPr>
-              <w:t>11 000</w:t>
+              <w:t>8 000</w:t>
             </w:r>
           </w:p>
         </w:tc>
         <w:tc>
           <w:tcPr>
-            <w:tcW w:type="dxa" w:w="1200"/>
+            <w:tcW w:type="dxa" w:w="1400"/>
             <w:vAlign w:val="center"/>
             <w:tcMar>
-              <w:top w:w="40" w:type="dxa"/>
-              <w:bottom w:w="40" w:type="dxa"/>
+              <w:top w:w="30" w:type="dxa"/>
+              <w:bottom w:w="30" w:type="dxa"/>
               <w:left w:w="40" w:type="dxa"/>
               <w:right w:w="40" w:type="dxa"/>
             </w:tcMar>
+            <w:tcBorders>
+              <w:top w:val="single" w:sz="4" w:space="0" w:color="000000"/>
+              <w:left w:val="single" w:sz="4" w:space="0" w:color="000000"/>
+              <w:bottom w:val="single" w:sz="4" w:space="0" w:color="000000"/>
+              <w:right w:val="single" w:sz="4" w:space="0" w:color="000000"/>
+            </w:tcBorders>
             <w:vMerge/>
           </w:tcPr>
           <w:p>
@@ -2521,21 +3623,28 @@
               <w:rPr>
                 <w:rFonts w:ascii="Times New Roman" w:hAnsi="Times New Roman" w:eastAsia="Times New Roman" w:cs="Times New Roman"/>
                 <w:b w:val="0"/>
-                <w:sz w:val="15"/>
+                <w:i w:val="0"/>
+                <w:sz w:val="22"/>
               </w:rPr>
             </w:r>
           </w:p>
         </w:tc>
         <w:tc>
           <w:tcPr>
-            <w:tcW w:type="dxa" w:w="1100"/>
+            <w:tcW w:type="dxa" w:w="1000"/>
             <w:vAlign w:val="center"/>
             <w:tcMar>
-              <w:top w:w="40" w:type="dxa"/>
-              <w:bottom w:w="40" w:type="dxa"/>
+              <w:top w:w="30" w:type="dxa"/>
+              <w:bottom w:w="30" w:type="dxa"/>
               <w:left w:w="40" w:type="dxa"/>
               <w:right w:w="40" w:type="dxa"/>
             </w:tcMar>
+            <w:tcBorders>
+              <w:top w:val="single" w:sz="4" w:space="0" w:color="000000"/>
+              <w:left w:val="single" w:sz="4" w:space="0" w:color="000000"/>
+              <w:bottom w:val="single" w:sz="4" w:space="0" w:color="000000"/>
+              <w:right w:val="single" w:sz="4" w:space="0" w:color="000000"/>
+            </w:tcBorders>
           </w:tcPr>
           <w:p>
             <w:pPr>
@@ -2546,7 +3655,8 @@
               <w:rPr>
                 <w:rFonts w:ascii="Times New Roman" w:hAnsi="Times New Roman" w:eastAsia="Times New Roman" w:cs="Times New Roman"/>
                 <w:b w:val="0"/>
-                <w:sz w:val="15"/>
+                <w:i w:val="0"/>
+                <w:sz w:val="22"/>
               </w:rPr>
             </w:r>
           </w:p>
@@ -2555,14 +3665,20 @@
       <w:tr>
         <w:tc>
           <w:tcPr>
-            <w:tcW w:type="dxa" w:w="500"/>
+            <w:tcW w:type="dxa" w:w="550"/>
             <w:vAlign w:val="center"/>
             <w:tcMar>
-              <w:top w:w="40" w:type="dxa"/>
-              <w:bottom w:w="40" w:type="dxa"/>
+              <w:top w:w="30" w:type="dxa"/>
+              <w:bottom w:w="30" w:type="dxa"/>
               <w:left w:w="40" w:type="dxa"/>
               <w:right w:w="40" w:type="dxa"/>
             </w:tcMar>
+            <w:tcBorders>
+              <w:top w:val="single" w:sz="4" w:space="0" w:color="000000"/>
+              <w:left w:val="single" w:sz="4" w:space="0" w:color="000000"/>
+              <w:bottom w:val="single" w:sz="4" w:space="0" w:color="000000"/>
+              <w:right w:val="single" w:sz="4" w:space="0" w:color="000000"/>
+            </w:tcBorders>
           </w:tcPr>
           <w:p>
             <w:pPr>
@@ -2573,22 +3689,29 @@
               <w:rPr>
                 <w:rFonts w:ascii="Times New Roman" w:hAnsi="Times New Roman" w:eastAsia="Times New Roman" w:cs="Times New Roman"/>
                 <w:b w:val="0"/>
-                <w:sz w:val="15"/>
+                <w:i w:val="0"/>
+                <w:sz w:val="22"/>
               </w:rPr>
-              <w:t>10</w:t>
+              <w:t>12</w:t>
             </w:r>
           </w:p>
         </w:tc>
         <w:tc>
           <w:tcPr>
-            <w:tcW w:type="dxa" w:w="1800"/>
+            <w:tcW w:type="dxa" w:w="1900"/>
             <w:vAlign w:val="center"/>
             <w:tcMar>
-              <w:top w:w="40" w:type="dxa"/>
-              <w:bottom w:w="40" w:type="dxa"/>
+              <w:top w:w="30" w:type="dxa"/>
+              <w:bottom w:w="30" w:type="dxa"/>
               <w:left w:w="40" w:type="dxa"/>
               <w:right w:w="40" w:type="dxa"/>
             </w:tcMar>
+            <w:tcBorders>
+              <w:top w:val="single" w:sz="4" w:space="0" w:color="000000"/>
+              <w:left w:val="single" w:sz="4" w:space="0" w:color="000000"/>
+              <w:bottom w:val="single" w:sz="4" w:space="0" w:color="000000"/>
+              <w:right w:val="single" w:sz="4" w:space="0" w:color="000000"/>
+            </w:tcBorders>
             <w:vMerge/>
           </w:tcPr>
           <w:p>
@@ -2600,21 +3723,28 @@
               <w:rPr>
                 <w:rFonts w:ascii="Times New Roman" w:hAnsi="Times New Roman" w:eastAsia="Times New Roman" w:cs="Times New Roman"/>
                 <w:b w:val="0"/>
-                <w:sz w:val="15"/>
+                <w:i w:val="0"/>
+                <w:sz w:val="22"/>
               </w:rPr>
             </w:r>
           </w:p>
         </w:tc>
         <w:tc>
           <w:tcPr>
-            <w:tcW w:type="dxa" w:w="2400"/>
+            <w:tcW w:type="dxa" w:w="2500"/>
             <w:vAlign w:val="center"/>
             <w:tcMar>
-              <w:top w:w="40" w:type="dxa"/>
-              <w:bottom w:w="40" w:type="dxa"/>
+              <w:top w:w="30" w:type="dxa"/>
+              <w:bottom w:w="30" w:type="dxa"/>
               <w:left w:w="40" w:type="dxa"/>
               <w:right w:w="40" w:type="dxa"/>
             </w:tcMar>
+            <w:tcBorders>
+              <w:top w:val="single" w:sz="4" w:space="0" w:color="000000"/>
+              <w:left w:val="single" w:sz="4" w:space="0" w:color="000000"/>
+              <w:bottom w:val="single" w:sz="4" w:space="0" w:color="000000"/>
+              <w:right w:val="single" w:sz="4" w:space="0" w:color="000000"/>
+            </w:tcBorders>
           </w:tcPr>
           <w:p>
             <w:pPr>
@@ -2625,22 +3755,29 @@
               <w:rPr>
                 <w:rFonts w:ascii="Times New Roman" w:hAnsi="Times New Roman" w:eastAsia="Times New Roman" w:cs="Times New Roman"/>
                 <w:b w:val="0"/>
-                <w:sz w:val="15"/>
+                <w:i w:val="0"/>
+                <w:sz w:val="22"/>
               </w:rPr>
-              <w:t>Cahier de départ</w:t>
+              <w:t>Décamètre à 20 m</w:t>
             </w:r>
           </w:p>
         </w:tc>
         <w:tc>
           <w:tcPr>
-            <w:tcW w:type="dxa" w:w="1000"/>
+            <w:tcW w:type="dxa" w:w="1100"/>
             <w:vAlign w:val="center"/>
             <w:tcMar>
-              <w:top w:w="40" w:type="dxa"/>
-              <w:bottom w:w="40" w:type="dxa"/>
+              <w:top w:w="30" w:type="dxa"/>
+              <w:bottom w:w="30" w:type="dxa"/>
               <w:left w:w="40" w:type="dxa"/>
               <w:right w:w="40" w:type="dxa"/>
             </w:tcMar>
+            <w:tcBorders>
+              <w:top w:val="single" w:sz="4" w:space="0" w:color="000000"/>
+              <w:left w:val="single" w:sz="4" w:space="0" w:color="000000"/>
+              <w:bottom w:val="single" w:sz="4" w:space="0" w:color="000000"/>
+              <w:right w:val="single" w:sz="4" w:space="0" w:color="000000"/>
+            </w:tcBorders>
           </w:tcPr>
           <w:p>
             <w:pPr>
@@ -2651,7 +3788,8 @@
               <w:rPr>
                 <w:rFonts w:ascii="Times New Roman" w:hAnsi="Times New Roman" w:eastAsia="Times New Roman" w:cs="Times New Roman"/>
                 <w:b w:val="0"/>
-                <w:sz w:val="15"/>
+                <w:i w:val="0"/>
+                <w:sz w:val="22"/>
               </w:rPr>
               <w:t>1</w:t>
             </w:r>
@@ -2659,14 +3797,20 @@
         </w:tc>
         <w:tc>
           <w:tcPr>
-            <w:tcW w:type="dxa" w:w="700"/>
+            <w:tcW w:type="dxa" w:w="750"/>
             <w:vAlign w:val="center"/>
             <w:tcMar>
-              <w:top w:w="40" w:type="dxa"/>
-              <w:bottom w:w="40" w:type="dxa"/>
+              <w:top w:w="30" w:type="dxa"/>
+              <w:bottom w:w="30" w:type="dxa"/>
               <w:left w:w="40" w:type="dxa"/>
               <w:right w:w="40" w:type="dxa"/>
             </w:tcMar>
+            <w:tcBorders>
+              <w:top w:val="single" w:sz="4" w:space="0" w:color="000000"/>
+              <w:left w:val="single" w:sz="4" w:space="0" w:color="000000"/>
+              <w:bottom w:val="single" w:sz="4" w:space="0" w:color="000000"/>
+              <w:right w:val="single" w:sz="4" w:space="0" w:color="000000"/>
+            </w:tcBorders>
           </w:tcPr>
           <w:p>
             <w:pPr>
@@ -2677,22 +3821,29 @@
               <w:rPr>
                 <w:rFonts w:ascii="Times New Roman" w:hAnsi="Times New Roman" w:eastAsia="Times New Roman" w:cs="Times New Roman"/>
                 <w:b w:val="0"/>
-                <w:sz w:val="15"/>
+                <w:i w:val="0"/>
+                <w:sz w:val="22"/>
               </w:rPr>
-              <w:t>8000</w:t>
+              <w:t>18000</w:t>
             </w:r>
           </w:p>
         </w:tc>
         <w:tc>
           <w:tcPr>
-            <w:tcW w:type="dxa" w:w="1100"/>
+            <w:tcW w:type="dxa" w:w="1200"/>
             <w:vAlign w:val="center"/>
             <w:tcMar>
-              <w:top w:w="40" w:type="dxa"/>
-              <w:bottom w:w="40" w:type="dxa"/>
+              <w:top w:w="30" w:type="dxa"/>
+              <w:bottom w:w="30" w:type="dxa"/>
               <w:left w:w="40" w:type="dxa"/>
               <w:right w:w="40" w:type="dxa"/>
             </w:tcMar>
+            <w:tcBorders>
+              <w:top w:val="single" w:sz="4" w:space="0" w:color="000000"/>
+              <w:left w:val="single" w:sz="4" w:space="0" w:color="000000"/>
+              <w:bottom w:val="single" w:sz="4" w:space="0" w:color="000000"/>
+              <w:right w:val="single" w:sz="4" w:space="0" w:color="000000"/>
+            </w:tcBorders>
           </w:tcPr>
           <w:p>
             <w:pPr>
@@ -2703,22 +3854,29 @@
               <w:rPr>
                 <w:rFonts w:ascii="Times New Roman" w:hAnsi="Times New Roman" w:eastAsia="Times New Roman" w:cs="Times New Roman"/>
                 <w:b w:val="0"/>
-                <w:sz w:val="15"/>
+                <w:i w:val="0"/>
+                <w:sz w:val="22"/>
               </w:rPr>
-              <w:t>8 000</w:t>
+              <w:t>18 000</w:t>
             </w:r>
           </w:p>
         </w:tc>
         <w:tc>
           <w:tcPr>
-            <w:tcW w:type="dxa" w:w="1200"/>
+            <w:tcW w:type="dxa" w:w="1400"/>
             <w:vAlign w:val="center"/>
             <w:tcMar>
-              <w:top w:w="40" w:type="dxa"/>
-              <w:bottom w:w="40" w:type="dxa"/>
+              <w:top w:w="30" w:type="dxa"/>
+              <w:bottom w:w="30" w:type="dxa"/>
               <w:left w:w="40" w:type="dxa"/>
               <w:right w:w="40" w:type="dxa"/>
             </w:tcMar>
+            <w:tcBorders>
+              <w:top w:val="single" w:sz="4" w:space="0" w:color="000000"/>
+              <w:left w:val="single" w:sz="4" w:space="0" w:color="000000"/>
+              <w:bottom w:val="single" w:sz="4" w:space="0" w:color="000000"/>
+              <w:right w:val="single" w:sz="4" w:space="0" w:color="000000"/>
+            </w:tcBorders>
             <w:vMerge/>
           </w:tcPr>
           <w:p>
@@ -2730,21 +3888,28 @@
               <w:rPr>
                 <w:rFonts w:ascii="Times New Roman" w:hAnsi="Times New Roman" w:eastAsia="Times New Roman" w:cs="Times New Roman"/>
                 <w:b w:val="0"/>
-                <w:sz w:val="15"/>
+                <w:i w:val="0"/>
+                <w:sz w:val="22"/>
               </w:rPr>
             </w:r>
           </w:p>
         </w:tc>
         <w:tc>
           <w:tcPr>
-            <w:tcW w:type="dxa" w:w="1100"/>
+            <w:tcW w:type="dxa" w:w="1000"/>
             <w:vAlign w:val="center"/>
             <w:tcMar>
-              <w:top w:w="40" w:type="dxa"/>
-              <w:bottom w:w="40" w:type="dxa"/>
+              <w:top w:w="30" w:type="dxa"/>
+              <w:bottom w:w="30" w:type="dxa"/>
               <w:left w:w="40" w:type="dxa"/>
               <w:right w:w="40" w:type="dxa"/>
             </w:tcMar>
+            <w:tcBorders>
+              <w:top w:val="single" w:sz="4" w:space="0" w:color="000000"/>
+              <w:left w:val="single" w:sz="4" w:space="0" w:color="000000"/>
+              <w:bottom w:val="single" w:sz="4" w:space="0" w:color="000000"/>
+              <w:right w:val="single" w:sz="4" w:space="0" w:color="000000"/>
+            </w:tcBorders>
           </w:tcPr>
           <w:p>
             <w:pPr>
@@ -2755,7 +3920,8 @@
               <w:rPr>
                 <w:rFonts w:ascii="Times New Roman" w:hAnsi="Times New Roman" w:eastAsia="Times New Roman" w:cs="Times New Roman"/>
                 <w:b w:val="0"/>
-                <w:sz w:val="15"/>
+                <w:i w:val="0"/>
+                <w:sz w:val="22"/>
               </w:rPr>
             </w:r>
           </w:p>
@@ -2764,14 +3930,20 @@
       <w:tr>
         <w:tc>
           <w:tcPr>
-            <w:tcW w:type="dxa" w:w="500"/>
+            <w:tcW w:type="dxa" w:w="550"/>
             <w:vAlign w:val="center"/>
             <w:tcMar>
-              <w:top w:w="40" w:type="dxa"/>
-              <w:bottom w:w="40" w:type="dxa"/>
+              <w:top w:w="30" w:type="dxa"/>
+              <w:bottom w:w="30" w:type="dxa"/>
               <w:left w:w="40" w:type="dxa"/>
               <w:right w:w="40" w:type="dxa"/>
             </w:tcMar>
+            <w:tcBorders>
+              <w:top w:val="single" w:sz="4" w:space="0" w:color="000000"/>
+              <w:left w:val="single" w:sz="4" w:space="0" w:color="000000"/>
+              <w:bottom w:val="single" w:sz="4" w:space="0" w:color="000000"/>
+              <w:right w:val="single" w:sz="4" w:space="0" w:color="000000"/>
+            </w:tcBorders>
           </w:tcPr>
           <w:p>
             <w:pPr>
@@ -2782,22 +3954,29 @@
               <w:rPr>
                 <w:rFonts w:ascii="Times New Roman" w:hAnsi="Times New Roman" w:eastAsia="Times New Roman" w:cs="Times New Roman"/>
                 <w:b w:val="0"/>
-                <w:sz w:val="15"/>
+                <w:i w:val="0"/>
+                <w:sz w:val="22"/>
               </w:rPr>
-              <w:t>11</w:t>
+              <w:t>13</w:t>
             </w:r>
           </w:p>
         </w:tc>
         <w:tc>
           <w:tcPr>
-            <w:tcW w:type="dxa" w:w="1800"/>
+            <w:tcW w:type="dxa" w:w="1900"/>
             <w:vAlign w:val="center"/>
             <w:tcMar>
-              <w:top w:w="40" w:type="dxa"/>
-              <w:bottom w:w="40" w:type="dxa"/>
+              <w:top w:w="30" w:type="dxa"/>
+              <w:bottom w:w="30" w:type="dxa"/>
               <w:left w:w="40" w:type="dxa"/>
               <w:right w:w="40" w:type="dxa"/>
             </w:tcMar>
+            <w:tcBorders>
+              <w:top w:val="single" w:sz="4" w:space="0" w:color="000000"/>
+              <w:left w:val="single" w:sz="4" w:space="0" w:color="000000"/>
+              <w:bottom w:val="single" w:sz="4" w:space="0" w:color="000000"/>
+              <w:right w:val="single" w:sz="4" w:space="0" w:color="000000"/>
+            </w:tcBorders>
             <w:vMerge/>
           </w:tcPr>
           <w:p>
@@ -2809,21 +3988,28 @@
               <w:rPr>
                 <w:rFonts w:ascii="Times New Roman" w:hAnsi="Times New Roman" w:eastAsia="Times New Roman" w:cs="Times New Roman"/>
                 <w:b w:val="0"/>
-                <w:sz w:val="15"/>
+                <w:i w:val="0"/>
+                <w:sz w:val="22"/>
               </w:rPr>
             </w:r>
           </w:p>
         </w:tc>
         <w:tc>
           <w:tcPr>
-            <w:tcW w:type="dxa" w:w="2400"/>
+            <w:tcW w:type="dxa" w:w="2500"/>
             <w:vAlign w:val="center"/>
             <w:tcMar>
-              <w:top w:w="40" w:type="dxa"/>
-              <w:bottom w:w="40" w:type="dxa"/>
+              <w:top w:w="30" w:type="dxa"/>
+              <w:bottom w:w="30" w:type="dxa"/>
               <w:left w:w="40" w:type="dxa"/>
               <w:right w:w="40" w:type="dxa"/>
             </w:tcMar>
+            <w:tcBorders>
+              <w:top w:val="single" w:sz="4" w:space="0" w:color="000000"/>
+              <w:left w:val="single" w:sz="4" w:space="0" w:color="000000"/>
+              <w:bottom w:val="single" w:sz="4" w:space="0" w:color="000000"/>
+              <w:right w:val="single" w:sz="4" w:space="0" w:color="000000"/>
+            </w:tcBorders>
           </w:tcPr>
           <w:p>
             <w:pPr>
@@ -2834,22 +4020,29 @@
               <w:rPr>
                 <w:rFonts w:ascii="Times New Roman" w:hAnsi="Times New Roman" w:eastAsia="Times New Roman" w:cs="Times New Roman"/>
                 <w:b w:val="0"/>
-                <w:sz w:val="15"/>
+                <w:i w:val="0"/>
+                <w:sz w:val="22"/>
               </w:rPr>
-              <w:t>Cahier d’arrivée</w:t>
+              <w:t>Masking Tape</w:t>
             </w:r>
           </w:p>
         </w:tc>
         <w:tc>
           <w:tcPr>
-            <w:tcW w:type="dxa" w:w="1000"/>
+            <w:tcW w:type="dxa" w:w="1100"/>
             <w:vAlign w:val="center"/>
             <w:tcMar>
-              <w:top w:w="40" w:type="dxa"/>
-              <w:bottom w:w="40" w:type="dxa"/>
+              <w:top w:w="30" w:type="dxa"/>
+              <w:bottom w:w="30" w:type="dxa"/>
               <w:left w:w="40" w:type="dxa"/>
               <w:right w:w="40" w:type="dxa"/>
             </w:tcMar>
+            <w:tcBorders>
+              <w:top w:val="single" w:sz="4" w:space="0" w:color="000000"/>
+              <w:left w:val="single" w:sz="4" w:space="0" w:color="000000"/>
+              <w:bottom w:val="single" w:sz="4" w:space="0" w:color="000000"/>
+              <w:right w:val="single" w:sz="4" w:space="0" w:color="000000"/>
+            </w:tcBorders>
           </w:tcPr>
           <w:p>
             <w:pPr>
@@ -2860,22 +4053,29 @@
               <w:rPr>
                 <w:rFonts w:ascii="Times New Roman" w:hAnsi="Times New Roman" w:eastAsia="Times New Roman" w:cs="Times New Roman"/>
                 <w:b w:val="0"/>
-                <w:sz w:val="15"/>
+                <w:i w:val="0"/>
+                <w:sz w:val="22"/>
               </w:rPr>
-              <w:t>1</w:t>
+              <w:t>6</w:t>
             </w:r>
           </w:p>
         </w:tc>
         <w:tc>
           <w:tcPr>
-            <w:tcW w:type="dxa" w:w="700"/>
+            <w:tcW w:type="dxa" w:w="750"/>
             <w:vAlign w:val="center"/>
             <w:tcMar>
-              <w:top w:w="40" w:type="dxa"/>
-              <w:bottom w:w="40" w:type="dxa"/>
+              <w:top w:w="30" w:type="dxa"/>
+              <w:bottom w:w="30" w:type="dxa"/>
               <w:left w:w="40" w:type="dxa"/>
               <w:right w:w="40" w:type="dxa"/>
             </w:tcMar>
+            <w:tcBorders>
+              <w:top w:val="single" w:sz="4" w:space="0" w:color="000000"/>
+              <w:left w:val="single" w:sz="4" w:space="0" w:color="000000"/>
+              <w:bottom w:val="single" w:sz="4" w:space="0" w:color="000000"/>
+              <w:right w:val="single" w:sz="4" w:space="0" w:color="000000"/>
+            </w:tcBorders>
           </w:tcPr>
           <w:p>
             <w:pPr>
@@ -2886,22 +4086,29 @@
               <w:rPr>
                 <w:rFonts w:ascii="Times New Roman" w:hAnsi="Times New Roman" w:eastAsia="Times New Roman" w:cs="Times New Roman"/>
                 <w:b w:val="0"/>
-                <w:sz w:val="15"/>
+                <w:i w:val="0"/>
+                <w:sz w:val="22"/>
               </w:rPr>
-              <w:t>8000</w:t>
+              <w:t>3000</w:t>
             </w:r>
           </w:p>
         </w:tc>
         <w:tc>
           <w:tcPr>
-            <w:tcW w:type="dxa" w:w="1100"/>
+            <w:tcW w:type="dxa" w:w="1200"/>
             <w:vAlign w:val="center"/>
             <w:tcMar>
-              <w:top w:w="40" w:type="dxa"/>
-              <w:bottom w:w="40" w:type="dxa"/>
+              <w:top w:w="30" w:type="dxa"/>
+              <w:bottom w:w="30" w:type="dxa"/>
               <w:left w:w="40" w:type="dxa"/>
               <w:right w:w="40" w:type="dxa"/>
             </w:tcMar>
+            <w:tcBorders>
+              <w:top w:val="single" w:sz="4" w:space="0" w:color="000000"/>
+              <w:left w:val="single" w:sz="4" w:space="0" w:color="000000"/>
+              <w:bottom w:val="single" w:sz="4" w:space="0" w:color="000000"/>
+              <w:right w:val="single" w:sz="4" w:space="0" w:color="000000"/>
+            </w:tcBorders>
           </w:tcPr>
           <w:p>
             <w:pPr>
@@ -2912,22 +4119,29 @@
               <w:rPr>
                 <w:rFonts w:ascii="Times New Roman" w:hAnsi="Times New Roman" w:eastAsia="Times New Roman" w:cs="Times New Roman"/>
                 <w:b w:val="0"/>
-                <w:sz w:val="15"/>
+                <w:i w:val="0"/>
+                <w:sz w:val="22"/>
               </w:rPr>
-              <w:t>8 000</w:t>
+              <w:t>18 000</w:t>
             </w:r>
           </w:p>
         </w:tc>
         <w:tc>
           <w:tcPr>
-            <w:tcW w:type="dxa" w:w="1200"/>
+            <w:tcW w:type="dxa" w:w="1400"/>
             <w:vAlign w:val="center"/>
             <w:tcMar>
-              <w:top w:w="40" w:type="dxa"/>
-              <w:bottom w:w="40" w:type="dxa"/>
+              <w:top w:w="30" w:type="dxa"/>
+              <w:bottom w:w="30" w:type="dxa"/>
               <w:left w:w="40" w:type="dxa"/>
               <w:right w:w="40" w:type="dxa"/>
             </w:tcMar>
+            <w:tcBorders>
+              <w:top w:val="single" w:sz="4" w:space="0" w:color="000000"/>
+              <w:left w:val="single" w:sz="4" w:space="0" w:color="000000"/>
+              <w:bottom w:val="single" w:sz="4" w:space="0" w:color="000000"/>
+              <w:right w:val="single" w:sz="4" w:space="0" w:color="000000"/>
+            </w:tcBorders>
             <w:vMerge/>
           </w:tcPr>
           <w:p>
@@ -2939,21 +4153,28 @@
               <w:rPr>
                 <w:rFonts w:ascii="Times New Roman" w:hAnsi="Times New Roman" w:eastAsia="Times New Roman" w:cs="Times New Roman"/>
                 <w:b w:val="0"/>
-                <w:sz w:val="15"/>
+                <w:i w:val="0"/>
+                <w:sz w:val="22"/>
               </w:rPr>
             </w:r>
           </w:p>
         </w:tc>
         <w:tc>
           <w:tcPr>
-            <w:tcW w:type="dxa" w:w="1100"/>
+            <w:tcW w:type="dxa" w:w="1000"/>
             <w:vAlign w:val="center"/>
             <w:tcMar>
-              <w:top w:w="40" w:type="dxa"/>
-              <w:bottom w:w="40" w:type="dxa"/>
+              <w:top w:w="30" w:type="dxa"/>
+              <w:bottom w:w="30" w:type="dxa"/>
               <w:left w:w="40" w:type="dxa"/>
               <w:right w:w="40" w:type="dxa"/>
             </w:tcMar>
+            <w:tcBorders>
+              <w:top w:val="single" w:sz="4" w:space="0" w:color="000000"/>
+              <w:left w:val="single" w:sz="4" w:space="0" w:color="000000"/>
+              <w:bottom w:val="single" w:sz="4" w:space="0" w:color="000000"/>
+              <w:right w:val="single" w:sz="4" w:space="0" w:color="000000"/>
+            </w:tcBorders>
           </w:tcPr>
           <w:p>
             <w:pPr>
@@ -2964,7 +4185,8 @@
               <w:rPr>
                 <w:rFonts w:ascii="Times New Roman" w:hAnsi="Times New Roman" w:eastAsia="Times New Roman" w:cs="Times New Roman"/>
                 <w:b w:val="0"/>
-                <w:sz w:val="15"/>
+                <w:i w:val="0"/>
+                <w:sz w:val="22"/>
               </w:rPr>
             </w:r>
           </w:p>
@@ -2973,14 +4195,20 @@
       <w:tr>
         <w:tc>
           <w:tcPr>
-            <w:tcW w:type="dxa" w:w="500"/>
+            <w:tcW w:type="dxa" w:w="550"/>
             <w:vAlign w:val="center"/>
             <w:tcMar>
-              <w:top w:w="40" w:type="dxa"/>
-              <w:bottom w:w="40" w:type="dxa"/>
+              <w:top w:w="30" w:type="dxa"/>
+              <w:bottom w:w="30" w:type="dxa"/>
               <w:left w:w="40" w:type="dxa"/>
               <w:right w:w="40" w:type="dxa"/>
             </w:tcMar>
+            <w:tcBorders>
+              <w:top w:val="single" w:sz="4" w:space="0" w:color="000000"/>
+              <w:left w:val="single" w:sz="4" w:space="0" w:color="000000"/>
+              <w:bottom w:val="single" w:sz="4" w:space="0" w:color="000000"/>
+              <w:right w:val="single" w:sz="4" w:space="0" w:color="000000"/>
+            </w:tcBorders>
           </w:tcPr>
           <w:p>
             <w:pPr>
@@ -2991,22 +4219,29 @@
               <w:rPr>
                 <w:rFonts w:ascii="Times New Roman" w:hAnsi="Times New Roman" w:eastAsia="Times New Roman" w:cs="Times New Roman"/>
                 <w:b w:val="0"/>
-                <w:sz w:val="15"/>
+                <w:i w:val="0"/>
+                <w:sz w:val="22"/>
               </w:rPr>
-              <w:t>12</w:t>
+              <w:t>14</w:t>
             </w:r>
           </w:p>
         </w:tc>
         <w:tc>
           <w:tcPr>
-            <w:tcW w:type="dxa" w:w="1800"/>
+            <w:tcW w:type="dxa" w:w="1900"/>
             <w:vAlign w:val="center"/>
             <w:tcMar>
-              <w:top w:w="40" w:type="dxa"/>
-              <w:bottom w:w="40" w:type="dxa"/>
+              <w:top w:w="30" w:type="dxa"/>
+              <w:bottom w:w="30" w:type="dxa"/>
               <w:left w:w="40" w:type="dxa"/>
               <w:right w:w="40" w:type="dxa"/>
             </w:tcMar>
+            <w:tcBorders>
+              <w:top w:val="single" w:sz="4" w:space="0" w:color="000000"/>
+              <w:left w:val="single" w:sz="4" w:space="0" w:color="000000"/>
+              <w:bottom w:val="single" w:sz="4" w:space="0" w:color="000000"/>
+              <w:right w:val="single" w:sz="4" w:space="0" w:color="000000"/>
+            </w:tcBorders>
             <w:vMerge/>
           </w:tcPr>
           <w:p>
@@ -3018,21 +4253,28 @@
               <w:rPr>
                 <w:rFonts w:ascii="Times New Roman" w:hAnsi="Times New Roman" w:eastAsia="Times New Roman" w:cs="Times New Roman"/>
                 <w:b w:val="0"/>
-                <w:sz w:val="15"/>
+                <w:i w:val="0"/>
+                <w:sz w:val="22"/>
               </w:rPr>
             </w:r>
           </w:p>
         </w:tc>
         <w:tc>
           <w:tcPr>
-            <w:tcW w:type="dxa" w:w="2400"/>
+            <w:tcW w:type="dxa" w:w="2500"/>
             <w:vAlign w:val="center"/>
             <w:tcMar>
-              <w:top w:w="40" w:type="dxa"/>
-              <w:bottom w:w="40" w:type="dxa"/>
+              <w:top w:w="30" w:type="dxa"/>
+              <w:bottom w:w="30" w:type="dxa"/>
               <w:left w:w="40" w:type="dxa"/>
               <w:right w:w="40" w:type="dxa"/>
             </w:tcMar>
+            <w:tcBorders>
+              <w:top w:val="single" w:sz="4" w:space="0" w:color="000000"/>
+              <w:left w:val="single" w:sz="4" w:space="0" w:color="000000"/>
+              <w:bottom w:val="single" w:sz="4" w:space="0" w:color="000000"/>
+              <w:right w:val="single" w:sz="4" w:space="0" w:color="000000"/>
+            </w:tcBorders>
           </w:tcPr>
           <w:p>
             <w:pPr>
@@ -3043,22 +4285,29 @@
               <w:rPr>
                 <w:rFonts w:ascii="Times New Roman" w:hAnsi="Times New Roman" w:eastAsia="Times New Roman" w:cs="Times New Roman"/>
                 <w:b w:val="0"/>
-                <w:sz w:val="15"/>
+                <w:i w:val="0"/>
+                <w:sz w:val="22"/>
               </w:rPr>
-              <w:t>Décamètre à 20 m</w:t>
+              <w:t>Nappe de table</w:t>
             </w:r>
           </w:p>
         </w:tc>
         <w:tc>
           <w:tcPr>
-            <w:tcW w:type="dxa" w:w="1000"/>
+            <w:tcW w:type="dxa" w:w="1100"/>
             <w:vAlign w:val="center"/>
             <w:tcMar>
-              <w:top w:w="40" w:type="dxa"/>
-              <w:bottom w:w="40" w:type="dxa"/>
+              <w:top w:w="30" w:type="dxa"/>
+              <w:bottom w:w="30" w:type="dxa"/>
               <w:left w:w="40" w:type="dxa"/>
               <w:right w:w="40" w:type="dxa"/>
             </w:tcMar>
+            <w:tcBorders>
+              <w:top w:val="single" w:sz="4" w:space="0" w:color="000000"/>
+              <w:left w:val="single" w:sz="4" w:space="0" w:color="000000"/>
+              <w:bottom w:val="single" w:sz="4" w:space="0" w:color="000000"/>
+              <w:right w:val="single" w:sz="4" w:space="0" w:color="000000"/>
+            </w:tcBorders>
           </w:tcPr>
           <w:p>
             <w:pPr>
@@ -3069,7 +4318,8 @@
               <w:rPr>
                 <w:rFonts w:ascii="Times New Roman" w:hAnsi="Times New Roman" w:eastAsia="Times New Roman" w:cs="Times New Roman"/>
                 <w:b w:val="0"/>
-                <w:sz w:val="15"/>
+                <w:i w:val="0"/>
+                <w:sz w:val="22"/>
               </w:rPr>
               <w:t>1</w:t>
             </w:r>
@@ -3077,14 +4327,20 @@
         </w:tc>
         <w:tc>
           <w:tcPr>
-            <w:tcW w:type="dxa" w:w="700"/>
+            <w:tcW w:type="dxa" w:w="750"/>
             <w:vAlign w:val="center"/>
             <w:tcMar>
-              <w:top w:w="40" w:type="dxa"/>
-              <w:bottom w:w="40" w:type="dxa"/>
+              <w:top w:w="30" w:type="dxa"/>
+              <w:bottom w:w="30" w:type="dxa"/>
               <w:left w:w="40" w:type="dxa"/>
               <w:right w:w="40" w:type="dxa"/>
             </w:tcMar>
+            <w:tcBorders>
+              <w:top w:val="single" w:sz="4" w:space="0" w:color="000000"/>
+              <w:left w:val="single" w:sz="4" w:space="0" w:color="000000"/>
+              <w:bottom w:val="single" w:sz="4" w:space="0" w:color="000000"/>
+              <w:right w:val="single" w:sz="4" w:space="0" w:color="000000"/>
+            </w:tcBorders>
           </w:tcPr>
           <w:p>
             <w:pPr>
@@ -3095,22 +4351,29 @@
               <w:rPr>
                 <w:rFonts w:ascii="Times New Roman" w:hAnsi="Times New Roman" w:eastAsia="Times New Roman" w:cs="Times New Roman"/>
                 <w:b w:val="0"/>
-                <w:sz w:val="15"/>
+                <w:i w:val="0"/>
+                <w:sz w:val="22"/>
               </w:rPr>
-              <w:t>18000</w:t>
+              <w:t>9000</w:t>
             </w:r>
           </w:p>
         </w:tc>
         <w:tc>
           <w:tcPr>
-            <w:tcW w:type="dxa" w:w="1100"/>
+            <w:tcW w:type="dxa" w:w="1200"/>
             <w:vAlign w:val="center"/>
             <w:tcMar>
-              <w:top w:w="40" w:type="dxa"/>
-              <w:bottom w:w="40" w:type="dxa"/>
+              <w:top w:w="30" w:type="dxa"/>
+              <w:bottom w:w="30" w:type="dxa"/>
               <w:left w:w="40" w:type="dxa"/>
               <w:right w:w="40" w:type="dxa"/>
             </w:tcMar>
+            <w:tcBorders>
+              <w:top w:val="single" w:sz="4" w:space="0" w:color="000000"/>
+              <w:left w:val="single" w:sz="4" w:space="0" w:color="000000"/>
+              <w:bottom w:val="single" w:sz="4" w:space="0" w:color="000000"/>
+              <w:right w:val="single" w:sz="4" w:space="0" w:color="000000"/>
+            </w:tcBorders>
           </w:tcPr>
           <w:p>
             <w:pPr>
@@ -3121,22 +4384,29 @@
               <w:rPr>
                 <w:rFonts w:ascii="Times New Roman" w:hAnsi="Times New Roman" w:eastAsia="Times New Roman" w:cs="Times New Roman"/>
                 <w:b w:val="0"/>
-                <w:sz w:val="15"/>
+                <w:i w:val="0"/>
+                <w:sz w:val="22"/>
               </w:rPr>
-              <w:t>18 000</w:t>
+              <w:t>9 000</w:t>
             </w:r>
           </w:p>
         </w:tc>
         <w:tc>
           <w:tcPr>
-            <w:tcW w:type="dxa" w:w="1200"/>
+            <w:tcW w:type="dxa" w:w="1400"/>
             <w:vAlign w:val="center"/>
             <w:tcMar>
-              <w:top w:w="40" w:type="dxa"/>
-              <w:bottom w:w="40" w:type="dxa"/>
+              <w:top w:w="30" w:type="dxa"/>
+              <w:bottom w:w="30" w:type="dxa"/>
               <w:left w:w="40" w:type="dxa"/>
               <w:right w:w="40" w:type="dxa"/>
             </w:tcMar>
+            <w:tcBorders>
+              <w:top w:val="single" w:sz="4" w:space="0" w:color="000000"/>
+              <w:left w:val="single" w:sz="4" w:space="0" w:color="000000"/>
+              <w:bottom w:val="single" w:sz="4" w:space="0" w:color="000000"/>
+              <w:right w:val="single" w:sz="4" w:space="0" w:color="000000"/>
+            </w:tcBorders>
             <w:vMerge/>
           </w:tcPr>
           <w:p>
@@ -3148,21 +4418,28 @@
               <w:rPr>
                 <w:rFonts w:ascii="Times New Roman" w:hAnsi="Times New Roman" w:eastAsia="Times New Roman" w:cs="Times New Roman"/>
                 <w:b w:val="0"/>
-                <w:sz w:val="15"/>
+                <w:i w:val="0"/>
+                <w:sz w:val="22"/>
               </w:rPr>
             </w:r>
           </w:p>
         </w:tc>
         <w:tc>
           <w:tcPr>
-            <w:tcW w:type="dxa" w:w="1100"/>
+            <w:tcW w:type="dxa" w:w="1000"/>
             <w:vAlign w:val="center"/>
             <w:tcMar>
-              <w:top w:w="40" w:type="dxa"/>
-              <w:bottom w:w="40" w:type="dxa"/>
+              <w:top w:w="30" w:type="dxa"/>
+              <w:bottom w:w="30" w:type="dxa"/>
               <w:left w:w="40" w:type="dxa"/>
               <w:right w:w="40" w:type="dxa"/>
             </w:tcMar>
+            <w:tcBorders>
+              <w:top w:val="single" w:sz="4" w:space="0" w:color="000000"/>
+              <w:left w:val="single" w:sz="4" w:space="0" w:color="000000"/>
+              <w:bottom w:val="single" w:sz="4" w:space="0" w:color="000000"/>
+              <w:right w:val="single" w:sz="4" w:space="0" w:color="000000"/>
+            </w:tcBorders>
           </w:tcPr>
           <w:p>
             <w:pPr>
@@ -3173,7 +4450,8 @@
               <w:rPr>
                 <w:rFonts w:ascii="Times New Roman" w:hAnsi="Times New Roman" w:eastAsia="Times New Roman" w:cs="Times New Roman"/>
                 <w:b w:val="0"/>
-                <w:sz w:val="15"/>
+                <w:i w:val="0"/>
+                <w:sz w:val="22"/>
               </w:rPr>
             </w:r>
           </w:p>
@@ -3182,14 +4460,20 @@
       <w:tr>
         <w:tc>
           <w:tcPr>
-            <w:tcW w:type="dxa" w:w="500"/>
+            <w:tcW w:type="dxa" w:w="550"/>
             <w:vAlign w:val="center"/>
             <w:tcMar>
-              <w:top w:w="40" w:type="dxa"/>
-              <w:bottom w:w="40" w:type="dxa"/>
+              <w:top w:w="30" w:type="dxa"/>
+              <w:bottom w:w="30" w:type="dxa"/>
               <w:left w:w="40" w:type="dxa"/>
               <w:right w:w="40" w:type="dxa"/>
             </w:tcMar>
+            <w:tcBorders>
+              <w:top w:val="single" w:sz="4" w:space="0" w:color="000000"/>
+              <w:left w:val="single" w:sz="4" w:space="0" w:color="000000"/>
+              <w:bottom w:val="single" w:sz="4" w:space="0" w:color="000000"/>
+              <w:right w:val="single" w:sz="4" w:space="0" w:color="000000"/>
+            </w:tcBorders>
           </w:tcPr>
           <w:p>
             <w:pPr>
@@ -3200,22 +4484,29 @@
               <w:rPr>
                 <w:rFonts w:ascii="Times New Roman" w:hAnsi="Times New Roman" w:eastAsia="Times New Roman" w:cs="Times New Roman"/>
                 <w:b w:val="0"/>
-                <w:sz w:val="15"/>
+                <w:i w:val="0"/>
+                <w:sz w:val="22"/>
               </w:rPr>
-              <w:t>13</w:t>
+              <w:t>15</w:t>
             </w:r>
           </w:p>
         </w:tc>
         <w:tc>
           <w:tcPr>
-            <w:tcW w:type="dxa" w:w="1800"/>
+            <w:tcW w:type="dxa" w:w="1900"/>
             <w:vAlign w:val="center"/>
             <w:tcMar>
-              <w:top w:w="40" w:type="dxa"/>
-              <w:bottom w:w="40" w:type="dxa"/>
+              <w:top w:w="30" w:type="dxa"/>
+              <w:bottom w:w="30" w:type="dxa"/>
               <w:left w:w="40" w:type="dxa"/>
               <w:right w:w="40" w:type="dxa"/>
             </w:tcMar>
+            <w:tcBorders>
+              <w:top w:val="single" w:sz="4" w:space="0" w:color="000000"/>
+              <w:left w:val="single" w:sz="4" w:space="0" w:color="000000"/>
+              <w:bottom w:val="single" w:sz="4" w:space="0" w:color="000000"/>
+              <w:right w:val="single" w:sz="4" w:space="0" w:color="000000"/>
+            </w:tcBorders>
             <w:vMerge/>
           </w:tcPr>
           <w:p>
@@ -3227,21 +4518,28 @@
               <w:rPr>
                 <w:rFonts w:ascii="Times New Roman" w:hAnsi="Times New Roman" w:eastAsia="Times New Roman" w:cs="Times New Roman"/>
                 <w:b w:val="0"/>
-                <w:sz w:val="15"/>
+                <w:i w:val="0"/>
+                <w:sz w:val="22"/>
               </w:rPr>
             </w:r>
           </w:p>
         </w:tc>
         <w:tc>
           <w:tcPr>
-            <w:tcW w:type="dxa" w:w="2400"/>
+            <w:tcW w:type="dxa" w:w="2500"/>
             <w:vAlign w:val="center"/>
             <w:tcMar>
-              <w:top w:w="40" w:type="dxa"/>
-              <w:bottom w:w="40" w:type="dxa"/>
+              <w:top w:w="30" w:type="dxa"/>
+              <w:bottom w:w="30" w:type="dxa"/>
               <w:left w:w="40" w:type="dxa"/>
               <w:right w:w="40" w:type="dxa"/>
             </w:tcMar>
+            <w:tcBorders>
+              <w:top w:val="single" w:sz="4" w:space="0" w:color="000000"/>
+              <w:left w:val="single" w:sz="4" w:space="0" w:color="000000"/>
+              <w:bottom w:val="single" w:sz="4" w:space="0" w:color="000000"/>
+              <w:right w:val="single" w:sz="4" w:space="0" w:color="000000"/>
+            </w:tcBorders>
           </w:tcPr>
           <w:p>
             <w:pPr>
@@ -3252,22 +4550,29 @@
               <w:rPr>
                 <w:rFonts w:ascii="Times New Roman" w:hAnsi="Times New Roman" w:eastAsia="Times New Roman" w:cs="Times New Roman"/>
                 <w:b w:val="0"/>
-                <w:sz w:val="15"/>
+                <w:i w:val="0"/>
+                <w:sz w:val="22"/>
               </w:rPr>
-              <w:t>Masking Tape</w:t>
+              <w:t>Papier Velin ram</w:t>
             </w:r>
           </w:p>
         </w:tc>
         <w:tc>
           <w:tcPr>
-            <w:tcW w:type="dxa" w:w="1000"/>
+            <w:tcW w:type="dxa" w:w="1100"/>
             <w:vAlign w:val="center"/>
             <w:tcMar>
-              <w:top w:w="40" w:type="dxa"/>
-              <w:bottom w:w="40" w:type="dxa"/>
+              <w:top w:w="30" w:type="dxa"/>
+              <w:bottom w:w="30" w:type="dxa"/>
               <w:left w:w="40" w:type="dxa"/>
               <w:right w:w="40" w:type="dxa"/>
             </w:tcMar>
+            <w:tcBorders>
+              <w:top w:val="single" w:sz="4" w:space="0" w:color="000000"/>
+              <w:left w:val="single" w:sz="4" w:space="0" w:color="000000"/>
+              <w:bottom w:val="single" w:sz="4" w:space="0" w:color="000000"/>
+              <w:right w:val="single" w:sz="4" w:space="0" w:color="000000"/>
+            </w:tcBorders>
           </w:tcPr>
           <w:p>
             <w:pPr>
@@ -3278,22 +4583,29 @@
               <w:rPr>
                 <w:rFonts w:ascii="Times New Roman" w:hAnsi="Times New Roman" w:eastAsia="Times New Roman" w:cs="Times New Roman"/>
                 <w:b w:val="0"/>
-                <w:sz w:val="15"/>
+                <w:i w:val="0"/>
+                <w:sz w:val="22"/>
               </w:rPr>
-              <w:t>6</w:t>
+              <w:t>1</w:t>
             </w:r>
           </w:p>
         </w:tc>
         <w:tc>
           <w:tcPr>
-            <w:tcW w:type="dxa" w:w="700"/>
+            <w:tcW w:type="dxa" w:w="750"/>
             <w:vAlign w:val="center"/>
             <w:tcMar>
-              <w:top w:w="40" w:type="dxa"/>
-              <w:bottom w:w="40" w:type="dxa"/>
+              <w:top w:w="30" w:type="dxa"/>
+              <w:bottom w:w="30" w:type="dxa"/>
               <w:left w:w="40" w:type="dxa"/>
               <w:right w:w="40" w:type="dxa"/>
             </w:tcMar>
+            <w:tcBorders>
+              <w:top w:val="single" w:sz="4" w:space="0" w:color="000000"/>
+              <w:left w:val="single" w:sz="4" w:space="0" w:color="000000"/>
+              <w:bottom w:val="single" w:sz="4" w:space="0" w:color="000000"/>
+              <w:right w:val="single" w:sz="4" w:space="0" w:color="000000"/>
+            </w:tcBorders>
           </w:tcPr>
           <w:p>
             <w:pPr>
@@ -3304,22 +4616,29 @@
               <w:rPr>
                 <w:rFonts w:ascii="Times New Roman" w:hAnsi="Times New Roman" w:eastAsia="Times New Roman" w:cs="Times New Roman"/>
                 <w:b w:val="0"/>
-                <w:sz w:val="15"/>
+                <w:i w:val="0"/>
+                <w:sz w:val="22"/>
               </w:rPr>
-              <w:t>3000</w:t>
+              <w:t>25000</w:t>
             </w:r>
           </w:p>
         </w:tc>
         <w:tc>
           <w:tcPr>
-            <w:tcW w:type="dxa" w:w="1100"/>
+            <w:tcW w:type="dxa" w:w="1200"/>
             <w:vAlign w:val="center"/>
             <w:tcMar>
-              <w:top w:w="40" w:type="dxa"/>
-              <w:bottom w:w="40" w:type="dxa"/>
+              <w:top w:w="30" w:type="dxa"/>
+              <w:bottom w:w="30" w:type="dxa"/>
               <w:left w:w="40" w:type="dxa"/>
               <w:right w:w="40" w:type="dxa"/>
             </w:tcMar>
+            <w:tcBorders>
+              <w:top w:val="single" w:sz="4" w:space="0" w:color="000000"/>
+              <w:left w:val="single" w:sz="4" w:space="0" w:color="000000"/>
+              <w:bottom w:val="single" w:sz="4" w:space="0" w:color="000000"/>
+              <w:right w:val="single" w:sz="4" w:space="0" w:color="000000"/>
+            </w:tcBorders>
           </w:tcPr>
           <w:p>
             <w:pPr>
@@ -3330,22 +4649,29 @@
               <w:rPr>
                 <w:rFonts w:ascii="Times New Roman" w:hAnsi="Times New Roman" w:eastAsia="Times New Roman" w:cs="Times New Roman"/>
                 <w:b w:val="0"/>
-                <w:sz w:val="15"/>
+                <w:i w:val="0"/>
+                <w:sz w:val="22"/>
               </w:rPr>
-              <w:t>18 000</w:t>
+              <w:t>25 000</w:t>
             </w:r>
           </w:p>
         </w:tc>
         <w:tc>
           <w:tcPr>
-            <w:tcW w:type="dxa" w:w="1200"/>
+            <w:tcW w:type="dxa" w:w="1400"/>
             <w:vAlign w:val="center"/>
             <w:tcMar>
-              <w:top w:w="40" w:type="dxa"/>
-              <w:bottom w:w="40" w:type="dxa"/>
+              <w:top w:w="30" w:type="dxa"/>
+              <w:bottom w:w="30" w:type="dxa"/>
               <w:left w:w="40" w:type="dxa"/>
               <w:right w:w="40" w:type="dxa"/>
             </w:tcMar>
+            <w:tcBorders>
+              <w:top w:val="single" w:sz="4" w:space="0" w:color="000000"/>
+              <w:left w:val="single" w:sz="4" w:space="0" w:color="000000"/>
+              <w:bottom w:val="single" w:sz="4" w:space="0" w:color="000000"/>
+              <w:right w:val="single" w:sz="4" w:space="0" w:color="000000"/>
+            </w:tcBorders>
             <w:vMerge/>
           </w:tcPr>
           <w:p>
@@ -3357,21 +4683,28 @@
               <w:rPr>
                 <w:rFonts w:ascii="Times New Roman" w:hAnsi="Times New Roman" w:eastAsia="Times New Roman" w:cs="Times New Roman"/>
                 <w:b w:val="0"/>
-                <w:sz w:val="15"/>
+                <w:i w:val="0"/>
+                <w:sz w:val="22"/>
               </w:rPr>
             </w:r>
           </w:p>
         </w:tc>
         <w:tc>
           <w:tcPr>
-            <w:tcW w:type="dxa" w:w="1100"/>
+            <w:tcW w:type="dxa" w:w="1000"/>
             <w:vAlign w:val="center"/>
             <w:tcMar>
-              <w:top w:w="40" w:type="dxa"/>
-              <w:bottom w:w="40" w:type="dxa"/>
+              <w:top w:w="30" w:type="dxa"/>
+              <w:bottom w:w="30" w:type="dxa"/>
               <w:left w:w="40" w:type="dxa"/>
               <w:right w:w="40" w:type="dxa"/>
             </w:tcMar>
+            <w:tcBorders>
+              <w:top w:val="single" w:sz="4" w:space="0" w:color="000000"/>
+              <w:left w:val="single" w:sz="4" w:space="0" w:color="000000"/>
+              <w:bottom w:val="single" w:sz="4" w:space="0" w:color="000000"/>
+              <w:right w:val="single" w:sz="4" w:space="0" w:color="000000"/>
+            </w:tcBorders>
           </w:tcPr>
           <w:p>
             <w:pPr>
@@ -3382,7 +4715,8 @@
               <w:rPr>
                 <w:rFonts w:ascii="Times New Roman" w:hAnsi="Times New Roman" w:eastAsia="Times New Roman" w:cs="Times New Roman"/>
                 <w:b w:val="0"/>
-                <w:sz w:val="15"/>
+                <w:i w:val="0"/>
+                <w:sz w:val="22"/>
               </w:rPr>
             </w:r>
           </w:p>
@@ -3391,14 +4725,20 @@
       <w:tr>
         <w:tc>
           <w:tcPr>
-            <w:tcW w:type="dxa" w:w="500"/>
+            <w:tcW w:type="dxa" w:w="550"/>
             <w:vAlign w:val="center"/>
             <w:tcMar>
-              <w:top w:w="40" w:type="dxa"/>
-              <w:bottom w:w="40" w:type="dxa"/>
+              <w:top w:w="30" w:type="dxa"/>
+              <w:bottom w:w="30" w:type="dxa"/>
               <w:left w:w="40" w:type="dxa"/>
               <w:right w:w="40" w:type="dxa"/>
             </w:tcMar>
+            <w:tcBorders>
+              <w:top w:val="single" w:sz="4" w:space="0" w:color="000000"/>
+              <w:left w:val="single" w:sz="4" w:space="0" w:color="000000"/>
+              <w:bottom w:val="single" w:sz="4" w:space="0" w:color="000000"/>
+              <w:right w:val="single" w:sz="4" w:space="0" w:color="000000"/>
+            </w:tcBorders>
           </w:tcPr>
           <w:p>
             <w:pPr>
@@ -3409,22 +4749,29 @@
               <w:rPr>
                 <w:rFonts w:ascii="Times New Roman" w:hAnsi="Times New Roman" w:eastAsia="Times New Roman" w:cs="Times New Roman"/>
                 <w:b w:val="0"/>
-                <w:sz w:val="15"/>
+                <w:i w:val="0"/>
+                <w:sz w:val="22"/>
               </w:rPr>
-              <w:t>14</w:t>
+              <w:t>16</w:t>
             </w:r>
           </w:p>
         </w:tc>
         <w:tc>
           <w:tcPr>
-            <w:tcW w:type="dxa" w:w="1800"/>
+            <w:tcW w:type="dxa" w:w="1900"/>
             <w:vAlign w:val="center"/>
             <w:tcMar>
-              <w:top w:w="40" w:type="dxa"/>
-              <w:bottom w:w="40" w:type="dxa"/>
+              <w:top w:w="30" w:type="dxa"/>
+              <w:bottom w:w="30" w:type="dxa"/>
               <w:left w:w="40" w:type="dxa"/>
               <w:right w:w="40" w:type="dxa"/>
             </w:tcMar>
+            <w:tcBorders>
+              <w:top w:val="single" w:sz="4" w:space="0" w:color="000000"/>
+              <w:left w:val="single" w:sz="4" w:space="0" w:color="000000"/>
+              <w:bottom w:val="single" w:sz="4" w:space="0" w:color="000000"/>
+              <w:right w:val="single" w:sz="4" w:space="0" w:color="000000"/>
+            </w:tcBorders>
             <w:vMerge/>
           </w:tcPr>
           <w:p>
@@ -3436,21 +4783,28 @@
               <w:rPr>
                 <w:rFonts w:ascii="Times New Roman" w:hAnsi="Times New Roman" w:eastAsia="Times New Roman" w:cs="Times New Roman"/>
                 <w:b w:val="0"/>
-                <w:sz w:val="15"/>
+                <w:i w:val="0"/>
+                <w:sz w:val="22"/>
               </w:rPr>
             </w:r>
           </w:p>
         </w:tc>
         <w:tc>
           <w:tcPr>
-            <w:tcW w:type="dxa" w:w="2400"/>
+            <w:tcW w:type="dxa" w:w="2500"/>
             <w:vAlign w:val="center"/>
             <w:tcMar>
-              <w:top w:w="40" w:type="dxa"/>
-              <w:bottom w:w="40" w:type="dxa"/>
+              <w:top w:w="30" w:type="dxa"/>
+              <w:bottom w:w="30" w:type="dxa"/>
               <w:left w:w="40" w:type="dxa"/>
               <w:right w:w="40" w:type="dxa"/>
             </w:tcMar>
+            <w:tcBorders>
+              <w:top w:val="single" w:sz="4" w:space="0" w:color="000000"/>
+              <w:left w:val="single" w:sz="4" w:space="0" w:color="000000"/>
+              <w:bottom w:val="single" w:sz="4" w:space="0" w:color="000000"/>
+              <w:right w:val="single" w:sz="4" w:space="0" w:color="000000"/>
+            </w:tcBorders>
           </w:tcPr>
           <w:p>
             <w:pPr>
@@ -3461,22 +4815,29 @@
               <w:rPr>
                 <w:rFonts w:ascii="Times New Roman" w:hAnsi="Times New Roman" w:eastAsia="Times New Roman" w:cs="Times New Roman"/>
                 <w:b w:val="0"/>
-                <w:sz w:val="15"/>
+                <w:i w:val="0"/>
+                <w:sz w:val="22"/>
               </w:rPr>
-              <w:t>Nappe de table</w:t>
+              <w:t>Enveloppe blanc PM</w:t>
             </w:r>
           </w:p>
         </w:tc>
         <w:tc>
           <w:tcPr>
-            <w:tcW w:type="dxa" w:w="1000"/>
+            <w:tcW w:type="dxa" w:w="1100"/>
             <w:vAlign w:val="center"/>
             <w:tcMar>
-              <w:top w:w="40" w:type="dxa"/>
-              <w:bottom w:w="40" w:type="dxa"/>
+              <w:top w:w="30" w:type="dxa"/>
+              <w:bottom w:w="30" w:type="dxa"/>
               <w:left w:w="40" w:type="dxa"/>
               <w:right w:w="40" w:type="dxa"/>
             </w:tcMar>
+            <w:tcBorders>
+              <w:top w:val="single" w:sz="4" w:space="0" w:color="000000"/>
+              <w:left w:val="single" w:sz="4" w:space="0" w:color="000000"/>
+              <w:bottom w:val="single" w:sz="4" w:space="0" w:color="000000"/>
+              <w:right w:val="single" w:sz="4" w:space="0" w:color="000000"/>
+            </w:tcBorders>
           </w:tcPr>
           <w:p>
             <w:pPr>
@@ -3487,22 +4848,29 @@
               <w:rPr>
                 <w:rFonts w:ascii="Times New Roman" w:hAnsi="Times New Roman" w:eastAsia="Times New Roman" w:cs="Times New Roman"/>
                 <w:b w:val="0"/>
-                <w:sz w:val="15"/>
+                <w:i w:val="0"/>
+                <w:sz w:val="22"/>
               </w:rPr>
-              <w:t>1</w:t>
+              <w:t>12</w:t>
             </w:r>
           </w:p>
         </w:tc>
         <w:tc>
           <w:tcPr>
-            <w:tcW w:type="dxa" w:w="700"/>
+            <w:tcW w:type="dxa" w:w="750"/>
             <w:vAlign w:val="center"/>
             <w:tcMar>
-              <w:top w:w="40" w:type="dxa"/>
-              <w:bottom w:w="40" w:type="dxa"/>
+              <w:top w:w="30" w:type="dxa"/>
+              <w:bottom w:w="30" w:type="dxa"/>
               <w:left w:w="40" w:type="dxa"/>
               <w:right w:w="40" w:type="dxa"/>
             </w:tcMar>
+            <w:tcBorders>
+              <w:top w:val="single" w:sz="4" w:space="0" w:color="000000"/>
+              <w:left w:val="single" w:sz="4" w:space="0" w:color="000000"/>
+              <w:bottom w:val="single" w:sz="4" w:space="0" w:color="000000"/>
+              <w:right w:val="single" w:sz="4" w:space="0" w:color="000000"/>
+            </w:tcBorders>
           </w:tcPr>
           <w:p>
             <w:pPr>
@@ -3513,22 +4881,29 @@
               <w:rPr>
                 <w:rFonts w:ascii="Times New Roman" w:hAnsi="Times New Roman" w:eastAsia="Times New Roman" w:cs="Times New Roman"/>
                 <w:b w:val="0"/>
-                <w:sz w:val="15"/>
+                <w:i w:val="0"/>
+                <w:sz w:val="22"/>
               </w:rPr>
-              <w:t>9000</w:t>
+              <w:t>100</w:t>
             </w:r>
           </w:p>
         </w:tc>
         <w:tc>
           <w:tcPr>
-            <w:tcW w:type="dxa" w:w="1100"/>
+            <w:tcW w:type="dxa" w:w="1200"/>
             <w:vAlign w:val="center"/>
             <w:tcMar>
-              <w:top w:w="40" w:type="dxa"/>
-              <w:bottom w:w="40" w:type="dxa"/>
+              <w:top w:w="30" w:type="dxa"/>
+              <w:bottom w:w="30" w:type="dxa"/>
               <w:left w:w="40" w:type="dxa"/>
               <w:right w:w="40" w:type="dxa"/>
             </w:tcMar>
+            <w:tcBorders>
+              <w:top w:val="single" w:sz="4" w:space="0" w:color="000000"/>
+              <w:left w:val="single" w:sz="4" w:space="0" w:color="000000"/>
+              <w:bottom w:val="single" w:sz="4" w:space="0" w:color="000000"/>
+              <w:right w:val="single" w:sz="4" w:space="0" w:color="000000"/>
+            </w:tcBorders>
           </w:tcPr>
           <w:p>
             <w:pPr>
@@ -3539,22 +4914,29 @@
               <w:rPr>
                 <w:rFonts w:ascii="Times New Roman" w:hAnsi="Times New Roman" w:eastAsia="Times New Roman" w:cs="Times New Roman"/>
                 <w:b w:val="0"/>
-                <w:sz w:val="15"/>
+                <w:i w:val="0"/>
+                <w:sz w:val="22"/>
               </w:rPr>
-              <w:t>9 000</w:t>
+              <w:t>1 200</w:t>
             </w:r>
           </w:p>
         </w:tc>
         <w:tc>
           <w:tcPr>
-            <w:tcW w:type="dxa" w:w="1200"/>
+            <w:tcW w:type="dxa" w:w="1400"/>
             <w:vAlign w:val="center"/>
             <w:tcMar>
-              <w:top w:w="40" w:type="dxa"/>
-              <w:bottom w:w="40" w:type="dxa"/>
+              <w:top w:w="30" w:type="dxa"/>
+              <w:bottom w:w="30" w:type="dxa"/>
               <w:left w:w="40" w:type="dxa"/>
               <w:right w:w="40" w:type="dxa"/>
             </w:tcMar>
+            <w:tcBorders>
+              <w:top w:val="single" w:sz="4" w:space="0" w:color="000000"/>
+              <w:left w:val="single" w:sz="4" w:space="0" w:color="000000"/>
+              <w:bottom w:val="single" w:sz="4" w:space="0" w:color="000000"/>
+              <w:right w:val="single" w:sz="4" w:space="0" w:color="000000"/>
+            </w:tcBorders>
             <w:vMerge/>
           </w:tcPr>
           <w:p>
@@ -3565,22 +4947,30 @@
             <w:r>
               <w:rPr>
                 <w:rFonts w:ascii="Times New Roman" w:hAnsi="Times New Roman" w:eastAsia="Times New Roman" w:cs="Times New Roman"/>
-                <w:b w:val="0"/>
-                <w:sz w:val="15"/>
+                <w:b/>
+                <w:i/>
+                <w:sz w:val="22"/>
               </w:rPr>
+              <w:t>ST : 110 200</w:t>
             </w:r>
           </w:p>
         </w:tc>
         <w:tc>
           <w:tcPr>
-            <w:tcW w:type="dxa" w:w="1100"/>
+            <w:tcW w:type="dxa" w:w="1000"/>
             <w:vAlign w:val="center"/>
             <w:tcMar>
-              <w:top w:w="40" w:type="dxa"/>
-              <w:bottom w:w="40" w:type="dxa"/>
+              <w:top w:w="30" w:type="dxa"/>
+              <w:bottom w:w="30" w:type="dxa"/>
               <w:left w:w="40" w:type="dxa"/>
               <w:right w:w="40" w:type="dxa"/>
             </w:tcMar>
+            <w:tcBorders>
+              <w:top w:val="single" w:sz="4" w:space="0" w:color="000000"/>
+              <w:left w:val="single" w:sz="4" w:space="0" w:color="000000"/>
+              <w:bottom w:val="single" w:sz="4" w:space="0" w:color="000000"/>
+              <w:right w:val="single" w:sz="4" w:space="0" w:color="000000"/>
+            </w:tcBorders>
           </w:tcPr>
           <w:p>
             <w:pPr>
@@ -3591,7 +4981,8 @@
               <w:rPr>
                 <w:rFonts w:ascii="Times New Roman" w:hAnsi="Times New Roman" w:eastAsia="Times New Roman" w:cs="Times New Roman"/>
                 <w:b w:val="0"/>
-                <w:sz w:val="15"/>
+                <w:i w:val="0"/>
+                <w:sz w:val="22"/>
               </w:rPr>
             </w:r>
           </w:p>
@@ -3600,14 +4991,20 @@
       <w:tr>
         <w:tc>
           <w:tcPr>
-            <w:tcW w:type="dxa" w:w="500"/>
+            <w:tcW w:type="dxa" w:w="550"/>
             <w:vAlign w:val="center"/>
             <w:tcMar>
-              <w:top w:w="40" w:type="dxa"/>
-              <w:bottom w:w="40" w:type="dxa"/>
+              <w:top w:w="30" w:type="dxa"/>
+              <w:bottom w:w="30" w:type="dxa"/>
               <w:left w:w="40" w:type="dxa"/>
               <w:right w:w="40" w:type="dxa"/>
             </w:tcMar>
+            <w:tcBorders>
+              <w:top w:val="single" w:sz="4" w:space="0" w:color="000000"/>
+              <w:left w:val="single" w:sz="4" w:space="0" w:color="000000"/>
+              <w:bottom w:val="single" w:sz="4" w:space="0" w:color="000000"/>
+              <w:right w:val="single" w:sz="4" w:space="0" w:color="000000"/>
+            </w:tcBorders>
           </w:tcPr>
           <w:p>
             <w:pPr>
@@ -3618,23 +5015,62 @@
               <w:rPr>
                 <w:rFonts w:ascii="Times New Roman" w:hAnsi="Times New Roman" w:eastAsia="Times New Roman" w:cs="Times New Roman"/>
                 <w:b w:val="0"/>
-                <w:sz w:val="15"/>
+                <w:i w:val="0"/>
+                <w:sz w:val="22"/>
               </w:rPr>
-              <w:t>15</w:t>
+              <w:t>17</w:t>
             </w:r>
           </w:p>
         </w:tc>
         <w:tc>
           <w:tcPr>
-            <w:tcW w:type="dxa" w:w="1800"/>
+            <w:tcW w:type="dxa" w:w="1900"/>
             <w:vAlign w:val="center"/>
             <w:tcMar>
-              <w:top w:w="40" w:type="dxa"/>
-              <w:bottom w:w="40" w:type="dxa"/>
+              <w:top w:w="30" w:type="dxa"/>
+              <w:bottom w:w="30" w:type="dxa"/>
               <w:left w:w="40" w:type="dxa"/>
               <w:right w:w="40" w:type="dxa"/>
             </w:tcMar>
-            <w:vMerge/>
+            <w:tcBorders>
+              <w:top w:val="single" w:sz="4" w:space="0" w:color="000000"/>
+              <w:left w:val="single" w:sz="4" w:space="0" w:color="000000"/>
+              <w:bottom w:val="single" w:sz="4" w:space="0" w:color="000000"/>
+              <w:right w:val="single" w:sz="4" w:space="0" w:color="000000"/>
+            </w:tcBorders>
+          </w:tcPr>
+          <w:p>
+            <w:pPr>
+              <w:spacing w:before="0" w:after="0" w:line="240" w:lineRule="auto"/>
+              <w:jc w:val="left"/>
+            </w:pPr>
+            <w:r>
+              <w:rPr>
+                <w:rFonts w:ascii="Times New Roman" w:hAnsi="Times New Roman" w:eastAsia="Times New Roman" w:cs="Times New Roman"/>
+                <w:b/>
+                <w:i w:val="0"/>
+                <w:sz w:val="22"/>
+              </w:rPr>
+              <w:t>Fivezivezen’ny mpiambana BM FEFFI</w:t>
+            </w:r>
+          </w:p>
+        </w:tc>
+        <w:tc>
+          <w:tcPr>
+            <w:tcW w:type="dxa" w:w="2500"/>
+            <w:vAlign w:val="center"/>
+            <w:tcMar>
+              <w:top w:w="30" w:type="dxa"/>
+              <w:bottom w:w="30" w:type="dxa"/>
+              <w:left w:w="40" w:type="dxa"/>
+              <w:right w:w="40" w:type="dxa"/>
+            </w:tcMar>
+            <w:tcBorders>
+              <w:top w:val="single" w:sz="4" w:space="0" w:color="000000"/>
+              <w:left w:val="single" w:sz="4" w:space="0" w:color="000000"/>
+              <w:bottom w:val="single" w:sz="4" w:space="0" w:color="000000"/>
+              <w:right w:val="single" w:sz="4" w:space="0" w:color="000000"/>
+            </w:tcBorders>
           </w:tcPr>
           <w:p>
             <w:pPr>
@@ -3645,47 +5081,29 @@
               <w:rPr>
                 <w:rFonts w:ascii="Times New Roman" w:hAnsi="Times New Roman" w:eastAsia="Times New Roman" w:cs="Times New Roman"/>
                 <w:b w:val="0"/>
-                <w:sz w:val="15"/>
+                <w:i w:val="0"/>
+                <w:sz w:val="22"/>
               </w:rPr>
+              <w:t>Saran-dalana (FCE)</w:t>
             </w:r>
           </w:p>
         </w:tc>
         <w:tc>
           <w:tcPr>
-            <w:tcW w:type="dxa" w:w="2400"/>
+            <w:tcW w:type="dxa" w:w="1100"/>
             <w:vAlign w:val="center"/>
             <w:tcMar>
-              <w:top w:w="40" w:type="dxa"/>
-              <w:bottom w:w="40" w:type="dxa"/>
+              <w:top w:w="30" w:type="dxa"/>
+              <w:bottom w:w="30" w:type="dxa"/>
               <w:left w:w="40" w:type="dxa"/>
               <w:right w:w="40" w:type="dxa"/>
             </w:tcMar>
-          </w:tcPr>
-          <w:p>
-            <w:pPr>
-              <w:spacing w:before="0" w:after="0" w:line="240" w:lineRule="auto"/>
-              <w:jc w:val="left"/>
-            </w:pPr>
-            <w:r>
-              <w:rPr>
-                <w:rFonts w:ascii="Times New Roman" w:hAnsi="Times New Roman" w:eastAsia="Times New Roman" w:cs="Times New Roman"/>
-                <w:b w:val="0"/>
-                <w:sz w:val="15"/>
-              </w:rPr>
-              <w:t>Papier Velin ram</w:t>
-            </w:r>
-          </w:p>
-        </w:tc>
-        <w:tc>
-          <w:tcPr>
-            <w:tcW w:type="dxa" w:w="1000"/>
-            <w:vAlign w:val="center"/>
-            <w:tcMar>
-              <w:top w:w="40" w:type="dxa"/>
-              <w:bottom w:w="40" w:type="dxa"/>
-              <w:left w:w="40" w:type="dxa"/>
-              <w:right w:w="40" w:type="dxa"/>
-            </w:tcMar>
+            <w:tcBorders>
+              <w:top w:val="single" w:sz="4" w:space="0" w:color="000000"/>
+              <w:left w:val="single" w:sz="4" w:space="0" w:color="000000"/>
+              <w:bottom w:val="single" w:sz="4" w:space="0" w:color="000000"/>
+              <w:right w:val="single" w:sz="4" w:space="0" w:color="000000"/>
+            </w:tcBorders>
           </w:tcPr>
           <w:p>
             <w:pPr>
@@ -3696,22 +5114,29 @@
               <w:rPr>
                 <w:rFonts w:ascii="Times New Roman" w:hAnsi="Times New Roman" w:eastAsia="Times New Roman" w:cs="Times New Roman"/>
                 <w:b w:val="0"/>
-                <w:sz w:val="15"/>
+                <w:i w:val="0"/>
+                <w:sz w:val="22"/>
               </w:rPr>
-              <w:t>1</w:t>
+              <w:t>3</w:t>
             </w:r>
           </w:p>
         </w:tc>
         <w:tc>
           <w:tcPr>
-            <w:tcW w:type="dxa" w:w="700"/>
+            <w:tcW w:type="dxa" w:w="750"/>
             <w:vAlign w:val="center"/>
             <w:tcMar>
-              <w:top w:w="40" w:type="dxa"/>
-              <w:bottom w:w="40" w:type="dxa"/>
+              <w:top w:w="30" w:type="dxa"/>
+              <w:bottom w:w="30" w:type="dxa"/>
               <w:left w:w="40" w:type="dxa"/>
               <w:right w:w="40" w:type="dxa"/>
             </w:tcMar>
+            <w:tcBorders>
+              <w:top w:val="single" w:sz="4" w:space="0" w:color="000000"/>
+              <w:left w:val="single" w:sz="4" w:space="0" w:color="000000"/>
+              <w:bottom w:val="single" w:sz="4" w:space="0" w:color="000000"/>
+              <w:right w:val="single" w:sz="4" w:space="0" w:color="000000"/>
+            </w:tcBorders>
           </w:tcPr>
           <w:p>
             <w:pPr>
@@ -3722,22 +5147,29 @@
               <w:rPr>
                 <w:rFonts w:ascii="Times New Roman" w:hAnsi="Times New Roman" w:eastAsia="Times New Roman" w:cs="Times New Roman"/>
                 <w:b w:val="0"/>
-                <w:sz w:val="15"/>
+                <w:i w:val="0"/>
+                <w:sz w:val="22"/>
               </w:rPr>
-              <w:t>25000</w:t>
+              <w:t>20000</w:t>
             </w:r>
           </w:p>
         </w:tc>
         <w:tc>
           <w:tcPr>
-            <w:tcW w:type="dxa" w:w="1100"/>
+            <w:tcW w:type="dxa" w:w="1200"/>
             <w:vAlign w:val="center"/>
             <w:tcMar>
-              <w:top w:w="40" w:type="dxa"/>
-              <w:bottom w:w="40" w:type="dxa"/>
+              <w:top w:w="30" w:type="dxa"/>
+              <w:bottom w:w="30" w:type="dxa"/>
               <w:left w:w="40" w:type="dxa"/>
               <w:right w:w="40" w:type="dxa"/>
             </w:tcMar>
+            <w:tcBorders>
+              <w:top w:val="single" w:sz="4" w:space="0" w:color="000000"/>
+              <w:left w:val="single" w:sz="4" w:space="0" w:color="000000"/>
+              <w:bottom w:val="single" w:sz="4" w:space="0" w:color="000000"/>
+              <w:right w:val="single" w:sz="4" w:space="0" w:color="000000"/>
+            </w:tcBorders>
           </w:tcPr>
           <w:p>
             <w:pPr>
@@ -3748,23 +5180,29 @@
               <w:rPr>
                 <w:rFonts w:ascii="Times New Roman" w:hAnsi="Times New Roman" w:eastAsia="Times New Roman" w:cs="Times New Roman"/>
                 <w:b w:val="0"/>
-                <w:sz w:val="15"/>
+                <w:i w:val="0"/>
+                <w:sz w:val="22"/>
               </w:rPr>
-              <w:t>25 000</w:t>
+              <w:t>60 000</w:t>
             </w:r>
           </w:p>
         </w:tc>
         <w:tc>
           <w:tcPr>
-            <w:tcW w:type="dxa" w:w="1200"/>
+            <w:tcW w:type="dxa" w:w="1400"/>
             <w:vAlign w:val="center"/>
             <w:tcMar>
-              <w:top w:w="40" w:type="dxa"/>
-              <w:bottom w:w="40" w:type="dxa"/>
+              <w:top w:w="30" w:type="dxa"/>
+              <w:bottom w:w="30" w:type="dxa"/>
               <w:left w:w="40" w:type="dxa"/>
               <w:right w:w="40" w:type="dxa"/>
             </w:tcMar>
-            <w:vMerge/>
+            <w:tcBorders>
+              <w:top w:val="single" w:sz="4" w:space="0" w:color="000000"/>
+              <w:left w:val="single" w:sz="4" w:space="0" w:color="000000"/>
+              <w:bottom w:val="single" w:sz="4" w:space="0" w:color="000000"/>
+              <w:right w:val="single" w:sz="4" w:space="0" w:color="000000"/>
+            </w:tcBorders>
           </w:tcPr>
           <w:p>
             <w:pPr>
@@ -3775,432 +5213,8 @@
               <w:rPr>
                 <w:rFonts w:ascii="Times New Roman" w:hAnsi="Times New Roman" w:eastAsia="Times New Roman" w:cs="Times New Roman"/>
                 <w:b w:val="0"/>
-                <w:sz w:val="15"/>
-              </w:rPr>
-            </w:r>
-          </w:p>
-        </w:tc>
-        <w:tc>
-          <w:tcPr>
-            <w:tcW w:type="dxa" w:w="1100"/>
-            <w:vAlign w:val="center"/>
-            <w:tcMar>
-              <w:top w:w="40" w:type="dxa"/>
-              <w:bottom w:w="40" w:type="dxa"/>
-              <w:left w:w="40" w:type="dxa"/>
-              <w:right w:w="40" w:type="dxa"/>
-            </w:tcMar>
-          </w:tcPr>
-          <w:p>
-            <w:pPr>
-              <w:spacing w:before="0" w:after="0" w:line="240" w:lineRule="auto"/>
-              <w:jc w:val="left"/>
-            </w:pPr>
-            <w:r>
-              <w:rPr>
-                <w:rFonts w:ascii="Times New Roman" w:hAnsi="Times New Roman" w:eastAsia="Times New Roman" w:cs="Times New Roman"/>
-                <w:b w:val="0"/>
-                <w:sz w:val="15"/>
-              </w:rPr>
-            </w:r>
-          </w:p>
-        </w:tc>
-      </w:tr>
-      <w:tr>
-        <w:tc>
-          <w:tcPr>
-            <w:tcW w:type="dxa" w:w="500"/>
-            <w:vAlign w:val="center"/>
-            <w:tcMar>
-              <w:top w:w="40" w:type="dxa"/>
-              <w:bottom w:w="40" w:type="dxa"/>
-              <w:left w:w="40" w:type="dxa"/>
-              <w:right w:w="40" w:type="dxa"/>
-            </w:tcMar>
-          </w:tcPr>
-          <w:p>
-            <w:pPr>
-              <w:spacing w:before="0" w:after="0" w:line="240" w:lineRule="auto"/>
-              <w:jc w:val="center"/>
-            </w:pPr>
-            <w:r>
-              <w:rPr>
-                <w:rFonts w:ascii="Times New Roman" w:hAnsi="Times New Roman" w:eastAsia="Times New Roman" w:cs="Times New Roman"/>
-                <w:b w:val="0"/>
-                <w:sz w:val="15"/>
-              </w:rPr>
-              <w:t>16</w:t>
-            </w:r>
-          </w:p>
-        </w:tc>
-        <w:tc>
-          <w:tcPr>
-            <w:tcW w:type="dxa" w:w="1800"/>
-            <w:vAlign w:val="center"/>
-            <w:tcMar>
-              <w:top w:w="40" w:type="dxa"/>
-              <w:bottom w:w="40" w:type="dxa"/>
-              <w:left w:w="40" w:type="dxa"/>
-              <w:right w:w="40" w:type="dxa"/>
-            </w:tcMar>
-            <w:vMerge/>
-          </w:tcPr>
-          <w:p>
-            <w:pPr>
-              <w:spacing w:before="0" w:after="0" w:line="240" w:lineRule="auto"/>
-              <w:jc w:val="left"/>
-            </w:pPr>
-            <w:r>
-              <w:rPr>
-                <w:rFonts w:ascii="Times New Roman" w:hAnsi="Times New Roman" w:eastAsia="Times New Roman" w:cs="Times New Roman"/>
-                <w:b w:val="0"/>
-                <w:sz w:val="15"/>
-              </w:rPr>
-            </w:r>
-          </w:p>
-        </w:tc>
-        <w:tc>
-          <w:tcPr>
-            <w:tcW w:type="dxa" w:w="2400"/>
-            <w:vAlign w:val="center"/>
-            <w:tcMar>
-              <w:top w:w="40" w:type="dxa"/>
-              <w:bottom w:w="40" w:type="dxa"/>
-              <w:left w:w="40" w:type="dxa"/>
-              <w:right w:w="40" w:type="dxa"/>
-            </w:tcMar>
-          </w:tcPr>
-          <w:p>
-            <w:pPr>
-              <w:spacing w:before="0" w:after="0" w:line="240" w:lineRule="auto"/>
-              <w:jc w:val="left"/>
-            </w:pPr>
-            <w:r>
-              <w:rPr>
-                <w:rFonts w:ascii="Times New Roman" w:hAnsi="Times New Roman" w:eastAsia="Times New Roman" w:cs="Times New Roman"/>
-                <w:b w:val="0"/>
-                <w:sz w:val="15"/>
-              </w:rPr>
-              <w:t>Enveloppe blanc PM</w:t>
-            </w:r>
-          </w:p>
-        </w:tc>
-        <w:tc>
-          <w:tcPr>
-            <w:tcW w:type="dxa" w:w="1000"/>
-            <w:vAlign w:val="center"/>
-            <w:tcMar>
-              <w:top w:w="40" w:type="dxa"/>
-              <w:bottom w:w="40" w:type="dxa"/>
-              <w:left w:w="40" w:type="dxa"/>
-              <w:right w:w="40" w:type="dxa"/>
-            </w:tcMar>
-          </w:tcPr>
-          <w:p>
-            <w:pPr>
-              <w:spacing w:before="0" w:after="0" w:line="240" w:lineRule="auto"/>
-              <w:jc w:val="center"/>
-            </w:pPr>
-            <w:r>
-              <w:rPr>
-                <w:rFonts w:ascii="Times New Roman" w:hAnsi="Times New Roman" w:eastAsia="Times New Roman" w:cs="Times New Roman"/>
-                <w:b w:val="0"/>
-                <w:sz w:val="15"/>
-              </w:rPr>
-              <w:t>12</w:t>
-            </w:r>
-          </w:p>
-        </w:tc>
-        <w:tc>
-          <w:tcPr>
-            <w:tcW w:type="dxa" w:w="700"/>
-            <w:vAlign w:val="center"/>
-            <w:tcMar>
-              <w:top w:w="40" w:type="dxa"/>
-              <w:bottom w:w="40" w:type="dxa"/>
-              <w:left w:w="40" w:type="dxa"/>
-              <w:right w:w="40" w:type="dxa"/>
-            </w:tcMar>
-          </w:tcPr>
-          <w:p>
-            <w:pPr>
-              <w:spacing w:before="0" w:after="0" w:line="240" w:lineRule="auto"/>
-              <w:jc w:val="center"/>
-            </w:pPr>
-            <w:r>
-              <w:rPr>
-                <w:rFonts w:ascii="Times New Roman" w:hAnsi="Times New Roman" w:eastAsia="Times New Roman" w:cs="Times New Roman"/>
-                <w:b w:val="0"/>
-                <w:sz w:val="15"/>
-              </w:rPr>
-              <w:t>100</w:t>
-            </w:r>
-          </w:p>
-        </w:tc>
-        <w:tc>
-          <w:tcPr>
-            <w:tcW w:type="dxa" w:w="1100"/>
-            <w:vAlign w:val="center"/>
-            <w:tcMar>
-              <w:top w:w="40" w:type="dxa"/>
-              <w:bottom w:w="40" w:type="dxa"/>
-              <w:left w:w="40" w:type="dxa"/>
-              <w:right w:w="40" w:type="dxa"/>
-            </w:tcMar>
-          </w:tcPr>
-          <w:p>
-            <w:pPr>
-              <w:spacing w:before="0" w:after="0" w:line="240" w:lineRule="auto"/>
-              <w:jc w:val="center"/>
-            </w:pPr>
-            <w:r>
-              <w:rPr>
-                <w:rFonts w:ascii="Times New Roman" w:hAnsi="Times New Roman" w:eastAsia="Times New Roman" w:cs="Times New Roman"/>
-                <w:b w:val="0"/>
-                <w:sz w:val="15"/>
-              </w:rPr>
-              <w:t>1 200</w:t>
-            </w:r>
-          </w:p>
-        </w:tc>
-        <w:tc>
-          <w:tcPr>
-            <w:tcW w:type="dxa" w:w="1200"/>
-            <w:vAlign w:val="center"/>
-            <w:tcMar>
-              <w:top w:w="40" w:type="dxa"/>
-              <w:bottom w:w="40" w:type="dxa"/>
-              <w:left w:w="40" w:type="dxa"/>
-              <w:right w:w="40" w:type="dxa"/>
-            </w:tcMar>
-            <w:vMerge/>
-          </w:tcPr>
-          <w:p>
-            <w:pPr>
-              <w:spacing w:before="0" w:after="0" w:line="240" w:lineRule="auto"/>
-              <w:jc w:val="center"/>
-            </w:pPr>
-            <w:r>
-              <w:rPr>
-                <w:rFonts w:ascii="Times New Roman" w:hAnsi="Times New Roman" w:eastAsia="Times New Roman" w:cs="Times New Roman"/>
-                <w:b w:val="0"/>
-                <w:sz w:val="15"/>
-              </w:rPr>
-              <w:t>ST : 110 200</w:t>
-            </w:r>
-          </w:p>
-        </w:tc>
-        <w:tc>
-          <w:tcPr>
-            <w:tcW w:type="dxa" w:w="1100"/>
-            <w:vAlign w:val="center"/>
-            <w:tcMar>
-              <w:top w:w="40" w:type="dxa"/>
-              <w:bottom w:w="40" w:type="dxa"/>
-              <w:left w:w="40" w:type="dxa"/>
-              <w:right w:w="40" w:type="dxa"/>
-            </w:tcMar>
-          </w:tcPr>
-          <w:p>
-            <w:pPr>
-              <w:spacing w:before="0" w:after="0" w:line="240" w:lineRule="auto"/>
-              <w:jc w:val="left"/>
-            </w:pPr>
-            <w:r>
-              <w:rPr>
-                <w:rFonts w:ascii="Times New Roman" w:hAnsi="Times New Roman" w:eastAsia="Times New Roman" w:cs="Times New Roman"/>
-                <w:b w:val="0"/>
-                <w:sz w:val="15"/>
-              </w:rPr>
-            </w:r>
-          </w:p>
-        </w:tc>
-      </w:tr>
-      <w:tr>
-        <w:tc>
-          <w:tcPr>
-            <w:tcW w:type="dxa" w:w="500"/>
-            <w:vAlign w:val="center"/>
-            <w:tcMar>
-              <w:top w:w="40" w:type="dxa"/>
-              <w:bottom w:w="40" w:type="dxa"/>
-              <w:left w:w="40" w:type="dxa"/>
-              <w:right w:w="40" w:type="dxa"/>
-            </w:tcMar>
-            <w:shd w:fill="F7F7F7" w:val="clear"/>
-          </w:tcPr>
-          <w:p>
-            <w:pPr>
-              <w:spacing w:before="0" w:after="0" w:line="240" w:lineRule="auto"/>
-              <w:jc w:val="center"/>
-            </w:pPr>
-            <w:r>
-              <w:rPr>
-                <w:rFonts w:ascii="Times New Roman" w:hAnsi="Times New Roman" w:eastAsia="Times New Roman" w:cs="Times New Roman"/>
-                <w:b w:val="0"/>
-                <w:sz w:val="15"/>
-              </w:rPr>
-              <w:t>17</w:t>
-            </w:r>
-          </w:p>
-        </w:tc>
-        <w:tc>
-          <w:tcPr>
-            <w:tcW w:type="dxa" w:w="1800"/>
-            <w:vAlign w:val="center"/>
-            <w:tcMar>
-              <w:top w:w="40" w:type="dxa"/>
-              <w:bottom w:w="40" w:type="dxa"/>
-              <w:left w:w="40" w:type="dxa"/>
-              <w:right w:w="40" w:type="dxa"/>
-            </w:tcMar>
-            <w:shd w:fill="F7F7F7" w:val="clear"/>
-          </w:tcPr>
-          <w:p>
-            <w:pPr>
-              <w:spacing w:before="0" w:after="0" w:line="240" w:lineRule="auto"/>
-              <w:jc w:val="left"/>
-            </w:pPr>
-            <w:r>
-              <w:rPr>
-                <w:rFonts w:ascii="Times New Roman" w:hAnsi="Times New Roman" w:eastAsia="Times New Roman" w:cs="Times New Roman"/>
-                <w:b/>
-                <w:sz w:val="15"/>
-              </w:rPr>
-              <w:t>Fivezivezen’ny mpiambana BM FEFFI</w:t>
-            </w:r>
-          </w:p>
-        </w:tc>
-        <w:tc>
-          <w:tcPr>
-            <w:tcW w:type="dxa" w:w="2400"/>
-            <w:vAlign w:val="center"/>
-            <w:tcMar>
-              <w:top w:w="40" w:type="dxa"/>
-              <w:bottom w:w="40" w:type="dxa"/>
-              <w:left w:w="40" w:type="dxa"/>
-              <w:right w:w="40" w:type="dxa"/>
-            </w:tcMar>
-            <w:shd w:fill="F7F7F7" w:val="clear"/>
-          </w:tcPr>
-          <w:p>
-            <w:pPr>
-              <w:spacing w:before="0" w:after="0" w:line="240" w:lineRule="auto"/>
-              <w:jc w:val="left"/>
-            </w:pPr>
-            <w:r>
-              <w:rPr>
-                <w:rFonts w:ascii="Times New Roman" w:hAnsi="Times New Roman" w:eastAsia="Times New Roman" w:cs="Times New Roman"/>
-                <w:b w:val="0"/>
-                <w:sz w:val="15"/>
-              </w:rPr>
-              <w:t>Saran-dalana (FCE)</w:t>
-            </w:r>
-          </w:p>
-        </w:tc>
-        <w:tc>
-          <w:tcPr>
-            <w:tcW w:type="dxa" w:w="1000"/>
-            <w:vAlign w:val="center"/>
-            <w:tcMar>
-              <w:top w:w="40" w:type="dxa"/>
-              <w:bottom w:w="40" w:type="dxa"/>
-              <w:left w:w="40" w:type="dxa"/>
-              <w:right w:w="40" w:type="dxa"/>
-            </w:tcMar>
-            <w:shd w:fill="F7F7F7" w:val="clear"/>
-          </w:tcPr>
-          <w:p>
-            <w:pPr>
-              <w:spacing w:before="0" w:after="0" w:line="240" w:lineRule="auto"/>
-              <w:jc w:val="center"/>
-            </w:pPr>
-            <w:r>
-              <w:rPr>
-                <w:rFonts w:ascii="Times New Roman" w:hAnsi="Times New Roman" w:eastAsia="Times New Roman" w:cs="Times New Roman"/>
-                <w:b w:val="0"/>
-                <w:sz w:val="15"/>
-              </w:rPr>
-              <w:t>3</w:t>
-            </w:r>
-          </w:p>
-        </w:tc>
-        <w:tc>
-          <w:tcPr>
-            <w:tcW w:type="dxa" w:w="700"/>
-            <w:vAlign w:val="center"/>
-            <w:tcMar>
-              <w:top w:w="40" w:type="dxa"/>
-              <w:bottom w:w="40" w:type="dxa"/>
-              <w:left w:w="40" w:type="dxa"/>
-              <w:right w:w="40" w:type="dxa"/>
-            </w:tcMar>
-            <w:shd w:fill="F7F7F7" w:val="clear"/>
-          </w:tcPr>
-          <w:p>
-            <w:pPr>
-              <w:spacing w:before="0" w:after="0" w:line="240" w:lineRule="auto"/>
-              <w:jc w:val="center"/>
-            </w:pPr>
-            <w:r>
-              <w:rPr>
-                <w:rFonts w:ascii="Times New Roman" w:hAnsi="Times New Roman" w:eastAsia="Times New Roman" w:cs="Times New Roman"/>
-                <w:b w:val="0"/>
-                <w:sz w:val="15"/>
-              </w:rPr>
-              <w:t>20000</w:t>
-            </w:r>
-          </w:p>
-        </w:tc>
-        <w:tc>
-          <w:tcPr>
-            <w:tcW w:type="dxa" w:w="1100"/>
-            <w:vAlign w:val="center"/>
-            <w:tcMar>
-              <w:top w:w="40" w:type="dxa"/>
-              <w:bottom w:w="40" w:type="dxa"/>
-              <w:left w:w="40" w:type="dxa"/>
-              <w:right w:w="40" w:type="dxa"/>
-            </w:tcMar>
-            <w:shd w:fill="F7F7F7" w:val="clear"/>
-          </w:tcPr>
-          <w:p>
-            <w:pPr>
-              <w:spacing w:before="0" w:after="0" w:line="240" w:lineRule="auto"/>
-              <w:jc w:val="center"/>
-            </w:pPr>
-            <w:r>
-              <w:rPr>
-                <w:rFonts w:ascii="Times New Roman" w:hAnsi="Times New Roman" w:eastAsia="Times New Roman" w:cs="Times New Roman"/>
-                <w:b w:val="0"/>
-                <w:sz w:val="15"/>
-              </w:rPr>
-              <w:t>60 000</w:t>
-            </w:r>
-          </w:p>
-        </w:tc>
-        <w:tc>
-          <w:tcPr>
-            <w:tcW w:type="dxa" w:w="1200"/>
-            <w:vAlign w:val="center"/>
-            <w:tcMar>
-              <w:top w:w="40" w:type="dxa"/>
-              <w:bottom w:w="40" w:type="dxa"/>
-              <w:left w:w="40" w:type="dxa"/>
-              <w:right w:w="40" w:type="dxa"/>
-            </w:tcMar>
-            <w:shd w:fill="F7F7F7" w:val="clear"/>
-          </w:tcPr>
-          <w:p>
-            <w:pPr>
-              <w:spacing w:before="0" w:after="0" w:line="240" w:lineRule="auto"/>
-              <w:jc w:val="center"/>
-            </w:pPr>
-            <w:r>
-              <w:rPr>
-                <w:rFonts w:ascii="Times New Roman" w:hAnsi="Times New Roman" w:eastAsia="Times New Roman" w:cs="Times New Roman"/>
-                <w:b w:val="0"/>
-                <w:sz w:val="15"/>
+                <w:i w:val="0"/>
+                <w:sz w:val="22"/>
               </w:rPr>
               <w:t>FCE</w:t>
             </w:r>
@@ -4213,8 +5227,9 @@
             <w:r>
               <w:rPr>
                 <w:rFonts w:ascii="Times New Roman" w:hAnsi="Times New Roman" w:eastAsia="Times New Roman" w:cs="Times New Roman"/>
-                <w:b w:val="0"/>
-                <w:sz w:val="15"/>
+                <w:b/>
+                <w:i/>
+                <w:sz w:val="22"/>
               </w:rPr>
               <w:t>ST : 60 000</w:t>
             </w:r>
@@ -4222,15 +5237,20 @@
         </w:tc>
         <w:tc>
           <w:tcPr>
-            <w:tcW w:type="dxa" w:w="1100"/>
+            <w:tcW w:type="dxa" w:w="1000"/>
             <w:vAlign w:val="center"/>
             <w:tcMar>
-              <w:top w:w="40" w:type="dxa"/>
-              <w:bottom w:w="40" w:type="dxa"/>
+              <w:top w:w="30" w:type="dxa"/>
+              <w:bottom w:w="30" w:type="dxa"/>
               <w:left w:w="40" w:type="dxa"/>
               <w:right w:w="40" w:type="dxa"/>
             </w:tcMar>
-            <w:shd w:fill="F7F7F7" w:val="clear"/>
+            <w:tcBorders>
+              <w:top w:val="single" w:sz="4" w:space="0" w:color="000000"/>
+              <w:left w:val="single" w:sz="4" w:space="0" w:color="000000"/>
+              <w:bottom w:val="single" w:sz="4" w:space="0" w:color="000000"/>
+              <w:right w:val="single" w:sz="4" w:space="0" w:color="000000"/>
+            </w:tcBorders>
           </w:tcPr>
           <w:p>
             <w:pPr>
@@ -4241,7 +5261,8 @@
               <w:rPr>
                 <w:rFonts w:ascii="Times New Roman" w:hAnsi="Times New Roman" w:eastAsia="Times New Roman" w:cs="Times New Roman"/>
                 <w:b w:val="0"/>
-                <w:sz w:val="15"/>
+                <w:i w:val="0"/>
+                <w:sz w:val="22"/>
               </w:rPr>
             </w:r>
           </w:p>
@@ -4250,27 +5271,29 @@
     </w:tbl>
     <w:p>
       <w:pPr>
-        <w:spacing w:before="160" w:after="0"/>
+        <w:spacing w:before="200" w:after="0"/>
       </w:pPr>
       <w:r>
         <w:rPr>
           <w:rFonts w:ascii="Times New Roman" w:hAnsi="Times New Roman" w:eastAsia="Times New Roman" w:cs="Times New Roman"/>
           <w:b/>
-          <w:sz w:val="18"/>
+          <w:i w:val="0"/>
+          <w:sz w:val="24"/>
         </w:rPr>
         <w:t>Nofaranana tamin’ny tetibola : 393 000 Ar (FCE)</w:t>
       </w:r>
     </w:p>
     <w:p>
       <w:pPr>
-        <w:spacing w:before="120" w:after="0"/>
-        <w:jc w:val="center"/>
+        <w:spacing w:before="160" w:after="0"/>
+        <w:jc w:val="right"/>
       </w:pPr>
       <w:r>
         <w:rPr>
           <w:rFonts w:ascii="Times New Roman" w:hAnsi="Times New Roman" w:eastAsia="Times New Roman" w:cs="Times New Roman"/>
           <w:b w:val="0"/>
-          <w:sz w:val="18"/>
+          <w:i w:val="0"/>
+          <w:sz w:val="24"/>
         </w:rPr>
         <w:t>Natao teto Andranomafana, androany faha-04 Septambra 2026</w:t>
       </w:r>
@@ -4281,21 +5304,27 @@
         <w:tblLook w:firstColumn="1" w:firstRow="1" w:lastColumn="0" w:lastRow="0" w:noHBand="0" w:noVBand="1" w:val="04A0"/>
       </w:tblPr>
       <w:tblGrid>
-        <w:gridCol w:w="3515"/>
-        <w:gridCol w:w="3515"/>
-        <w:gridCol w:w="3515"/>
+        <w:gridCol w:w="3402"/>
+        <w:gridCol w:w="3402"/>
+        <w:gridCol w:w="3402"/>
       </w:tblGrid>
       <w:tr>
         <w:tc>
           <w:tcPr>
-            <w:tcW w:type="dxa" w:w="3515"/>
+            <w:tcW w:type="dxa" w:w="3402"/>
             <w:vAlign w:val="center"/>
             <w:tcMar>
-              <w:top w:w="40" w:type="dxa"/>
-              <w:bottom w:w="40" w:type="dxa"/>
+              <w:top w:w="30" w:type="dxa"/>
+              <w:bottom w:w="30" w:type="dxa"/>
               <w:left w:w="40" w:type="dxa"/>
               <w:right w:w="40" w:type="dxa"/>
             </w:tcMar>
+            <w:tcBorders>
+              <w:top w:val="nil"/>
+              <w:left w:val="nil"/>
+              <w:bottom w:val="nil"/>
+              <w:right w:val="nil"/>
+            </w:tcBorders>
           </w:tcPr>
           <w:p>
             <w:pPr>
@@ -4306,7 +5335,8 @@
               <w:rPr>
                 <w:rFonts w:ascii="Times New Roman" w:hAnsi="Times New Roman" w:eastAsia="Times New Roman" w:cs="Times New Roman"/>
                 <w:b w:val="0"/>
-                <w:sz w:val="16"/>
+                <w:i w:val="0"/>
+                <w:sz w:val="24"/>
               </w:rPr>
             </w:r>
           </w:p>
@@ -4319,7 +5349,8 @@
               <w:rPr>
                 <w:rFonts w:ascii="Times New Roman" w:hAnsi="Times New Roman" w:eastAsia="Times New Roman" w:cs="Times New Roman"/>
                 <w:b w:val="0"/>
-                <w:sz w:val="16"/>
+                <w:i w:val="0"/>
+                <w:sz w:val="24"/>
               </w:rPr>
             </w:r>
           </w:p>
@@ -4332,32 +5363,8 @@
               <w:rPr>
                 <w:rFonts w:ascii="Times New Roman" w:hAnsi="Times New Roman" w:eastAsia="Times New Roman" w:cs="Times New Roman"/>
                 <w:b w:val="0"/>
-                <w:sz w:val="16"/>
-              </w:rPr>
-            </w:r>
-          </w:p>
-        </w:tc>
-        <w:tc>
-          <w:tcPr>
-            <w:tcW w:type="dxa" w:w="3515"/>
-            <w:vAlign w:val="center"/>
-            <w:tcMar>
-              <w:top w:w="40" w:type="dxa"/>
-              <w:bottom w:w="40" w:type="dxa"/>
-              <w:left w:w="40" w:type="dxa"/>
-              <w:right w:w="40" w:type="dxa"/>
-            </w:tcMar>
-          </w:tcPr>
-          <w:p>
-            <w:pPr>
-              <w:spacing w:before="0" w:after="0" w:line="240" w:lineRule="auto"/>
-              <w:jc w:val="center"/>
-            </w:pPr>
-            <w:r>
-              <w:rPr>
-                <w:rFonts w:ascii="Times New Roman" w:hAnsi="Times New Roman" w:eastAsia="Times New Roman" w:cs="Times New Roman"/>
-                <w:b w:val="0"/>
-                <w:sz w:val="16"/>
+                <w:i w:val="0"/>
+                <w:sz w:val="24"/>
               </w:rPr>
             </w:r>
           </w:p>
@@ -4370,7 +5377,8 @@
               <w:rPr>
                 <w:rFonts w:ascii="Times New Roman" w:hAnsi="Times New Roman" w:eastAsia="Times New Roman" w:cs="Times New Roman"/>
                 <w:b w:val="0"/>
-                <w:sz w:val="16"/>
+                <w:i w:val="0"/>
+                <w:sz w:val="24"/>
               </w:rPr>
             </w:r>
           </w:p>
@@ -4383,32 +5391,8 @@
               <w:rPr>
                 <w:rFonts w:ascii="Times New Roman" w:hAnsi="Times New Roman" w:eastAsia="Times New Roman" w:cs="Times New Roman"/>
                 <w:b w:val="0"/>
-                <w:sz w:val="16"/>
-              </w:rPr>
-            </w:r>
-          </w:p>
-        </w:tc>
-        <w:tc>
-          <w:tcPr>
-            <w:tcW w:type="dxa" w:w="3515"/>
-            <w:vAlign w:val="center"/>
-            <w:tcMar>
-              <w:top w:w="40" w:type="dxa"/>
-              <w:bottom w:w="40" w:type="dxa"/>
-              <w:left w:w="40" w:type="dxa"/>
-              <w:right w:w="40" w:type="dxa"/>
-            </w:tcMar>
-          </w:tcPr>
-          <w:p>
-            <w:pPr>
-              <w:spacing w:before="0" w:after="0" w:line="240" w:lineRule="auto"/>
-              <w:jc w:val="center"/>
-            </w:pPr>
-            <w:r>
-              <w:rPr>
-                <w:rFonts w:ascii="Times New Roman" w:hAnsi="Times New Roman" w:eastAsia="Times New Roman" w:cs="Times New Roman"/>
-                <w:b w:val="0"/>
-                <w:sz w:val="16"/>
+                <w:i w:val="0"/>
+                <w:sz w:val="24"/>
               </w:rPr>
             </w:r>
           </w:p>
@@ -4421,7 +5405,40 @@
               <w:rPr>
                 <w:rFonts w:ascii="Times New Roman" w:hAnsi="Times New Roman" w:eastAsia="Times New Roman" w:cs="Times New Roman"/>
                 <w:b w:val="0"/>
-                <w:sz w:val="16"/>
+                <w:i w:val="0"/>
+                <w:sz w:val="24"/>
+              </w:rPr>
+            </w:r>
+          </w:p>
+        </w:tc>
+        <w:tc>
+          <w:tcPr>
+            <w:tcW w:type="dxa" w:w="3402"/>
+            <w:vAlign w:val="center"/>
+            <w:tcMar>
+              <w:top w:w="30" w:type="dxa"/>
+              <w:bottom w:w="30" w:type="dxa"/>
+              <w:left w:w="40" w:type="dxa"/>
+              <w:right w:w="40" w:type="dxa"/>
+            </w:tcMar>
+            <w:tcBorders>
+              <w:top w:val="nil"/>
+              <w:left w:val="nil"/>
+              <w:bottom w:val="nil"/>
+              <w:right w:val="nil"/>
+            </w:tcBorders>
+          </w:tcPr>
+          <w:p>
+            <w:pPr>
+              <w:spacing w:before="0" w:after="0" w:line="240" w:lineRule="auto"/>
+              <w:jc w:val="center"/>
+            </w:pPr>
+            <w:r>
+              <w:rPr>
+                <w:rFonts w:ascii="Times New Roman" w:hAnsi="Times New Roman" w:eastAsia="Times New Roman" w:cs="Times New Roman"/>
+                <w:b w:val="0"/>
+                <w:i w:val="0"/>
+                <w:sz w:val="24"/>
               </w:rPr>
             </w:r>
           </w:p>
@@ -4434,7 +5451,166 @@
               <w:rPr>
                 <w:rFonts w:ascii="Times New Roman" w:hAnsi="Times New Roman" w:eastAsia="Times New Roman" w:cs="Times New Roman"/>
                 <w:b w:val="0"/>
-                <w:sz w:val="16"/>
+                <w:i w:val="0"/>
+                <w:sz w:val="24"/>
+              </w:rPr>
+            </w:r>
+          </w:p>
+          <w:p>
+            <w:pPr>
+              <w:spacing w:before="0" w:after="0" w:line="240" w:lineRule="auto"/>
+              <w:jc w:val="center"/>
+            </w:pPr>
+            <w:r>
+              <w:rPr>
+                <w:rFonts w:ascii="Times New Roman" w:hAnsi="Times New Roman" w:eastAsia="Times New Roman" w:cs="Times New Roman"/>
+                <w:b w:val="0"/>
+                <w:i w:val="0"/>
+                <w:sz w:val="24"/>
+              </w:rPr>
+            </w:r>
+          </w:p>
+          <w:p>
+            <w:pPr>
+              <w:spacing w:before="0" w:after="0" w:line="240" w:lineRule="auto"/>
+              <w:jc w:val="center"/>
+            </w:pPr>
+            <w:r>
+              <w:rPr>
+                <w:rFonts w:ascii="Times New Roman" w:hAnsi="Times New Roman" w:eastAsia="Times New Roman" w:cs="Times New Roman"/>
+                <w:b w:val="0"/>
+                <w:i w:val="0"/>
+                <w:sz w:val="24"/>
+              </w:rPr>
+            </w:r>
+          </w:p>
+          <w:p>
+            <w:pPr>
+              <w:spacing w:before="0" w:after="0" w:line="240" w:lineRule="auto"/>
+              <w:jc w:val="center"/>
+            </w:pPr>
+            <w:r>
+              <w:rPr>
+                <w:rFonts w:ascii="Times New Roman" w:hAnsi="Times New Roman" w:eastAsia="Times New Roman" w:cs="Times New Roman"/>
+                <w:b w:val="0"/>
+                <w:i w:val="0"/>
+                <w:sz w:val="24"/>
+              </w:rPr>
+            </w:r>
+          </w:p>
+          <w:p>
+            <w:pPr>
+              <w:spacing w:before="0" w:after="0" w:line="240" w:lineRule="auto"/>
+              <w:jc w:val="center"/>
+            </w:pPr>
+            <w:r>
+              <w:rPr>
+                <w:rFonts w:ascii="Times New Roman" w:hAnsi="Times New Roman" w:eastAsia="Times New Roman" w:cs="Times New Roman"/>
+                <w:b w:val="0"/>
+                <w:i w:val="0"/>
+                <w:sz w:val="24"/>
+              </w:rPr>
+            </w:r>
+          </w:p>
+        </w:tc>
+        <w:tc>
+          <w:tcPr>
+            <w:tcW w:type="dxa" w:w="3402"/>
+            <w:vAlign w:val="center"/>
+            <w:tcMar>
+              <w:top w:w="30" w:type="dxa"/>
+              <w:bottom w:w="30" w:type="dxa"/>
+              <w:left w:w="40" w:type="dxa"/>
+              <w:right w:w="40" w:type="dxa"/>
+            </w:tcMar>
+            <w:tcBorders>
+              <w:top w:val="nil"/>
+              <w:left w:val="nil"/>
+              <w:bottom w:val="nil"/>
+              <w:right w:val="nil"/>
+            </w:tcBorders>
+          </w:tcPr>
+          <w:p>
+            <w:pPr>
+              <w:spacing w:before="0" w:after="0" w:line="240" w:lineRule="auto"/>
+              <w:jc w:val="center"/>
+            </w:pPr>
+            <w:r>
+              <w:rPr>
+                <w:rFonts w:ascii="Times New Roman" w:hAnsi="Times New Roman" w:eastAsia="Times New Roman" w:cs="Times New Roman"/>
+                <w:b w:val="0"/>
+                <w:i w:val="0"/>
+                <w:sz w:val="24"/>
+              </w:rPr>
+            </w:r>
+          </w:p>
+          <w:p>
+            <w:pPr>
+              <w:spacing w:before="0" w:after="0" w:line="240" w:lineRule="auto"/>
+              <w:jc w:val="center"/>
+            </w:pPr>
+            <w:r>
+              <w:rPr>
+                <w:rFonts w:ascii="Times New Roman" w:hAnsi="Times New Roman" w:eastAsia="Times New Roman" w:cs="Times New Roman"/>
+                <w:b w:val="0"/>
+                <w:i w:val="0"/>
+                <w:sz w:val="24"/>
+              </w:rPr>
+            </w:r>
+          </w:p>
+          <w:p>
+            <w:pPr>
+              <w:spacing w:before="0" w:after="0" w:line="240" w:lineRule="auto"/>
+              <w:jc w:val="center"/>
+            </w:pPr>
+            <w:r>
+              <w:rPr>
+                <w:rFonts w:ascii="Times New Roman" w:hAnsi="Times New Roman" w:eastAsia="Times New Roman" w:cs="Times New Roman"/>
+                <w:b w:val="0"/>
+                <w:i w:val="0"/>
+                <w:sz w:val="24"/>
+              </w:rPr>
+            </w:r>
+          </w:p>
+          <w:p>
+            <w:pPr>
+              <w:spacing w:before="0" w:after="0" w:line="240" w:lineRule="auto"/>
+              <w:jc w:val="center"/>
+            </w:pPr>
+            <w:r>
+              <w:rPr>
+                <w:rFonts w:ascii="Times New Roman" w:hAnsi="Times New Roman" w:eastAsia="Times New Roman" w:cs="Times New Roman"/>
+                <w:b w:val="0"/>
+                <w:i w:val="0"/>
+                <w:sz w:val="24"/>
+              </w:rPr>
+            </w:r>
+          </w:p>
+          <w:p>
+            <w:pPr>
+              <w:spacing w:before="0" w:after="0" w:line="240" w:lineRule="auto"/>
+              <w:jc w:val="center"/>
+            </w:pPr>
+            <w:r>
+              <w:rPr>
+                <w:rFonts w:ascii="Times New Roman" w:hAnsi="Times New Roman" w:eastAsia="Times New Roman" w:cs="Times New Roman"/>
+                <w:b w:val="0"/>
+                <w:i w:val="0"/>
+                <w:sz w:val="24"/>
+              </w:rPr>
+            </w:r>
+          </w:p>
+          <w:p>
+            <w:pPr>
+              <w:spacing w:before="0" w:after="0" w:line="240" w:lineRule="auto"/>
+              <w:jc w:val="center"/>
+            </w:pPr>
+            <w:r>
+              <w:rPr>
+                <w:rFonts w:ascii="Times New Roman" w:hAnsi="Times New Roman" w:eastAsia="Times New Roman" w:cs="Times New Roman"/>
+                <w:b w:val="0"/>
+                <w:i w:val="0"/>
+                <w:sz w:val="24"/>
               </w:rPr>
             </w:r>
           </w:p>
@@ -4443,14 +5619,20 @@
       <w:tr>
         <w:tc>
           <w:tcPr>
-            <w:tcW w:type="dxa" w:w="3515"/>
+            <w:tcW w:type="dxa" w:w="3402"/>
             <w:vAlign w:val="center"/>
             <w:tcMar>
-              <w:top w:w="40" w:type="dxa"/>
-              <w:bottom w:w="40" w:type="dxa"/>
+              <w:top w:w="30" w:type="dxa"/>
+              <w:bottom w:w="30" w:type="dxa"/>
               <w:left w:w="40" w:type="dxa"/>
               <w:right w:w="40" w:type="dxa"/>
             </w:tcMar>
+            <w:tcBorders>
+              <w:top w:val="nil"/>
+              <w:left w:val="nil"/>
+              <w:bottom w:val="nil"/>
+              <w:right w:val="nil"/>
+            </w:tcBorders>
           </w:tcPr>
           <w:p>
             <w:pPr>
@@ -4461,36 +5643,29 @@
               <w:rPr>
                 <w:rFonts w:ascii="Times New Roman" w:hAnsi="Times New Roman" w:eastAsia="Times New Roman" w:cs="Times New Roman"/>
                 <w:b/>
-                <w:sz w:val="16"/>
+                <w:i w:val="0"/>
+                <w:sz w:val="24"/>
               </w:rPr>
               <w:t>NY FILOHA BM FEFFI</w:t>
-            </w:r>
-          </w:p>
-          <w:p>
-            <w:pPr>
-              <w:spacing w:before="0" w:after="0" w:line="240" w:lineRule="auto"/>
-              <w:jc w:val="center"/>
-            </w:pPr>
-            <w:r>
-              <w:rPr>
-                <w:rFonts w:ascii="Times New Roman" w:hAnsi="Times New Roman" w:eastAsia="Times New Roman" w:cs="Times New Roman"/>
-                <w:b/>
-                <w:sz w:val="16"/>
-              </w:rPr>
-              <w:t>RAZAFIMANDAHATRA Maxim</w:t>
             </w:r>
           </w:p>
         </w:tc>
         <w:tc>
           <w:tcPr>
-            <w:tcW w:type="dxa" w:w="3515"/>
+            <w:tcW w:type="dxa" w:w="3402"/>
             <w:vAlign w:val="center"/>
             <w:tcMar>
-              <w:top w:w="40" w:type="dxa"/>
-              <w:bottom w:w="40" w:type="dxa"/>
+              <w:top w:w="30" w:type="dxa"/>
+              <w:bottom w:w="30" w:type="dxa"/>
               <w:left w:w="40" w:type="dxa"/>
               <w:right w:w="40" w:type="dxa"/>
             </w:tcMar>
+            <w:tcBorders>
+              <w:top w:val="nil"/>
+              <w:left w:val="nil"/>
+              <w:bottom w:val="nil"/>
+              <w:right w:val="nil"/>
+            </w:tcBorders>
           </w:tcPr>
           <w:p>
             <w:pPr>
@@ -4501,36 +5676,29 @@
               <w:rPr>
                 <w:rFonts w:ascii="Times New Roman" w:hAnsi="Times New Roman" w:eastAsia="Times New Roman" w:cs="Times New Roman"/>
                 <w:b/>
-                <w:sz w:val="16"/>
+                <w:i w:val="0"/>
+                <w:sz w:val="24"/>
               </w:rPr>
               <w:t>NY TALE</w:t>
-            </w:r>
-          </w:p>
-          <w:p>
-            <w:pPr>
-              <w:spacing w:before="0" w:after="0" w:line="240" w:lineRule="auto"/>
-              <w:jc w:val="center"/>
-            </w:pPr>
-            <w:r>
-              <w:rPr>
-                <w:rFonts w:ascii="Times New Roman" w:hAnsi="Times New Roman" w:eastAsia="Times New Roman" w:cs="Times New Roman"/>
-                <w:b/>
-                <w:sz w:val="16"/>
-              </w:rPr>
-              <w:t>RANDRIANANTENAINA H.L. Juno</w:t>
             </w:r>
           </w:p>
         </w:tc>
         <w:tc>
           <w:tcPr>
-            <w:tcW w:type="dxa" w:w="3515"/>
+            <w:tcW w:type="dxa" w:w="3402"/>
             <w:vAlign w:val="center"/>
             <w:tcMar>
-              <w:top w:w="40" w:type="dxa"/>
-              <w:bottom w:w="40" w:type="dxa"/>
+              <w:top w:w="30" w:type="dxa"/>
+              <w:bottom w:w="30" w:type="dxa"/>
               <w:left w:w="40" w:type="dxa"/>
               <w:right w:w="40" w:type="dxa"/>
             </w:tcMar>
+            <w:tcBorders>
+              <w:top w:val="nil"/>
+              <w:left w:val="nil"/>
+              <w:bottom w:val="nil"/>
+              <w:right w:val="nil"/>
+            </w:tcBorders>
           </w:tcPr>
           <w:p>
             <w:pPr>
@@ -4541,11 +5709,32 @@
               <w:rPr>
                 <w:rFonts w:ascii="Times New Roman" w:hAnsi="Times New Roman" w:eastAsia="Times New Roman" w:cs="Times New Roman"/>
                 <w:b/>
-                <w:sz w:val="16"/>
+                <w:i w:val="0"/>
+                <w:sz w:val="24"/>
               </w:rPr>
               <w:t>MPANDRINDRA NY FB</w:t>
             </w:r>
           </w:p>
+        </w:tc>
+      </w:tr>
+      <w:tr>
+        <w:tc>
+          <w:tcPr>
+            <w:tcW w:type="dxa" w:w="3402"/>
+            <w:vAlign w:val="center"/>
+            <w:tcMar>
+              <w:top w:w="30" w:type="dxa"/>
+              <w:bottom w:w="30" w:type="dxa"/>
+              <w:left w:w="40" w:type="dxa"/>
+              <w:right w:w="40" w:type="dxa"/>
+            </w:tcMar>
+            <w:tcBorders>
+              <w:top w:val="nil"/>
+              <w:left w:val="nil"/>
+              <w:bottom w:val="nil"/>
+              <w:right w:val="nil"/>
+            </w:tcBorders>
+          </w:tcPr>
           <w:p>
             <w:pPr>
               <w:spacing w:before="0" w:after="0" w:line="240" w:lineRule="auto"/>
@@ -4554,10 +5743,77 @@
             <w:r>
               <w:rPr>
                 <w:rFonts w:ascii="Times New Roman" w:hAnsi="Times New Roman" w:eastAsia="Times New Roman" w:cs="Times New Roman"/>
-                <w:b/>
-                <w:sz w:val="16"/>
+                <w:b w:val="0"/>
+                <w:i w:val="0"/>
+                <w:sz w:val="22"/>
               </w:rPr>
-              <w:t>LEDARASON</w:t>
+              <w:t>RAZAFIMANDAHATRA Maxim</w:t>
+            </w:r>
+          </w:p>
+        </w:tc>
+        <w:tc>
+          <w:tcPr>
+            <w:tcW w:type="dxa" w:w="3402"/>
+            <w:vAlign w:val="center"/>
+            <w:tcMar>
+              <w:top w:w="30" w:type="dxa"/>
+              <w:bottom w:w="30" w:type="dxa"/>
+              <w:left w:w="40" w:type="dxa"/>
+              <w:right w:w="40" w:type="dxa"/>
+            </w:tcMar>
+            <w:tcBorders>
+              <w:top w:val="nil"/>
+              <w:left w:val="nil"/>
+              <w:bottom w:val="nil"/>
+              <w:right w:val="nil"/>
+            </w:tcBorders>
+          </w:tcPr>
+          <w:p>
+            <w:pPr>
+              <w:spacing w:before="0" w:after="0" w:line="240" w:lineRule="auto"/>
+              <w:jc w:val="center"/>
+            </w:pPr>
+            <w:r>
+              <w:rPr>
+                <w:rFonts w:ascii="Times New Roman" w:hAnsi="Times New Roman" w:eastAsia="Times New Roman" w:cs="Times New Roman"/>
+                <w:b w:val="0"/>
+                <w:i w:val="0"/>
+                <w:sz w:val="22"/>
+              </w:rPr>
+              <w:t>RANDRIANANTENAINA H.L. Juno</w:t>
+            </w:r>
+          </w:p>
+        </w:tc>
+        <w:tc>
+          <w:tcPr>
+            <w:tcW w:type="dxa" w:w="3402"/>
+            <w:vAlign w:val="center"/>
+            <w:tcMar>
+              <w:top w:w="30" w:type="dxa"/>
+              <w:bottom w:w="30" w:type="dxa"/>
+              <w:left w:w="40" w:type="dxa"/>
+              <w:right w:w="40" w:type="dxa"/>
+            </w:tcMar>
+            <w:tcBorders>
+              <w:top w:val="nil"/>
+              <w:left w:val="nil"/>
+              <w:bottom w:val="nil"/>
+              <w:right w:val="nil"/>
+            </w:tcBorders>
+          </w:tcPr>
+          <w:p>
+            <w:pPr>
+              <w:spacing w:before="0" w:after="0" w:line="240" w:lineRule="auto"/>
+              <w:jc w:val="center"/>
+            </w:pPr>
+            <w:r>
+              <w:rPr>
+                <w:rFonts w:ascii="Times New Roman" w:hAnsi="Times New Roman" w:eastAsia="Times New Roman" w:cs="Times New Roman"/>
+                <w:b w:val="0"/>
+                <w:i w:val="0"/>
+                <w:sz w:val="22"/>
+              </w:rPr>
+              <w:t>LETSARASON</w:t>
             </w:r>
           </w:p>
         </w:tc>
@@ -4565,7 +5821,7 @@
     </w:tbl>
     <w:sectPr>
       <w:pgSz w:w="11906" w:h="16838"/>
-      <w:pgMar w:top="680" w:right="680" w:bottom="680" w:left="680" w:header="720" w:footer="720" w:gutter="0"/>
+      <w:pgMar w:top="680" w:right="850" w:bottom="680" w:left="850" w:header="720" w:footer="720" w:gutter="0"/>
       <w:cols w:space="720"/>
       <w:docGrid w:linePitch="360"/>
     </w:sectPr>

--- a/PE-FCE-2026-2027.docx
+++ b/PE-FCE-2026-2027.docx
@@ -972,6 +972,35 @@
               <w:t>FCE</w:t>
             </w:r>
           </w:p>
+          <w:p>
+            <w:pPr>
+              <w:spacing w:before="0" w:after="0" w:line="240" w:lineRule="auto"/>
+              <w:jc w:val="center"/>
+            </w:pPr>
+            <w:r>
+              <w:rPr>
+                <w:rFonts w:ascii="Times New Roman" w:hAnsi="Times New Roman" w:eastAsia="Times New Roman" w:cs="Times New Roman"/>
+                <w:b w:val="0"/>
+                <w:i w:val="0"/>
+                <w:sz w:val="22"/>
+              </w:rPr>
+            </w:r>
+          </w:p>
+          <w:p>
+            <w:pPr>
+              <w:spacing w:before="0" w:after="0" w:line="240" w:lineRule="auto"/>
+              <w:jc w:val="center"/>
+            </w:pPr>
+            <w:r>
+              <w:rPr>
+                <w:rFonts w:ascii="Times New Roman" w:hAnsi="Times New Roman" w:eastAsia="Times New Roman" w:cs="Times New Roman"/>
+                <w:b/>
+                <w:i/>
+                <w:sz w:val="22"/>
+              </w:rPr>
+              <w:t>ST : 144 800</w:t>
+            </w:r>
+          </w:p>
         </w:tc>
         <w:tc>
           <w:tcPr>
@@ -1761,11 +1790,10 @@
             <w:r>
               <w:rPr>
                 <w:rFonts w:ascii="Times New Roman" w:hAnsi="Times New Roman" w:eastAsia="Times New Roman" w:cs="Times New Roman"/>
-                <w:b/>
-                <w:i/>
+                <w:b w:val="0"/>
+                <w:i w:val="0"/>
                 <w:sz w:val="22"/>
               </w:rPr>
-              <w:t>ST : 144 800</w:t>
             </w:r>
           </w:p>
         </w:tc>
@@ -2033,6 +2061,35 @@
                 <w:sz w:val="22"/>
               </w:rPr>
               <w:t>FCE</w:t>
+            </w:r>
+          </w:p>
+          <w:p>
+            <w:pPr>
+              <w:spacing w:before="0" w:after="0" w:line="240" w:lineRule="auto"/>
+              <w:jc w:val="center"/>
+            </w:pPr>
+            <w:r>
+              <w:rPr>
+                <w:rFonts w:ascii="Times New Roman" w:hAnsi="Times New Roman" w:eastAsia="Times New Roman" w:cs="Times New Roman"/>
+                <w:b w:val="0"/>
+                <w:i w:val="0"/>
+                <w:sz w:val="22"/>
+              </w:rPr>
+            </w:r>
+          </w:p>
+          <w:p>
+            <w:pPr>
+              <w:spacing w:before="0" w:after="0" w:line="240" w:lineRule="auto"/>
+              <w:jc w:val="center"/>
+            </w:pPr>
+            <w:r>
+              <w:rPr>
+                <w:rFonts w:ascii="Times New Roman" w:hAnsi="Times New Roman" w:eastAsia="Times New Roman" w:cs="Times New Roman"/>
+                <w:b/>
+                <w:i/>
+                <w:sz w:val="22"/>
+              </w:rPr>
+              <w:t>ST : 78 000</w:t>
             </w:r>
           </w:p>
         </w:tc>
@@ -2559,11 +2616,10 @@
             <w:r>
               <w:rPr>
                 <w:rFonts w:ascii="Times New Roman" w:hAnsi="Times New Roman" w:eastAsia="Times New Roman" w:cs="Times New Roman"/>
-                <w:b/>
-                <w:i/>
+                <w:b w:val="0"/>
+                <w:i w:val="0"/>
                 <w:sz w:val="22"/>
               </w:rPr>
-              <w:t>ST : 78 000</w:t>
             </w:r>
           </w:p>
         </w:tc>
@@ -2831,6 +2887,35 @@
                 <w:sz w:val="22"/>
               </w:rPr>
               <w:t>FCE</w:t>
+            </w:r>
+          </w:p>
+          <w:p>
+            <w:pPr>
+              <w:spacing w:before="0" w:after="0" w:line="240" w:lineRule="auto"/>
+              <w:jc w:val="center"/>
+            </w:pPr>
+            <w:r>
+              <w:rPr>
+                <w:rFonts w:ascii="Times New Roman" w:hAnsi="Times New Roman" w:eastAsia="Times New Roman" w:cs="Times New Roman"/>
+                <w:b w:val="0"/>
+                <w:i w:val="0"/>
+                <w:sz w:val="22"/>
+              </w:rPr>
+            </w:r>
+          </w:p>
+          <w:p>
+            <w:pPr>
+              <w:spacing w:before="0" w:after="0" w:line="240" w:lineRule="auto"/>
+              <w:jc w:val="center"/>
+            </w:pPr>
+            <w:r>
+              <w:rPr>
+                <w:rFonts w:ascii="Times New Roman" w:hAnsi="Times New Roman" w:eastAsia="Times New Roman" w:cs="Times New Roman"/>
+                <w:b/>
+                <w:i/>
+                <w:sz w:val="22"/>
+              </w:rPr>
+              <w:t>ST : 110 200</w:t>
             </w:r>
           </w:p>
         </w:tc>
@@ -4947,11 +5032,10 @@
             <w:r>
               <w:rPr>
                 <w:rFonts w:ascii="Times New Roman" w:hAnsi="Times New Roman" w:eastAsia="Times New Roman" w:cs="Times New Roman"/>
-                <w:b/>
-                <w:i/>
+                <w:b w:val="0"/>
+                <w:i w:val="0"/>
                 <w:sz w:val="22"/>
               </w:rPr>
-              <w:t>ST : 110 200</w:t>
             </w:r>
           </w:p>
         </w:tc>
@@ -5217,6 +5301,20 @@
                 <w:sz w:val="22"/>
               </w:rPr>
               <w:t>FCE</w:t>
+            </w:r>
+          </w:p>
+          <w:p>
+            <w:pPr>
+              <w:spacing w:before="0" w:after="0" w:line="240" w:lineRule="auto"/>
+              <w:jc w:val="center"/>
+            </w:pPr>
+            <w:r>
+              <w:rPr>
+                <w:rFonts w:ascii="Times New Roman" w:hAnsi="Times New Roman" w:eastAsia="Times New Roman" w:cs="Times New Roman"/>
+                <w:b w:val="0"/>
+                <w:i w:val="0"/>
+                <w:sz w:val="22"/>
+              </w:rPr>
             </w:r>
           </w:p>
           <w:p>
